--- a/AI-Use-Case-to-GTM-Step-Guide.docx
+++ b/AI-Use-Case-to-GTM-Step-Guide.docx
@@ -7,7 +7,11 @@
     <w:p/>
     <w:p/>
     <w:p/>
-    <w:p/>
+    <w:p>
+      <w:pPr>
+        <w:jc w:val="center"/>
+      </w:pPr>
+    </w:p>
     <w:p>
       <w:pPr>
         <w:jc w:val="center"/>
@@ -16,11 +20,23 @@
         <w:rPr>
           <w:rFonts w:ascii="Calibri" w:hAnsi="Calibri"/>
           <w:b/>
-          <w:color w:val="4A158D"/>
+          <w:color w:val="1F2937"/>
           <w:sz w:val="72"/>
         </w:rPr>
         <w:t>AI Use Case Intake</w:t>
-        <w:br/>
+      </w:r>
+    </w:p>
+    <w:p>
+      <w:pPr>
+        <w:jc w:val="center"/>
+      </w:pPr>
+      <w:r>
+        <w:rPr>
+          <w:rFonts w:ascii="Calibri" w:hAnsi="Calibri"/>
+          <w:b/>
+          <w:color w:val="2563EB"/>
+          <w:sz w:val="72"/>
+        </w:rPr>
         <w:t>to Go-To-Market</w:t>
       </w:r>
     </w:p>
@@ -31,9 +47,71 @@
       </w:pPr>
       <w:r>
         <w:rPr>
+          <w:color w:val="2563EB"/>
+          <w:sz w:val="28"/>
+        </w:rPr>
+        <w:t xml:space="preserve">████ </w:t>
+      </w:r>
+      <w:r>
+        <w:rPr>
+          <w:color w:val="10B981"/>
+          <w:sz w:val="28"/>
+        </w:rPr>
+        <w:t xml:space="preserve">████ </w:t>
+      </w:r>
+      <w:r>
+        <w:rPr>
+          <w:color w:val="F59E0B"/>
+          <w:sz w:val="28"/>
+        </w:rPr>
+        <w:t xml:space="preserve">████ </w:t>
+      </w:r>
+      <w:r>
+        <w:rPr>
+          <w:color w:val="F43F5E"/>
+          <w:sz w:val="28"/>
+        </w:rPr>
+        <w:t xml:space="preserve">████ </w:t>
+      </w:r>
+      <w:r>
+        <w:rPr>
+          <w:color w:val="8B5CF6"/>
+          <w:sz w:val="28"/>
+        </w:rPr>
+        <w:t xml:space="preserve">████ </w:t>
+      </w:r>
+      <w:r>
+        <w:rPr>
+          <w:color w:val="06B6D4"/>
+          <w:sz w:val="28"/>
+        </w:rPr>
+        <w:t xml:space="preserve">████ </w:t>
+      </w:r>
+      <w:r>
+        <w:rPr>
+          <w:color w:val="F97316"/>
+          <w:sz w:val="28"/>
+        </w:rPr>
+        <w:t xml:space="preserve">████ </w:t>
+      </w:r>
+      <w:r>
+        <w:rPr>
+          <w:color w:val="14B8A6"/>
+          <w:sz w:val="28"/>
+        </w:rPr>
+        <w:t xml:space="preserve">████ </w:t>
+      </w:r>
+    </w:p>
+    <w:p/>
+    <w:p>
+      <w:pPr>
+        <w:jc w:val="center"/>
+      </w:pPr>
+      <w:r>
+        <w:rPr>
           <w:rFonts w:ascii="Calibri" w:hAnsi="Calibri"/>
-          <w:color w:val="7C3AED"/>
-          <w:sz w:val="40"/>
+          <w:color w:val="6B7280"/>
+          <w:sz w:val="36"/>
         </w:rPr>
         <w:t>Step-by-Step Guide</w:t>
       </w:r>
@@ -46,14 +124,12 @@
       <w:r>
         <w:rPr>
           <w:rFonts w:ascii="Calibri" w:hAnsi="Calibri"/>
-          <w:color w:val="6B7280"/>
+          <w:color w:val="9CA3AF"/>
           <w:sz w:val="24"/>
         </w:rPr>
-        <w:t>A comprehensive guide for Domain Partners, AI Champions,</w:t>
+        <w:t>8 steps from ideation to launch</w:t>
         <w:br/>
-        <w:t>and AI Lab teams to navigate the full lifecycle</w:t>
-        <w:br/>
-        <w:t>from use case ideation through go-to-market launch.</w:t>
+        <w:t>Who does what at every stage</w:t>
       </w:r>
     </w:p>
     <w:p/>
@@ -67,7 +143,7 @@
       <w:r>
         <w:rPr>
           <w:b/>
-          <w:color w:val="5B21B6"/>
+          <w:color w:val="1F2937"/>
           <w:sz w:val="28"/>
         </w:rPr>
         <w:t>Global GenAI Lab</w:t>
@@ -95,250 +171,279 @@
         <w:pStyle w:val="Heading1"/>
       </w:pPr>
       <w:r>
+        <w:rPr>
+          <w:color w:val="1F2937"/>
+        </w:rPr>
         <w:t>Table of Contents</w:t>
       </w:r>
     </w:p>
     <w:p/>
     <w:p>
       <w:pPr>
-        <w:spacing w:after="80"/>
+        <w:spacing w:after="60"/>
       </w:pPr>
       <w:r>
         <w:rPr>
+          <w:rFonts w:ascii="Calibri" w:hAnsi="Calibri"/>
           <w:b/>
-          <w:color w:val="5B21B6"/>
-          <w:sz w:val="24"/>
+          <w:color w:val="2563EB"/>
+          <w:sz w:val="26"/>
         </w:rPr>
         <w:t xml:space="preserve">  1.  </w:t>
       </w:r>
       <w:r>
         <w:rPr>
-          <w:color w:val="333333"/>
+          <w:rFonts w:ascii="Calibri" w:hAnsi="Calibri"/>
+          <w:color w:val="1F2937"/>
           <w:sz w:val="24"/>
         </w:rPr>
         <w:t>Identify &amp; Generate AI Use Cases</w:t>
       </w:r>
       <w:r>
         <w:rPr>
-          <w:color w:val="9CA3AF"/>
-          <w:sz w:val="20"/>
+          <w:rFonts w:ascii="Calibri" w:hAnsi="Calibri"/>
+          <w:color w:val="2563EB"/>
+          <w:sz w:val="18"/>
         </w:rPr>
-        <w:t xml:space="preserve">  [Ideation]</w:t>
+        <w:t xml:space="preserve">   Ideation</w:t>
       </w:r>
     </w:p>
     <w:p>
       <w:pPr>
-        <w:spacing w:after="80"/>
+        <w:spacing w:after="60"/>
       </w:pPr>
       <w:r>
         <w:rPr>
+          <w:rFonts w:ascii="Calibri" w:hAnsi="Calibri"/>
           <w:b/>
-          <w:color w:val="5B21B6"/>
-          <w:sz w:val="24"/>
+          <w:color w:val="10B981"/>
+          <w:sz w:val="26"/>
         </w:rPr>
         <w:t xml:space="preserve">  2.  </w:t>
       </w:r>
       <w:r>
         <w:rPr>
-          <w:color w:val="333333"/>
+          <w:rFonts w:ascii="Calibri" w:hAnsi="Calibri"/>
+          <w:color w:val="1F2937"/>
           <w:sz w:val="24"/>
         </w:rPr>
         <w:t>Submit Use Case Intake</w:t>
       </w:r>
       <w:r>
         <w:rPr>
-          <w:color w:val="9CA3AF"/>
-          <w:sz w:val="20"/>
+          <w:rFonts w:ascii="Calibri" w:hAnsi="Calibri"/>
+          <w:color w:val="10B981"/>
+          <w:sz w:val="18"/>
         </w:rPr>
-        <w:t xml:space="preserve">  [Intake]</w:t>
+        <w:t xml:space="preserve">   Intake</w:t>
       </w:r>
     </w:p>
     <w:p>
       <w:pPr>
-        <w:spacing w:after="80"/>
+        <w:spacing w:after="60"/>
       </w:pPr>
       <w:r>
         <w:rPr>
+          <w:rFonts w:ascii="Calibri" w:hAnsi="Calibri"/>
           <w:b/>
-          <w:color w:val="5B21B6"/>
-          <w:sz w:val="24"/>
+          <w:color w:val="F59E0B"/>
+          <w:sz w:val="26"/>
         </w:rPr>
         <w:t xml:space="preserve">  3.  </w:t>
       </w:r>
       <w:r>
         <w:rPr>
-          <w:color w:val="333333"/>
+          <w:rFonts w:ascii="Calibri" w:hAnsi="Calibri"/>
+          <w:color w:val="1F2937"/>
           <w:sz w:val="24"/>
         </w:rPr>
         <w:t>AI Lab Management Review</w:t>
       </w:r>
       <w:r>
         <w:rPr>
-          <w:color w:val="9CA3AF"/>
-          <w:sz w:val="20"/>
+          <w:rFonts w:ascii="Calibri" w:hAnsi="Calibri"/>
+          <w:color w:val="F59E0B"/>
+          <w:sz w:val="18"/>
         </w:rPr>
-        <w:t xml:space="preserve">  [Assessment]</w:t>
+        <w:t xml:space="preserve">   Assessment</w:t>
       </w:r>
     </w:p>
     <w:p>
       <w:pPr>
-        <w:spacing w:after="80"/>
+        <w:spacing w:after="60"/>
       </w:pPr>
       <w:r>
         <w:rPr>
+          <w:rFonts w:ascii="Calibri" w:hAnsi="Calibri"/>
           <w:i/>
-          <w:color w:val="7C3AED"/>
-          <w:sz w:val="22"/>
+          <w:color w:val="6B7280"/>
+          <w:sz w:val="20"/>
         </w:rPr>
-        <w:t xml:space="preserve">       Release Gate Decision</w:t>
+        <w:t xml:space="preserve">        ⚠  Release Gate Decision</w:t>
       </w:r>
     </w:p>
     <w:p>
       <w:pPr>
-        <w:spacing w:after="80"/>
+        <w:spacing w:after="60"/>
       </w:pPr>
       <w:r>
         <w:rPr>
+          <w:rFonts w:ascii="Calibri" w:hAnsi="Calibri"/>
           <w:b/>
-          <w:color w:val="5B21B6"/>
-          <w:sz w:val="24"/>
+          <w:color w:val="F43F5E"/>
+          <w:sz w:val="26"/>
         </w:rPr>
         <w:t xml:space="preserve">  4.  </w:t>
       </w:r>
       <w:r>
         <w:rPr>
-          <w:color w:val="333333"/>
+          <w:rFonts w:ascii="Calibri" w:hAnsi="Calibri"/>
+          <w:color w:val="1F2937"/>
           <w:sz w:val="24"/>
         </w:rPr>
         <w:t>Project Setup &amp; Resource Allocation</w:t>
       </w:r>
       <w:r>
         <w:rPr>
-          <w:color w:val="9CA3AF"/>
-          <w:sz w:val="20"/>
+          <w:rFonts w:ascii="Calibri" w:hAnsi="Calibri"/>
+          <w:color w:val="F43F5E"/>
+          <w:sz w:val="18"/>
         </w:rPr>
-        <w:t xml:space="preserve">  [Setup]</w:t>
+        <w:t xml:space="preserve">   Setup</w:t>
       </w:r>
     </w:p>
     <w:p>
       <w:pPr>
-        <w:spacing w:after="80"/>
+        <w:spacing w:after="60"/>
       </w:pPr>
       <w:r>
         <w:rPr>
+          <w:rFonts w:ascii="Calibri" w:hAnsi="Calibri"/>
           <w:b/>
-          <w:color w:val="5B21B6"/>
-          <w:sz w:val="24"/>
+          <w:color w:val="8B5CF6"/>
+          <w:sz w:val="26"/>
         </w:rPr>
         <w:t xml:space="preserve">  5.  </w:t>
       </w:r>
       <w:r>
         <w:rPr>
-          <w:color w:val="333333"/>
+          <w:rFonts w:ascii="Calibri" w:hAnsi="Calibri"/>
+          <w:color w:val="1F2937"/>
           <w:sz w:val="24"/>
         </w:rPr>
         <w:t>Define the MVP &amp; Build</w:t>
       </w:r>
       <w:r>
         <w:rPr>
-          <w:color w:val="9CA3AF"/>
-          <w:sz w:val="20"/>
+          <w:rFonts w:ascii="Calibri" w:hAnsi="Calibri"/>
+          <w:color w:val="8B5CF6"/>
+          <w:sz w:val="18"/>
         </w:rPr>
-        <w:t xml:space="preserve">  [Build]</w:t>
+        <w:t xml:space="preserve">   Build</w:t>
       </w:r>
     </w:p>
     <w:p>
       <w:pPr>
-        <w:spacing w:after="80"/>
+        <w:spacing w:after="60"/>
       </w:pPr>
       <w:r>
         <w:rPr>
+          <w:rFonts w:ascii="Calibri" w:hAnsi="Calibri"/>
           <w:i/>
-          <w:color w:val="7C3AED"/>
-          <w:sz w:val="22"/>
+          <w:color w:val="6B7280"/>
+          <w:sz w:val="20"/>
         </w:rPr>
-        <w:t xml:space="preserve">       Governance Gate</w:t>
+        <w:t xml:space="preserve">        ⚠  Governance Gate</w:t>
       </w:r>
     </w:p>
     <w:p>
       <w:pPr>
-        <w:spacing w:after="80"/>
+        <w:spacing w:after="60"/>
       </w:pPr>
       <w:r>
         <w:rPr>
+          <w:rFonts w:ascii="Calibri" w:hAnsi="Calibri"/>
           <w:b/>
-          <w:color w:val="5B21B6"/>
-          <w:sz w:val="24"/>
+          <w:color w:val="06B6D4"/>
+          <w:sz w:val="26"/>
         </w:rPr>
         <w:t xml:space="preserve">  6.  </w:t>
       </w:r>
       <w:r>
         <w:rPr>
-          <w:color w:val="333333"/>
+          <w:rFonts w:ascii="Calibri" w:hAnsi="Calibri"/>
+          <w:color w:val="1F2937"/>
           <w:sz w:val="24"/>
         </w:rPr>
         <w:t>GTM Ready: Package the Solution</w:t>
       </w:r>
       <w:r>
         <w:rPr>
-          <w:color w:val="9CA3AF"/>
-          <w:sz w:val="20"/>
+          <w:rFonts w:ascii="Calibri" w:hAnsi="Calibri"/>
+          <w:color w:val="06B6D4"/>
+          <w:sz w:val="18"/>
         </w:rPr>
-        <w:t xml:space="preserve">  [GTM Ready]</w:t>
+        <w:t xml:space="preserve">   GTM Ready</w:t>
       </w:r>
     </w:p>
     <w:p>
       <w:pPr>
-        <w:spacing w:after="80"/>
+        <w:spacing w:after="60"/>
       </w:pPr>
       <w:r>
         <w:rPr>
+          <w:rFonts w:ascii="Calibri" w:hAnsi="Calibri"/>
           <w:b/>
-          <w:color w:val="5B21B6"/>
-          <w:sz w:val="24"/>
+          <w:color w:val="F97316"/>
+          <w:sz w:val="26"/>
         </w:rPr>
         <w:t xml:space="preserve">  7.  </w:t>
       </w:r>
       <w:r>
         <w:rPr>
-          <w:color w:val="333333"/>
+          <w:rFonts w:ascii="Calibri" w:hAnsi="Calibri"/>
+          <w:color w:val="1F2937"/>
           <w:sz w:val="24"/>
         </w:rPr>
         <w:t>GTM Push: Showcase &amp; Sales Activation</w:t>
       </w:r>
       <w:r>
         <w:rPr>
-          <w:color w:val="9CA3AF"/>
-          <w:sz w:val="20"/>
+          <w:rFonts w:ascii="Calibri" w:hAnsi="Calibri"/>
+          <w:color w:val="F97316"/>
+          <w:sz w:val="18"/>
         </w:rPr>
-        <w:t xml:space="preserve">  [Go-To-Market]</w:t>
+        <w:t xml:space="preserve">   Go-To-Market</w:t>
       </w:r>
     </w:p>
     <w:p>
       <w:pPr>
-        <w:spacing w:after="80"/>
+        <w:spacing w:after="60"/>
       </w:pPr>
       <w:r>
         <w:rPr>
+          <w:rFonts w:ascii="Calibri" w:hAnsi="Calibri"/>
           <w:b/>
-          <w:color w:val="5B21B6"/>
-          <w:sz w:val="24"/>
+          <w:color w:val="14B8A6"/>
+          <w:sz w:val="26"/>
         </w:rPr>
         <w:t xml:space="preserve">  8.  </w:t>
       </w:r>
       <w:r>
         <w:rPr>
-          <w:color w:val="333333"/>
+          <w:rFonts w:ascii="Calibri" w:hAnsi="Calibri"/>
+          <w:color w:val="1F2937"/>
           <w:sz w:val="24"/>
         </w:rPr>
         <w:t>Track Results &amp; Continuous Improvement</w:t>
       </w:r>
       <w:r>
         <w:rPr>
-          <w:color w:val="9CA3AF"/>
-          <w:sz w:val="20"/>
+          <w:rFonts w:ascii="Calibri" w:hAnsi="Calibri"/>
+          <w:color w:val="14B8A6"/>
+          <w:sz w:val="18"/>
         </w:rPr>
-        <w:t xml:space="preserve">  [Measure]</w:t>
+        <w:t xml:space="preserve">   Measure</w:t>
       </w:r>
     </w:p>
     <w:p>
@@ -351,175 +456,2302 @@
         <w:pStyle w:val="Heading1"/>
       </w:pPr>
       <w:r>
+        <w:rPr>
+          <w:color w:val="2563EB"/>
+        </w:rPr>
         <w:t>Step 1: Identify &amp; Generate AI Use Cases</w:t>
       </w:r>
     </w:p>
     <w:p>
       <w:r>
         <w:rPr>
+          <w:rFonts w:ascii="Calibri" w:hAnsi="Calibri"/>
           <w:b/>
-          <w:color w:val="7C3AED"/>
+          <w:color w:val="2563EB"/>
           <w:sz w:val="18"/>
         </w:rPr>
-        <w:t>PHASE: IDEATION</w:t>
+        <w:t>●  IDEATION</w:t>
       </w:r>
     </w:p>
     <w:p>
       <w:pPr>
-        <w:spacing w:before="80" w:after="80"/>
+        <w:spacing w:before="0" w:after="120"/>
       </w:pPr>
       <w:r>
         <w:rPr>
-          <w:color w:val="7C3AED"/>
-          <w:sz w:val="4"/>
+          <w:color w:val="2563EB"/>
+          <w:sz w:val="12"/>
         </w:rPr>
-        <w:t>________________________________________________________________________________</w:t>
+        <w:t>─────────────────────────────────────────────────────────────────</w:t>
+      </w:r>
+    </w:p>
+    <w:tbl>
+      <w:tblPr>
+        <w:tblW w:type="auto" w:w="0"/>
+        <w:jc w:val="center"/>
+        <w:tblLayout w:type="autofit"/>
+        <w:tblLook w:firstColumn="1" w:firstRow="1" w:lastColumn="0" w:lastRow="0" w:noHBand="0" w:noVBand="1" w:val="04A0"/>
+      </w:tblPr>
+      <w:tblGrid>
+        <w:gridCol w:w="4873"/>
+        <w:gridCol w:w="4873"/>
+      </w:tblGrid>
+      <w:tr>
+        <w:tc>
+          <w:tcPr>
+            <w:tcW w:type="dxa" w:w="6803"/>
+            <w:shd w:fill="2563EB"/>
+          </w:tcPr>
+          <w:p>
+            <w:pPr>
+              <w:jc w:val="left"/>
+            </w:pPr>
+            <w:r>
+              <w:rPr>
+                <w:rFonts w:ascii="Calibri" w:hAnsi="Calibri"/>
+                <w:b/>
+                <w:color w:val="FFFFFF"/>
+                <w:sz w:val="18"/>
+              </w:rPr>
+              <w:t>Task</w:t>
+            </w:r>
+          </w:p>
+        </w:tc>
+        <w:tc>
+          <w:tcPr>
+            <w:tcW w:type="dxa" w:w="2551"/>
+            <w:shd w:fill="2563EB"/>
+          </w:tcPr>
+          <w:p>
+            <w:pPr>
+              <w:jc w:val="right"/>
+            </w:pPr>
+            <w:r>
+              <w:rPr>
+                <w:rFonts w:ascii="Calibri" w:hAnsi="Calibri"/>
+                <w:b/>
+                <w:color w:val="FFFFFF"/>
+                <w:sz w:val="18"/>
+              </w:rPr>
+              <w:t>Owner</w:t>
+            </w:r>
+          </w:p>
+        </w:tc>
+      </w:tr>
+      <w:tr>
+        <w:tc>
+          <w:tcPr>
+            <w:tcW w:type="dxa" w:w="6803"/>
+            <w:shd w:fill="D6E4FF"/>
+          </w:tcPr>
+          <w:p>
+            <w:r>
+              <w:rPr>
+                <w:rFonts w:ascii="Calibri" w:hAnsi="Calibri"/>
+                <w:sz w:val="20"/>
+              </w:rPr>
+            </w:r>
+            <w:r>
+              <w:rPr>
+                <w:rFonts w:ascii="Calibri" w:hAnsi="Calibri"/>
+                <w:b/>
+                <w:sz w:val="20"/>
+              </w:rPr>
+              <w:t>Talk to your Practice Lead</w:t>
+            </w:r>
+            <w:r>
+              <w:rPr>
+                <w:rFonts w:ascii="Calibri" w:hAnsi="Calibri"/>
+                <w:sz w:val="20"/>
+              </w:rPr>
+              <w:t xml:space="preserve"> about client pain points and market gaps</w:t>
+            </w:r>
+          </w:p>
+        </w:tc>
+        <w:tc>
+          <w:tcPr>
+            <w:tcW w:type="dxa" w:w="2551"/>
+            <w:shd w:fill="D6E4FF"/>
+          </w:tcPr>
+          <w:p>
+            <w:pPr>
+              <w:jc w:val="right"/>
+            </w:pPr>
+            <w:r>
+              <w:rPr>
+                <w:rFonts w:ascii="Calibri" w:hAnsi="Calibri"/>
+                <w:b/>
+                <w:color w:val="2563EB"/>
+                <w:sz w:val="18"/>
+              </w:rPr>
+              <w:t>Practice Lead</w:t>
+            </w:r>
+          </w:p>
+        </w:tc>
+      </w:tr>
+      <w:tr>
+        <w:tc>
+          <w:tcPr>
+            <w:tcW w:type="dxa" w:w="6803"/>
+          </w:tcPr>
+          <w:p>
+            <w:r>
+              <w:rPr>
+                <w:rFonts w:ascii="Calibri" w:hAnsi="Calibri"/>
+                <w:sz w:val="20"/>
+              </w:rPr>
+            </w:r>
+            <w:r>
+              <w:rPr>
+                <w:rFonts w:ascii="Calibri" w:hAnsi="Calibri"/>
+                <w:b/>
+                <w:sz w:val="20"/>
+              </w:rPr>
+              <w:t>Domain Partner elects an AI Champion</w:t>
+            </w:r>
+            <w:r>
+              <w:rPr>
+                <w:rFonts w:ascii="Calibri" w:hAnsi="Calibri"/>
+                <w:sz w:val="20"/>
+              </w:rPr>
+              <w:t xml:space="preserve"> to own use case ideation</w:t>
+            </w:r>
+          </w:p>
+        </w:tc>
+        <w:tc>
+          <w:tcPr>
+            <w:tcW w:type="dxa" w:w="2551"/>
+          </w:tcPr>
+          <w:p>
+            <w:pPr>
+              <w:jc w:val="right"/>
+            </w:pPr>
+            <w:r>
+              <w:rPr>
+                <w:rFonts w:ascii="Calibri" w:hAnsi="Calibri"/>
+                <w:b/>
+                <w:color w:val="2563EB"/>
+                <w:sz w:val="18"/>
+              </w:rPr>
+              <w:t>Domain Partner</w:t>
+            </w:r>
+          </w:p>
+        </w:tc>
+      </w:tr>
+      <w:tr>
+        <w:tc>
+          <w:tcPr>
+            <w:tcW w:type="dxa" w:w="6803"/>
+            <w:shd w:fill="D6E4FF"/>
+          </w:tcPr>
+          <w:p>
+            <w:r>
+              <w:rPr>
+                <w:rFonts w:ascii="Calibri" w:hAnsi="Calibri"/>
+                <w:sz w:val="20"/>
+              </w:rPr>
+              <w:t>Brainstorm from in-flight projects, client conversations &amp; market demand</w:t>
+            </w:r>
+          </w:p>
+        </w:tc>
+        <w:tc>
+          <w:tcPr>
+            <w:tcW w:type="dxa" w:w="2551"/>
+            <w:shd w:fill="D6E4FF"/>
+          </w:tcPr>
+          <w:p>
+            <w:pPr>
+              <w:jc w:val="right"/>
+            </w:pPr>
+            <w:r>
+              <w:rPr>
+                <w:rFonts w:ascii="Calibri" w:hAnsi="Calibri"/>
+                <w:b/>
+                <w:color w:val="2563EB"/>
+                <w:sz w:val="18"/>
+              </w:rPr>
+              <w:t>AI Champion</w:t>
+            </w:r>
+          </w:p>
+        </w:tc>
+      </w:tr>
+      <w:tr>
+        <w:tc>
+          <w:tcPr>
+            <w:tcW w:type="dxa" w:w="6803"/>
+          </w:tcPr>
+          <w:p>
+            <w:r>
+              <w:rPr>
+                <w:rFonts w:ascii="Calibri" w:hAnsi="Calibri"/>
+                <w:sz w:val="20"/>
+              </w:rPr>
+              <w:t xml:space="preserve">Check </w:t>
+            </w:r>
+            <w:r>
+              <w:rPr>
+                <w:rFonts w:ascii="Calibri" w:hAnsi="Calibri"/>
+                <w:b/>
+                <w:sz w:val="20"/>
+              </w:rPr>
+              <w:t>Global Demo Catalog</w:t>
+            </w:r>
+            <w:r>
+              <w:rPr>
+                <w:rFonts w:ascii="Calibri" w:hAnsi="Calibri"/>
+                <w:sz w:val="20"/>
+              </w:rPr>
+              <w:t xml:space="preserve"> (79+ solutions, 10 domains) to avoid duplication</w:t>
+            </w:r>
+          </w:p>
+        </w:tc>
+        <w:tc>
+          <w:tcPr>
+            <w:tcW w:type="dxa" w:w="2551"/>
+          </w:tcPr>
+          <w:p>
+            <w:pPr>
+              <w:jc w:val="right"/>
+            </w:pPr>
+            <w:r>
+              <w:rPr>
+                <w:rFonts w:ascii="Calibri" w:hAnsi="Calibri"/>
+                <w:b/>
+                <w:color w:val="2563EB"/>
+                <w:sz w:val="18"/>
+              </w:rPr>
+              <w:t>AI Champion</w:t>
+            </w:r>
+          </w:p>
+        </w:tc>
+      </w:tr>
+      <w:tr>
+        <w:tc>
+          <w:tcPr>
+            <w:tcW w:type="dxa" w:w="6803"/>
+            <w:shd w:fill="D6E4FF"/>
+          </w:tcPr>
+          <w:p>
+            <w:r>
+              <w:rPr>
+                <w:rFonts w:ascii="Calibri" w:hAnsi="Calibri"/>
+                <w:sz w:val="20"/>
+              </w:rPr>
+              <w:t xml:space="preserve">Identify </w:t>
+            </w:r>
+            <w:r>
+              <w:rPr>
+                <w:rFonts w:ascii="Calibri" w:hAnsi="Calibri"/>
+                <w:b/>
+                <w:sz w:val="20"/>
+              </w:rPr>
+              <w:t>AI Infusion</w:t>
+            </w:r>
+            <w:r>
+              <w:rPr>
+                <w:rFonts w:ascii="Calibri" w:hAnsi="Calibri"/>
+                <w:sz w:val="20"/>
+              </w:rPr>
+              <w:t xml:space="preserve"> opportunities in current fixed-fee projects</w:t>
+            </w:r>
+          </w:p>
+        </w:tc>
+        <w:tc>
+          <w:tcPr>
+            <w:tcW w:type="dxa" w:w="2551"/>
+            <w:shd w:fill="D6E4FF"/>
+          </w:tcPr>
+          <w:p>
+            <w:pPr>
+              <w:jc w:val="right"/>
+            </w:pPr>
+            <w:r>
+              <w:rPr>
+                <w:rFonts w:ascii="Calibri" w:hAnsi="Calibri"/>
+                <w:b/>
+                <w:color w:val="2563EB"/>
+                <w:sz w:val="18"/>
+              </w:rPr>
+              <w:t>AI Infusion Champion</w:t>
+            </w:r>
+          </w:p>
+        </w:tc>
+      </w:tr>
+    </w:tbl>
+    <w:p/>
+    <w:p>
+      <w:r>
+        <w:br w:type="page"/>
       </w:r>
     </w:p>
     <w:p>
       <w:pPr>
-        <w:pStyle w:val="Heading3"/>
+        <w:pStyle w:val="Heading1"/>
       </w:pPr>
       <w:r>
-        <w:t>What to Do</w:t>
+        <w:rPr>
+          <w:color w:val="10B981"/>
+        </w:rPr>
+        <w:t>Step 2: Submit Use Case Intake</w:t>
+      </w:r>
+    </w:p>
+    <w:p>
+      <w:r>
+        <w:rPr>
+          <w:rFonts w:ascii="Calibri" w:hAnsi="Calibri"/>
+          <w:b/>
+          <w:color w:val="10B981"/>
+          <w:sz w:val="18"/>
+        </w:rPr>
+        <w:t>●  INTAKE</w:t>
       </w:r>
     </w:p>
     <w:p>
       <w:pPr>
-        <w:pStyle w:val="ListBullet"/>
+        <w:spacing w:before="0" w:after="120"/>
       </w:pPr>
       <w:r>
         <w:rPr>
-          <w:sz w:val="21"/>
+          <w:color w:val="10B981"/>
+          <w:sz w:val="12"/>
         </w:rPr>
-        <w:t>Talk to your Practice Lead about client pain points, market gaps, and emerging opportunities in your domain.</w:t>
+        <w:t>─────────────────────────────────────────────────────────────────</w:t>
+      </w:r>
+    </w:p>
+    <w:tbl>
+      <w:tblPr>
+        <w:tblW w:type="auto" w:w="0"/>
+        <w:jc w:val="center"/>
+        <w:tblLayout w:type="autofit"/>
+        <w:tblLook w:firstColumn="1" w:firstRow="1" w:lastColumn="0" w:lastRow="0" w:noHBand="0" w:noVBand="1" w:val="04A0"/>
+      </w:tblPr>
+      <w:tblGrid>
+        <w:gridCol w:w="4873"/>
+        <w:gridCol w:w="4873"/>
+      </w:tblGrid>
+      <w:tr>
+        <w:tc>
+          <w:tcPr>
+            <w:tcW w:type="dxa" w:w="6803"/>
+            <w:shd w:fill="10B981"/>
+          </w:tcPr>
+          <w:p>
+            <w:pPr>
+              <w:jc w:val="left"/>
+            </w:pPr>
+            <w:r>
+              <w:rPr>
+                <w:rFonts w:ascii="Calibri" w:hAnsi="Calibri"/>
+                <w:b/>
+                <w:color w:val="FFFFFF"/>
+                <w:sz w:val="18"/>
+              </w:rPr>
+              <w:t>Task</w:t>
+            </w:r>
+          </w:p>
+        </w:tc>
+        <w:tc>
+          <w:tcPr>
+            <w:tcW w:type="dxa" w:w="2551"/>
+            <w:shd w:fill="10B981"/>
+          </w:tcPr>
+          <w:p>
+            <w:pPr>
+              <w:jc w:val="right"/>
+            </w:pPr>
+            <w:r>
+              <w:rPr>
+                <w:rFonts w:ascii="Calibri" w:hAnsi="Calibri"/>
+                <w:b/>
+                <w:color w:val="FFFFFF"/>
+                <w:sz w:val="18"/>
+              </w:rPr>
+              <w:t>Owner</w:t>
+            </w:r>
+          </w:p>
+        </w:tc>
+      </w:tr>
+      <w:tr>
+        <w:tc>
+          <w:tcPr>
+            <w:tcW w:type="dxa" w:w="6803"/>
+            <w:shd w:fill="D1FAE5"/>
+          </w:tcPr>
+          <w:p>
+            <w:r>
+              <w:rPr>
+                <w:rFonts w:ascii="Calibri" w:hAnsi="Calibri"/>
+                <w:sz w:val="20"/>
+              </w:rPr>
+              <w:t xml:space="preserve">Complete </w:t>
+            </w:r>
+            <w:r>
+              <w:rPr>
+                <w:rFonts w:ascii="Calibri" w:hAnsi="Calibri"/>
+                <w:b/>
+                <w:sz w:val="20"/>
+              </w:rPr>
+              <w:t>AI Use-Case Intake Form</w:t>
+            </w:r>
+            <w:r>
+              <w:rPr>
+                <w:rFonts w:ascii="Calibri" w:hAnsi="Calibri"/>
+                <w:sz w:val="20"/>
+              </w:rPr>
+              <w:t xml:space="preserve"> (one row per use case)</w:t>
+            </w:r>
+          </w:p>
+        </w:tc>
+        <w:tc>
+          <w:tcPr>
+            <w:tcW w:type="dxa" w:w="2551"/>
+            <w:shd w:fill="D1FAE5"/>
+          </w:tcPr>
+          <w:p>
+            <w:pPr>
+              <w:jc w:val="right"/>
+            </w:pPr>
+            <w:r>
+              <w:rPr>
+                <w:rFonts w:ascii="Calibri" w:hAnsi="Calibri"/>
+                <w:b/>
+                <w:color w:val="10B981"/>
+                <w:sz w:val="18"/>
+              </w:rPr>
+              <w:t>AI Champion</w:t>
+            </w:r>
+          </w:p>
+        </w:tc>
+      </w:tr>
+      <w:tr>
+        <w:tc>
+          <w:tcPr>
+            <w:tcW w:type="dxa" w:w="6803"/>
+          </w:tcPr>
+          <w:p>
+            <w:r>
+              <w:rPr>
+                <w:rFonts w:ascii="Calibri" w:hAnsi="Calibri"/>
+                <w:sz w:val="20"/>
+              </w:rPr>
+              <w:t xml:space="preserve">Answer: </w:t>
+            </w:r>
+            <w:r>
+              <w:rPr>
+                <w:rFonts w:ascii="Calibri" w:hAnsi="Calibri"/>
+                <w:b/>
+                <w:sz w:val="20"/>
+              </w:rPr>
+              <w:t>What is the pain/problem?</w:t>
+            </w:r>
+            <w:r>
+              <w:rPr>
+                <w:rFonts w:ascii="Calibri" w:hAnsi="Calibri"/>
+                <w:sz w:val="20"/>
+              </w:rPr>
+            </w:r>
+          </w:p>
+        </w:tc>
+        <w:tc>
+          <w:tcPr>
+            <w:tcW w:type="dxa" w:w="2551"/>
+          </w:tcPr>
+          <w:p>
+            <w:pPr>
+              <w:jc w:val="right"/>
+            </w:pPr>
+            <w:r>
+              <w:rPr>
+                <w:rFonts w:ascii="Calibri" w:hAnsi="Calibri"/>
+                <w:b/>
+                <w:color w:val="10B981"/>
+                <w:sz w:val="18"/>
+              </w:rPr>
+              <w:t>AI Champion</w:t>
+            </w:r>
+          </w:p>
+        </w:tc>
+      </w:tr>
+      <w:tr>
+        <w:tc>
+          <w:tcPr>
+            <w:tcW w:type="dxa" w:w="6803"/>
+            <w:shd w:fill="D1FAE5"/>
+          </w:tcPr>
+          <w:p>
+            <w:r>
+              <w:rPr>
+                <w:rFonts w:ascii="Calibri" w:hAnsi="Calibri"/>
+                <w:sz w:val="20"/>
+              </w:rPr>
+              <w:t xml:space="preserve">Answer: </w:t>
+            </w:r>
+            <w:r>
+              <w:rPr>
+                <w:rFonts w:ascii="Calibri" w:hAnsi="Calibri"/>
+                <w:b/>
+                <w:sz w:val="20"/>
+              </w:rPr>
+              <w:t>Who feels the pain?</w:t>
+            </w:r>
+            <w:r>
+              <w:rPr>
+                <w:rFonts w:ascii="Calibri" w:hAnsi="Calibri"/>
+                <w:sz w:val="20"/>
+              </w:rPr>
+              <w:t xml:space="preserve"> (user, buyer, team)</w:t>
+            </w:r>
+          </w:p>
+        </w:tc>
+        <w:tc>
+          <w:tcPr>
+            <w:tcW w:type="dxa" w:w="2551"/>
+            <w:shd w:fill="D1FAE5"/>
+          </w:tcPr>
+          <w:p>
+            <w:pPr>
+              <w:jc w:val="right"/>
+            </w:pPr>
+            <w:r>
+              <w:rPr>
+                <w:rFonts w:ascii="Calibri" w:hAnsi="Calibri"/>
+                <w:b/>
+                <w:color w:val="10B981"/>
+                <w:sz w:val="18"/>
+              </w:rPr>
+              <w:t>AI Champion</w:t>
+            </w:r>
+          </w:p>
+        </w:tc>
+      </w:tr>
+      <w:tr>
+        <w:tc>
+          <w:tcPr>
+            <w:tcW w:type="dxa" w:w="6803"/>
+          </w:tcPr>
+          <w:p>
+            <w:r>
+              <w:rPr>
+                <w:rFonts w:ascii="Calibri" w:hAnsi="Calibri"/>
+                <w:sz w:val="20"/>
+              </w:rPr>
+              <w:t xml:space="preserve">Answer: </w:t>
+            </w:r>
+            <w:r>
+              <w:rPr>
+                <w:rFonts w:ascii="Calibri" w:hAnsi="Calibri"/>
+                <w:b/>
+                <w:sz w:val="20"/>
+              </w:rPr>
+              <w:t>Why does it matter?</w:t>
+            </w:r>
+            <w:r>
+              <w:rPr>
+                <w:rFonts w:ascii="Calibri" w:hAnsi="Calibri"/>
+                <w:sz w:val="20"/>
+              </w:rPr>
+              <w:t xml:space="preserve"> (cost, speed, risk, growth)</w:t>
+            </w:r>
+          </w:p>
+        </w:tc>
+        <w:tc>
+          <w:tcPr>
+            <w:tcW w:type="dxa" w:w="2551"/>
+          </w:tcPr>
+          <w:p>
+            <w:pPr>
+              <w:jc w:val="right"/>
+            </w:pPr>
+            <w:r>
+              <w:rPr>
+                <w:rFonts w:ascii="Calibri" w:hAnsi="Calibri"/>
+                <w:b/>
+                <w:color w:val="10B981"/>
+                <w:sz w:val="18"/>
+              </w:rPr>
+              <w:t>AI Champion</w:t>
+            </w:r>
+          </w:p>
+        </w:tc>
+      </w:tr>
+      <w:tr>
+        <w:tc>
+          <w:tcPr>
+            <w:tcW w:type="dxa" w:w="6803"/>
+            <w:shd w:fill="D1FAE5"/>
+          </w:tcPr>
+          <w:p>
+            <w:r>
+              <w:rPr>
+                <w:rFonts w:ascii="Calibri" w:hAnsi="Calibri"/>
+                <w:sz w:val="20"/>
+              </w:rPr>
+              <w:t xml:space="preserve">Answer: </w:t>
+            </w:r>
+            <w:r>
+              <w:rPr>
+                <w:rFonts w:ascii="Calibri" w:hAnsi="Calibri"/>
+                <w:b/>
+                <w:sz w:val="20"/>
+              </w:rPr>
+              <w:t>Why is it unsolved today?</w:t>
+            </w:r>
+            <w:r>
+              <w:rPr>
+                <w:rFonts w:ascii="Calibri" w:hAnsi="Calibri"/>
+                <w:sz w:val="20"/>
+              </w:rPr>
+              <w:t xml:space="preserve"> (blockers, workarounds)</w:t>
+            </w:r>
+          </w:p>
+        </w:tc>
+        <w:tc>
+          <w:tcPr>
+            <w:tcW w:type="dxa" w:w="2551"/>
+            <w:shd w:fill="D1FAE5"/>
+          </w:tcPr>
+          <w:p>
+            <w:pPr>
+              <w:jc w:val="right"/>
+            </w:pPr>
+            <w:r>
+              <w:rPr>
+                <w:rFonts w:ascii="Calibri" w:hAnsi="Calibri"/>
+                <w:b/>
+                <w:color w:val="10B981"/>
+                <w:sz w:val="18"/>
+              </w:rPr>
+              <w:t>AI Champion</w:t>
+            </w:r>
+          </w:p>
+        </w:tc>
+      </w:tr>
+      <w:tr>
+        <w:tc>
+          <w:tcPr>
+            <w:tcW w:type="dxa" w:w="6803"/>
+          </w:tcPr>
+          <w:p>
+            <w:r>
+              <w:rPr>
+                <w:rFonts w:ascii="Calibri" w:hAnsi="Calibri"/>
+                <w:sz w:val="20"/>
+              </w:rPr>
+              <w:t>Provide: title, practice, persona, business value, revenue potential, target accounts</w:t>
+            </w:r>
+          </w:p>
+        </w:tc>
+        <w:tc>
+          <w:tcPr>
+            <w:tcW w:type="dxa" w:w="2551"/>
+          </w:tcPr>
+          <w:p>
+            <w:pPr>
+              <w:jc w:val="right"/>
+            </w:pPr>
+            <w:r>
+              <w:rPr>
+                <w:rFonts w:ascii="Calibri" w:hAnsi="Calibri"/>
+                <w:b/>
+                <w:color w:val="10B981"/>
+                <w:sz w:val="18"/>
+              </w:rPr>
+              <w:t>AI Champion</w:t>
+            </w:r>
+          </w:p>
+        </w:tc>
+      </w:tr>
+      <w:tr>
+        <w:tc>
+          <w:tcPr>
+            <w:tcW w:type="dxa" w:w="6803"/>
+            <w:shd w:fill="D1FAE5"/>
+          </w:tcPr>
+          <w:p>
+            <w:r>
+              <w:rPr>
+                <w:rFonts w:ascii="Calibri" w:hAnsi="Calibri"/>
+                <w:sz w:val="20"/>
+              </w:rPr>
+              <w:t xml:space="preserve">Assign priority: </w:t>
+            </w:r>
+            <w:r>
+              <w:rPr>
+                <w:rFonts w:ascii="Calibri" w:hAnsi="Calibri"/>
+                <w:b/>
+                <w:sz w:val="20"/>
+              </w:rPr>
+              <w:t>High</w:t>
+            </w:r>
+            <w:r>
+              <w:rPr>
+                <w:rFonts w:ascii="Calibri" w:hAnsi="Calibri"/>
+                <w:sz w:val="20"/>
+              </w:rPr>
+              <w:t xml:space="preserve"> / </w:t>
+            </w:r>
+            <w:r>
+              <w:rPr>
+                <w:rFonts w:ascii="Calibri" w:hAnsi="Calibri"/>
+                <w:b/>
+                <w:sz w:val="20"/>
+              </w:rPr>
+              <w:t>Medium</w:t>
+            </w:r>
+            <w:r>
+              <w:rPr>
+                <w:rFonts w:ascii="Calibri" w:hAnsi="Calibri"/>
+                <w:sz w:val="20"/>
+              </w:rPr>
+              <w:t xml:space="preserve"> / </w:t>
+            </w:r>
+            <w:r>
+              <w:rPr>
+                <w:rFonts w:ascii="Calibri" w:hAnsi="Calibri"/>
+                <w:b/>
+                <w:sz w:val="20"/>
+              </w:rPr>
+              <w:t>Low</w:t>
+            </w:r>
+            <w:r>
+              <w:rPr>
+                <w:rFonts w:ascii="Calibri" w:hAnsi="Calibri"/>
+                <w:sz w:val="20"/>
+              </w:rPr>
+            </w:r>
+          </w:p>
+        </w:tc>
+        <w:tc>
+          <w:tcPr>
+            <w:tcW w:type="dxa" w:w="2551"/>
+            <w:shd w:fill="D1FAE5"/>
+          </w:tcPr>
+          <w:p>
+            <w:pPr>
+              <w:jc w:val="right"/>
+            </w:pPr>
+            <w:r>
+              <w:rPr>
+                <w:rFonts w:ascii="Calibri" w:hAnsi="Calibri"/>
+                <w:b/>
+                <w:color w:val="10B981"/>
+                <w:sz w:val="18"/>
+              </w:rPr>
+              <w:t>AI Champion + Practice Lead</w:t>
+            </w:r>
+          </w:p>
+        </w:tc>
+      </w:tr>
+    </w:tbl>
+    <w:p/>
+    <w:p>
+      <w:r>
+        <w:br w:type="page"/>
       </w:r>
     </w:p>
     <w:p>
       <w:pPr>
-        <w:pStyle w:val="ListBullet"/>
+        <w:pStyle w:val="Heading1"/>
       </w:pPr>
       <w:r>
         <w:rPr>
-          <w:sz w:val="21"/>
+          <w:color w:val="F59E0B"/>
         </w:rPr>
-        <w:t>Each Domain Partner elects an AI Champion to be the point person for AI use case ideation within their practice area.</w:t>
+        <w:t>Step 3: AI Lab Management Review</w:t>
+      </w:r>
+    </w:p>
+    <w:p>
+      <w:r>
+        <w:rPr>
+          <w:rFonts w:ascii="Calibri" w:hAnsi="Calibri"/>
+          <w:b/>
+          <w:color w:val="F59E0B"/>
+          <w:sz w:val="18"/>
+        </w:rPr>
+        <w:t>●  ASSESSMENT</w:t>
       </w:r>
     </w:p>
     <w:p>
       <w:pPr>
-        <w:pStyle w:val="ListBullet"/>
+        <w:spacing w:before="0" w:after="120"/>
       </w:pPr>
       <w:r>
         <w:rPr>
-          <w:sz w:val="21"/>
+          <w:color w:val="F59E0B"/>
+          <w:sz w:val="12"/>
         </w:rPr>
-        <w:t>Brainstorm use cases from in-flight projects, client conversations, and competitive market analysis.</w:t>
+        <w:t>─────────────────────────────────────────────────────────────────</w:t>
+      </w:r>
+    </w:p>
+    <w:tbl>
+      <w:tblPr>
+        <w:tblW w:type="auto" w:w="0"/>
+        <w:jc w:val="center"/>
+        <w:tblLayout w:type="autofit"/>
+        <w:tblLook w:firstColumn="1" w:firstRow="1" w:lastColumn="0" w:lastRow="0" w:noHBand="0" w:noVBand="1" w:val="04A0"/>
+      </w:tblPr>
+      <w:tblGrid>
+        <w:gridCol w:w="4873"/>
+        <w:gridCol w:w="4873"/>
+      </w:tblGrid>
+      <w:tr>
+        <w:tc>
+          <w:tcPr>
+            <w:tcW w:type="dxa" w:w="6803"/>
+            <w:shd w:fill="F59E0B"/>
+          </w:tcPr>
+          <w:p>
+            <w:pPr>
+              <w:jc w:val="left"/>
+            </w:pPr>
+            <w:r>
+              <w:rPr>
+                <w:rFonts w:ascii="Calibri" w:hAnsi="Calibri"/>
+                <w:b/>
+                <w:color w:val="FFFFFF"/>
+                <w:sz w:val="18"/>
+              </w:rPr>
+              <w:t>Task</w:t>
+            </w:r>
+          </w:p>
+        </w:tc>
+        <w:tc>
+          <w:tcPr>
+            <w:tcW w:type="dxa" w:w="2551"/>
+            <w:shd w:fill="F59E0B"/>
+          </w:tcPr>
+          <w:p>
+            <w:pPr>
+              <w:jc w:val="right"/>
+            </w:pPr>
+            <w:r>
+              <w:rPr>
+                <w:rFonts w:ascii="Calibri" w:hAnsi="Calibri"/>
+                <w:b/>
+                <w:color w:val="FFFFFF"/>
+                <w:sz w:val="18"/>
+              </w:rPr>
+              <w:t>Owner</w:t>
+            </w:r>
+          </w:p>
+        </w:tc>
+      </w:tr>
+      <w:tr>
+        <w:tc>
+          <w:tcPr>
+            <w:tcW w:type="dxa" w:w="6803"/>
+            <w:shd w:fill="FEF3C7"/>
+          </w:tcPr>
+          <w:p>
+            <w:r>
+              <w:rPr>
+                <w:rFonts w:ascii="Calibri" w:hAnsi="Calibri"/>
+                <w:sz w:val="20"/>
+              </w:rPr>
+              <w:t xml:space="preserve">Determine scope: </w:t>
+            </w:r>
+            <w:r>
+              <w:rPr>
+                <w:rFonts w:ascii="Calibri" w:hAnsi="Calibri"/>
+                <w:b/>
+                <w:sz w:val="20"/>
+              </w:rPr>
+              <w:t>POC / MVP / Full Build</w:t>
+            </w:r>
+            <w:r>
+              <w:rPr>
+                <w:rFonts w:ascii="Calibri" w:hAnsi="Calibri"/>
+                <w:sz w:val="20"/>
+              </w:rPr>
+              <w:t xml:space="preserve"> based on business value &amp; tech depth</w:t>
+            </w:r>
+          </w:p>
+        </w:tc>
+        <w:tc>
+          <w:tcPr>
+            <w:tcW w:type="dxa" w:w="2551"/>
+            <w:shd w:fill="FEF3C7"/>
+          </w:tcPr>
+          <w:p>
+            <w:pPr>
+              <w:jc w:val="right"/>
+            </w:pPr>
+            <w:r>
+              <w:rPr>
+                <w:rFonts w:ascii="Calibri" w:hAnsi="Calibri"/>
+                <w:b/>
+                <w:color w:val="F59E0B"/>
+                <w:sz w:val="18"/>
+              </w:rPr>
+              <w:t>AI Lab Leadership</w:t>
+            </w:r>
+          </w:p>
+        </w:tc>
+      </w:tr>
+      <w:tr>
+        <w:tc>
+          <w:tcPr>
+            <w:tcW w:type="dxa" w:w="6803"/>
+          </w:tcPr>
+          <w:p>
+            <w:r>
+              <w:rPr>
+                <w:rFonts w:ascii="Calibri" w:hAnsi="Calibri"/>
+                <w:sz w:val="20"/>
+              </w:rPr>
+              <w:t xml:space="preserve">Assess </w:t>
+            </w:r>
+            <w:r>
+              <w:rPr>
+                <w:rFonts w:ascii="Calibri" w:hAnsi="Calibri"/>
+                <w:b/>
+                <w:sz w:val="20"/>
+              </w:rPr>
+              <w:t>strategic alignment</w:t>
+            </w:r>
+            <w:r>
+              <w:rPr>
+                <w:rFonts w:ascii="Calibri" w:hAnsi="Calibri"/>
+                <w:sz w:val="20"/>
+              </w:rPr>
+              <w:t xml:space="preserve"> and data maturity</w:t>
+            </w:r>
+          </w:p>
+        </w:tc>
+        <w:tc>
+          <w:tcPr>
+            <w:tcW w:type="dxa" w:w="2551"/>
+          </w:tcPr>
+          <w:p>
+            <w:pPr>
+              <w:jc w:val="right"/>
+            </w:pPr>
+            <w:r>
+              <w:rPr>
+                <w:rFonts w:ascii="Calibri" w:hAnsi="Calibri"/>
+                <w:b/>
+                <w:color w:val="F59E0B"/>
+                <w:sz w:val="18"/>
+              </w:rPr>
+              <w:t>AI Lab Leadership</w:t>
+            </w:r>
+          </w:p>
+        </w:tc>
+      </w:tr>
+      <w:tr>
+        <w:tc>
+          <w:tcPr>
+            <w:tcW w:type="dxa" w:w="6803"/>
+            <w:shd w:fill="FEF3C7"/>
+          </w:tcPr>
+          <w:p>
+            <w:r>
+              <w:rPr>
+                <w:rFonts w:ascii="Calibri" w:hAnsi="Calibri"/>
+                <w:sz w:val="20"/>
+              </w:rPr>
+              <w:t xml:space="preserve">Perform </w:t>
+            </w:r>
+            <w:r>
+              <w:rPr>
+                <w:rFonts w:ascii="Calibri" w:hAnsi="Calibri"/>
+                <w:b/>
+                <w:sz w:val="20"/>
+              </w:rPr>
+              <w:t>regulatory / compliance</w:t>
+            </w:r>
+            <w:r>
+              <w:rPr>
+                <w:rFonts w:ascii="Calibri" w:hAnsi="Calibri"/>
+                <w:sz w:val="20"/>
+              </w:rPr>
+              <w:t xml:space="preserve"> impact analysis</w:t>
+            </w:r>
+          </w:p>
+        </w:tc>
+        <w:tc>
+          <w:tcPr>
+            <w:tcW w:type="dxa" w:w="2551"/>
+            <w:shd w:fill="FEF3C7"/>
+          </w:tcPr>
+          <w:p>
+            <w:pPr>
+              <w:jc w:val="right"/>
+            </w:pPr>
+            <w:r>
+              <w:rPr>
+                <w:rFonts w:ascii="Calibri" w:hAnsi="Calibri"/>
+                <w:b/>
+                <w:color w:val="F59E0B"/>
+                <w:sz w:val="18"/>
+              </w:rPr>
+              <w:t>AI Lab Leadership + Sponsor</w:t>
+            </w:r>
+          </w:p>
+        </w:tc>
+      </w:tr>
+      <w:tr>
+        <w:tc>
+          <w:tcPr>
+            <w:tcW w:type="dxa" w:w="6803"/>
+          </w:tcPr>
+          <w:p>
+            <w:r>
+              <w:rPr>
+                <w:rFonts w:ascii="Calibri" w:hAnsi="Calibri"/>
+                <w:sz w:val="20"/>
+              </w:rPr>
+              <w:t xml:space="preserve">Confirm </w:t>
+            </w:r>
+            <w:r>
+              <w:rPr>
+                <w:rFonts w:ascii="Calibri" w:hAnsi="Calibri"/>
+                <w:b/>
+                <w:sz w:val="20"/>
+              </w:rPr>
+              <w:t>resource availability</w:t>
+            </w:r>
+            <w:r>
+              <w:rPr>
+                <w:rFonts w:ascii="Calibri" w:hAnsi="Calibri"/>
+                <w:sz w:val="20"/>
+              </w:rPr>
+              <w:t xml:space="preserve"> across AI Forward Engineers</w:t>
+            </w:r>
+          </w:p>
+        </w:tc>
+        <w:tc>
+          <w:tcPr>
+            <w:tcW w:type="dxa" w:w="2551"/>
+          </w:tcPr>
+          <w:p>
+            <w:pPr>
+              <w:jc w:val="right"/>
+            </w:pPr>
+            <w:r>
+              <w:rPr>
+                <w:rFonts w:ascii="Calibri" w:hAnsi="Calibri"/>
+                <w:b/>
+                <w:color w:val="F59E0B"/>
+                <w:sz w:val="18"/>
+              </w:rPr>
+              <w:t>AI Lab Leadership</w:t>
+            </w:r>
+          </w:p>
+        </w:tc>
+      </w:tr>
+      <w:tr>
+        <w:tc>
+          <w:tcPr>
+            <w:tcW w:type="dxa" w:w="6803"/>
+            <w:shd w:fill="FEF3C7"/>
+          </w:tcPr>
+          <w:p>
+            <w:r>
+              <w:rPr>
+                <w:rFonts w:ascii="Calibri" w:hAnsi="Calibri"/>
+                <w:sz w:val="20"/>
+              </w:rPr>
+              <w:t xml:space="preserve">Obtain </w:t>
+            </w:r>
+            <w:r>
+              <w:rPr>
+                <w:rFonts w:ascii="Calibri" w:hAnsi="Calibri"/>
+                <w:b/>
+                <w:sz w:val="20"/>
+              </w:rPr>
+              <w:t>Business Sponsor sign-off</w:t>
+            </w:r>
+            <w:r>
+              <w:rPr>
+                <w:rFonts w:ascii="Calibri" w:hAnsi="Calibri"/>
+                <w:sz w:val="20"/>
+              </w:rPr>
+            </w:r>
+          </w:p>
+        </w:tc>
+        <w:tc>
+          <w:tcPr>
+            <w:tcW w:type="dxa" w:w="2551"/>
+            <w:shd w:fill="FEF3C7"/>
+          </w:tcPr>
+          <w:p>
+            <w:pPr>
+              <w:jc w:val="right"/>
+            </w:pPr>
+            <w:r>
+              <w:rPr>
+                <w:rFonts w:ascii="Calibri" w:hAnsi="Calibri"/>
+                <w:b/>
+                <w:color w:val="F59E0B"/>
+                <w:sz w:val="18"/>
+              </w:rPr>
+              <w:t>Business Sponsor</w:t>
+            </w:r>
+          </w:p>
+        </w:tc>
+      </w:tr>
+      <w:tr>
+        <w:tc>
+          <w:tcPr>
+            <w:tcW w:type="dxa" w:w="6803"/>
+          </w:tcPr>
+          <w:p>
+            <w:r>
+              <w:rPr>
+                <w:rFonts w:ascii="Calibri" w:hAnsi="Calibri"/>
+                <w:sz w:val="20"/>
+              </w:rPr>
+              <w:t xml:space="preserve">Prioritize </w:t>
+            </w:r>
+            <w:r>
+              <w:rPr>
+                <w:rFonts w:ascii="Calibri" w:hAnsi="Calibri"/>
+                <w:b/>
+                <w:sz w:val="20"/>
+              </w:rPr>
+              <w:t>top 1–2 use cases</w:t>
+            </w:r>
+            <w:r>
+              <w:rPr>
+                <w:rFonts w:ascii="Calibri" w:hAnsi="Calibri"/>
+                <w:sz w:val="20"/>
+              </w:rPr>
+              <w:t xml:space="preserve"> per champion for development</w:t>
+            </w:r>
+          </w:p>
+        </w:tc>
+        <w:tc>
+          <w:tcPr>
+            <w:tcW w:type="dxa" w:w="2551"/>
+          </w:tcPr>
+          <w:p>
+            <w:pPr>
+              <w:jc w:val="right"/>
+            </w:pPr>
+            <w:r>
+              <w:rPr>
+                <w:rFonts w:ascii="Calibri" w:hAnsi="Calibri"/>
+                <w:b/>
+                <w:color w:val="F59E0B"/>
+                <w:sz w:val="18"/>
+              </w:rPr>
+              <w:t>AI Lab Leadership</w:t>
+            </w:r>
+          </w:p>
+        </w:tc>
+      </w:tr>
+    </w:tbl>
+    <w:p/>
+    <w:tbl>
+      <w:tblPr>
+        <w:tblW w:type="auto" w:w="0"/>
+        <w:jc w:val="center"/>
+        <w:tblLook w:firstColumn="1" w:firstRow="1" w:lastColumn="0" w:lastRow="0" w:noHBand="0" w:noVBand="1" w:val="04A0"/>
+      </w:tblPr>
+      <w:tblGrid>
+        <w:gridCol w:w="9746"/>
+      </w:tblGrid>
+      <w:tr>
+        <w:tc>
+          <w:tcPr>
+            <w:tcW w:type="dxa" w:w="9746"/>
+            <w:shd w:fill="FEF3C7"/>
+          </w:tcPr>
+          <w:p>
+            <w:pPr>
+              <w:jc w:val="center"/>
+            </w:pPr>
+            <w:r>
+              <w:rPr>
+                <w:rFonts w:ascii="Calibri" w:hAnsi="Calibri"/>
+                <w:b/>
+                <w:color w:val="F59E0B"/>
+                <w:sz w:val="24"/>
+              </w:rPr>
+              <w:t>⚠  RELEASE GATE</w:t>
+            </w:r>
+          </w:p>
+          <w:p>
+            <w:pPr>
+              <w:jc w:val="center"/>
+            </w:pPr>
+            <w:r>
+              <w:rPr>
+                <w:rFonts w:ascii="Calibri" w:hAnsi="Calibri"/>
+                <w:color w:val="6B7280"/>
+                <w:sz w:val="19"/>
+              </w:rPr>
+              <w:t>Approved to proceed?  Yes → continue to build   |   No → return to ideation</w:t>
+            </w:r>
+          </w:p>
+        </w:tc>
+      </w:tr>
+    </w:tbl>
+    <w:p/>
+    <w:p>
+      <w:r>
+        <w:br w:type="page"/>
       </w:r>
     </w:p>
     <w:p>
       <w:pPr>
-        <w:pStyle w:val="ListBullet"/>
+        <w:pStyle w:val="Heading1"/>
       </w:pPr>
       <w:r>
         <w:rPr>
-          <w:sz w:val="21"/>
+          <w:color w:val="F43F5E"/>
         </w:rPr>
-        <w:t>Check the Global Demo Catalog to see what solutions already exist across 10 domains and 79+ mapped solutions — avoid duplication.</w:t>
+        <w:t>Step 4: Project Setup &amp; Resource Allocation</w:t>
+      </w:r>
+    </w:p>
+    <w:p>
+      <w:r>
+        <w:rPr>
+          <w:rFonts w:ascii="Calibri" w:hAnsi="Calibri"/>
+          <w:b/>
+          <w:color w:val="F43F5E"/>
+          <w:sz w:val="18"/>
+        </w:rPr>
+        <w:t>●  SETUP</w:t>
       </w:r>
     </w:p>
     <w:p>
       <w:pPr>
-        <w:pStyle w:val="ListBullet"/>
+        <w:spacing w:before="0" w:after="120"/>
       </w:pPr>
       <w:r>
         <w:rPr>
-          <w:sz w:val="21"/>
+          <w:color w:val="F43F5E"/>
+          <w:sz w:val="12"/>
         </w:rPr>
-        <w:t>For AI Infusion opportunities, identify repetitive work or manual processes in current fixed-fee projects that could be enhanced with AI.</w:t>
+        <w:t>─────────────────────────────────────────────────────────────────</w:t>
+      </w:r>
+    </w:p>
+    <w:p>
+      <w:r>
+        <w:rPr>
+          <w:i/>
+          <w:color w:val="6B7280"/>
+          <w:sz w:val="20"/>
+        </w:rPr>
+        <w:t>Three parallel workstreams kick off simultaneously:</w:t>
+      </w:r>
+    </w:p>
+    <w:tbl>
+      <w:tblPr>
+        <w:tblW w:type="auto" w:w="0"/>
+        <w:jc w:val="center"/>
+        <w:tblLayout w:type="autofit"/>
+        <w:tblLook w:firstColumn="1" w:firstRow="1" w:lastColumn="0" w:lastRow="0" w:noHBand="0" w:noVBand="1" w:val="04A0"/>
+      </w:tblPr>
+      <w:tblGrid>
+        <w:gridCol w:w="4873"/>
+        <w:gridCol w:w="4873"/>
+      </w:tblGrid>
+      <w:tr>
+        <w:tc>
+          <w:tcPr>
+            <w:tcW w:type="dxa" w:w="6803"/>
+            <w:shd w:fill="F43F5E"/>
+          </w:tcPr>
+          <w:p>
+            <w:pPr>
+              <w:jc w:val="left"/>
+            </w:pPr>
+            <w:r>
+              <w:rPr>
+                <w:rFonts w:ascii="Calibri" w:hAnsi="Calibri"/>
+                <w:b/>
+                <w:color w:val="FFFFFF"/>
+                <w:sz w:val="18"/>
+              </w:rPr>
+              <w:t>Task</w:t>
+            </w:r>
+          </w:p>
+        </w:tc>
+        <w:tc>
+          <w:tcPr>
+            <w:tcW w:type="dxa" w:w="2551"/>
+            <w:shd w:fill="F43F5E"/>
+          </w:tcPr>
+          <w:p>
+            <w:pPr>
+              <w:jc w:val="right"/>
+            </w:pPr>
+            <w:r>
+              <w:rPr>
+                <w:rFonts w:ascii="Calibri" w:hAnsi="Calibri"/>
+                <w:b/>
+                <w:color w:val="FFFFFF"/>
+                <w:sz w:val="18"/>
+              </w:rPr>
+              <w:t>Owner</w:t>
+            </w:r>
+          </w:p>
+        </w:tc>
+      </w:tr>
+      <w:tr>
+        <w:tc>
+          <w:tcPr>
+            <w:tcW w:type="dxa" w:w="6803"/>
+            <w:shd w:fill="FFE4E6"/>
+          </w:tcPr>
+          <w:p>
+            <w:r>
+              <w:rPr>
+                <w:rFonts w:ascii="Calibri" w:hAnsi="Calibri"/>
+                <w:sz w:val="20"/>
+              </w:rPr>
+            </w:r>
+            <w:r>
+              <w:rPr>
+                <w:rFonts w:ascii="Calibri" w:hAnsi="Calibri"/>
+                <w:b/>
+                <w:sz w:val="20"/>
+              </w:rPr>
+              <w:t>Asset Register</w:t>
+            </w:r>
+            <w:r>
+              <w:rPr>
+                <w:rFonts w:ascii="Calibri" w:hAnsi="Calibri"/>
+                <w:sz w:val="20"/>
+              </w:rPr>
+              <w:t xml:space="preserve"> — Model the AI solution into asset register</w:t>
+            </w:r>
+          </w:p>
+        </w:tc>
+        <w:tc>
+          <w:tcPr>
+            <w:tcW w:type="dxa" w:w="2551"/>
+            <w:shd w:fill="FFE4E6"/>
+          </w:tcPr>
+          <w:p>
+            <w:pPr>
+              <w:jc w:val="right"/>
+            </w:pPr>
+            <w:r>
+              <w:rPr>
+                <w:rFonts w:ascii="Calibri" w:hAnsi="Calibri"/>
+                <w:b/>
+                <w:color w:val="F43F5E"/>
+                <w:sz w:val="18"/>
+              </w:rPr>
+              <w:t>AI Lab Mgmt</w:t>
+            </w:r>
+          </w:p>
+        </w:tc>
+      </w:tr>
+      <w:tr>
+        <w:tc>
+          <w:tcPr>
+            <w:tcW w:type="dxa" w:w="6803"/>
+          </w:tcPr>
+          <w:p>
+            <w:r>
+              <w:rPr>
+                <w:rFonts w:ascii="Calibri" w:hAnsi="Calibri"/>
+                <w:sz w:val="20"/>
+              </w:rPr>
+            </w:r>
+            <w:r>
+              <w:rPr>
+                <w:rFonts w:ascii="Calibri" w:hAnsi="Calibri"/>
+                <w:b/>
+                <w:sz w:val="20"/>
+              </w:rPr>
+              <w:t>Set Up Jira</w:t>
+            </w:r>
+            <w:r>
+              <w:rPr>
+                <w:rFonts w:ascii="Calibri" w:hAnsi="Calibri"/>
+                <w:sz w:val="20"/>
+              </w:rPr>
+              <w:t xml:space="preserve"> — Create project, epics, stories &amp; sprint backlog</w:t>
+            </w:r>
+          </w:p>
+        </w:tc>
+        <w:tc>
+          <w:tcPr>
+            <w:tcW w:type="dxa" w:w="2551"/>
+          </w:tcPr>
+          <w:p>
+            <w:pPr>
+              <w:jc w:val="right"/>
+            </w:pPr>
+            <w:r>
+              <w:rPr>
+                <w:rFonts w:ascii="Calibri" w:hAnsi="Calibri"/>
+                <w:b/>
+                <w:color w:val="F43F5E"/>
+                <w:sz w:val="18"/>
+              </w:rPr>
+              <w:t>Program Manager</w:t>
+            </w:r>
+          </w:p>
+        </w:tc>
+      </w:tr>
+      <w:tr>
+        <w:tc>
+          <w:tcPr>
+            <w:tcW w:type="dxa" w:w="6803"/>
+            <w:shd w:fill="FFE4E6"/>
+          </w:tcPr>
+          <w:p>
+            <w:r>
+              <w:rPr>
+                <w:rFonts w:ascii="Calibri" w:hAnsi="Calibri"/>
+                <w:sz w:val="20"/>
+              </w:rPr>
+            </w:r>
+            <w:r>
+              <w:rPr>
+                <w:rFonts w:ascii="Calibri" w:hAnsi="Calibri"/>
+                <w:b/>
+                <w:sz w:val="20"/>
+              </w:rPr>
+              <w:t>Allocate Resources</w:t>
+            </w:r>
+            <w:r>
+              <w:rPr>
+                <w:rFonts w:ascii="Calibri" w:hAnsi="Calibri"/>
+                <w:sz w:val="20"/>
+              </w:rPr>
+              <w:t xml:space="preserve"> — Assign AI Forward Engineers via Retain</w:t>
+            </w:r>
+          </w:p>
+        </w:tc>
+        <w:tc>
+          <w:tcPr>
+            <w:tcW w:type="dxa" w:w="2551"/>
+            <w:shd w:fill="FFE4E6"/>
+          </w:tcPr>
+          <w:p>
+            <w:pPr>
+              <w:jc w:val="right"/>
+            </w:pPr>
+            <w:r>
+              <w:rPr>
+                <w:rFonts w:ascii="Calibri" w:hAnsi="Calibri"/>
+                <w:b/>
+                <w:color w:val="F43F5E"/>
+                <w:sz w:val="18"/>
+              </w:rPr>
+              <w:t>AI Lab Mgmt</w:t>
+            </w:r>
+          </w:p>
+        </w:tc>
+      </w:tr>
+      <w:tr>
+        <w:tc>
+          <w:tcPr>
+            <w:tcW w:type="dxa" w:w="6803"/>
+          </w:tcPr>
+          <w:p>
+            <w:r>
+              <w:rPr>
+                <w:rFonts w:ascii="Calibri" w:hAnsi="Calibri"/>
+                <w:sz w:val="20"/>
+              </w:rPr>
+              <w:t xml:space="preserve">Establish </w:t>
+            </w:r>
+            <w:r>
+              <w:rPr>
+                <w:rFonts w:ascii="Calibri" w:hAnsi="Calibri"/>
+                <w:b/>
+                <w:sz w:val="20"/>
+              </w:rPr>
+              <w:t>weekly checkpoint</w:t>
+            </w:r>
+            <w:r>
+              <w:rPr>
+                <w:rFonts w:ascii="Calibri" w:hAnsi="Calibri"/>
+                <w:sz w:val="20"/>
+              </w:rPr>
+              <w:t xml:space="preserve"> cadence</w:t>
+            </w:r>
+          </w:p>
+        </w:tc>
+        <w:tc>
+          <w:tcPr>
+            <w:tcW w:type="dxa" w:w="2551"/>
+          </w:tcPr>
+          <w:p>
+            <w:pPr>
+              <w:jc w:val="right"/>
+            </w:pPr>
+            <w:r>
+              <w:rPr>
+                <w:rFonts w:ascii="Calibri" w:hAnsi="Calibri"/>
+                <w:b/>
+                <w:color w:val="F43F5E"/>
+                <w:sz w:val="18"/>
+              </w:rPr>
+              <w:t>Program Manager</w:t>
+            </w:r>
+          </w:p>
+        </w:tc>
+      </w:tr>
+      <w:tr>
+        <w:tc>
+          <w:tcPr>
+            <w:tcW w:type="dxa" w:w="6803"/>
+            <w:shd w:fill="FFE4E6"/>
+          </w:tcPr>
+          <w:p>
+            <w:r>
+              <w:rPr>
+                <w:rFonts w:ascii="Calibri" w:hAnsi="Calibri"/>
+                <w:sz w:val="20"/>
+              </w:rPr>
+              <w:t xml:space="preserve">Identify </w:t>
+            </w:r>
+            <w:r>
+              <w:rPr>
+                <w:rFonts w:ascii="Calibri" w:hAnsi="Calibri"/>
+                <w:b/>
+                <w:sz w:val="20"/>
+              </w:rPr>
+              <w:t>point of contact</w:t>
+            </w:r>
+            <w:r>
+              <w:rPr>
+                <w:rFonts w:ascii="Calibri" w:hAnsi="Calibri"/>
+                <w:sz w:val="20"/>
+              </w:rPr>
+              <w:t xml:space="preserve"> and confirm Business Sponsor</w:t>
+            </w:r>
+          </w:p>
+        </w:tc>
+        <w:tc>
+          <w:tcPr>
+            <w:tcW w:type="dxa" w:w="2551"/>
+            <w:shd w:fill="FFE4E6"/>
+          </w:tcPr>
+          <w:p>
+            <w:pPr>
+              <w:jc w:val="right"/>
+            </w:pPr>
+            <w:r>
+              <w:rPr>
+                <w:rFonts w:ascii="Calibri" w:hAnsi="Calibri"/>
+                <w:b/>
+                <w:color w:val="F43F5E"/>
+                <w:sz w:val="18"/>
+              </w:rPr>
+              <w:t>Program Manager</w:t>
+            </w:r>
+          </w:p>
+        </w:tc>
+      </w:tr>
+    </w:tbl>
+    <w:p/>
+    <w:p>
+      <w:r>
+        <w:br w:type="page"/>
       </w:r>
     </w:p>
     <w:p>
       <w:pPr>
-        <w:pStyle w:val="Heading3"/>
+        <w:pStyle w:val="Heading1"/>
       </w:pPr>
       <w:r>
-        <w:t>Requirements</w:t>
+        <w:rPr>
+          <w:color w:val="8B5CF6"/>
+        </w:rPr>
+        <w:t>Step 5: Define the MVP &amp; Build</w:t>
+      </w:r>
+    </w:p>
+    <w:p>
+      <w:r>
+        <w:rPr>
+          <w:rFonts w:ascii="Calibri" w:hAnsi="Calibri"/>
+          <w:b/>
+          <w:color w:val="8B5CF6"/>
+          <w:sz w:val="18"/>
+        </w:rPr>
+        <w:t>●  BUILD</w:t>
       </w:r>
     </w:p>
     <w:p>
       <w:pPr>
-        <w:pStyle w:val="ListBullet"/>
+        <w:spacing w:before="0" w:after="120"/>
       </w:pPr>
       <w:r>
         <w:rPr>
-          <w:sz w:val="21"/>
+          <w:color w:val="8B5CF6"/>
+          <w:sz w:val="12"/>
         </w:rPr>
-        <w:t>Nominated AI Champion per practice area (elected by Domain Partner)</w:t>
+        <w:t>─────────────────────────────────────────────────────────────────</w:t>
+      </w:r>
+    </w:p>
+    <w:tbl>
+      <w:tblPr>
+        <w:tblW w:type="auto" w:w="0"/>
+        <w:jc w:val="center"/>
+        <w:tblLayout w:type="autofit"/>
+        <w:tblLook w:firstColumn="1" w:firstRow="1" w:lastColumn="0" w:lastRow="0" w:noHBand="0" w:noVBand="1" w:val="04A0"/>
+      </w:tblPr>
+      <w:tblGrid>
+        <w:gridCol w:w="4873"/>
+        <w:gridCol w:w="4873"/>
+      </w:tblGrid>
+      <w:tr>
+        <w:tc>
+          <w:tcPr>
+            <w:tcW w:type="dxa" w:w="6803"/>
+            <w:shd w:fill="8B5CF6"/>
+          </w:tcPr>
+          <w:p>
+            <w:pPr>
+              <w:jc w:val="left"/>
+            </w:pPr>
+            <w:r>
+              <w:rPr>
+                <w:rFonts w:ascii="Calibri" w:hAnsi="Calibri"/>
+                <w:b/>
+                <w:color w:val="FFFFFF"/>
+                <w:sz w:val="18"/>
+              </w:rPr>
+              <w:t>Task</w:t>
+            </w:r>
+          </w:p>
+        </w:tc>
+        <w:tc>
+          <w:tcPr>
+            <w:tcW w:type="dxa" w:w="2551"/>
+            <w:shd w:fill="8B5CF6"/>
+          </w:tcPr>
+          <w:p>
+            <w:pPr>
+              <w:jc w:val="right"/>
+            </w:pPr>
+            <w:r>
+              <w:rPr>
+                <w:rFonts w:ascii="Calibri" w:hAnsi="Calibri"/>
+                <w:b/>
+                <w:color w:val="FFFFFF"/>
+                <w:sz w:val="18"/>
+              </w:rPr>
+              <w:t>Owner</w:t>
+            </w:r>
+          </w:p>
+        </w:tc>
+      </w:tr>
+      <w:tr>
+        <w:tc>
+          <w:tcPr>
+            <w:tcW w:type="dxa" w:w="6803"/>
+            <w:shd w:fill="EDE9FE"/>
+          </w:tcPr>
+          <w:p>
+            <w:r>
+              <w:rPr>
+                <w:rFonts w:ascii="Calibri" w:hAnsi="Calibri"/>
+                <w:sz w:val="20"/>
+              </w:rPr>
+            </w:r>
+            <w:r>
+              <w:rPr>
+                <w:rFonts w:ascii="Calibri" w:hAnsi="Calibri"/>
+                <w:b/>
+                <w:sz w:val="20"/>
+              </w:rPr>
+              <w:t>Define MVP scope</w:t>
+            </w:r>
+            <w:r>
+              <w:rPr>
+                <w:rFonts w:ascii="Calibri" w:hAnsi="Calibri"/>
+                <w:sz w:val="20"/>
+              </w:rPr>
+              <w:t xml:space="preserve"> — features, demo expectations &amp; success criteria</w:t>
+            </w:r>
+          </w:p>
+        </w:tc>
+        <w:tc>
+          <w:tcPr>
+            <w:tcW w:type="dxa" w:w="2551"/>
+            <w:shd w:fill="EDE9FE"/>
+          </w:tcPr>
+          <w:p>
+            <w:pPr>
+              <w:jc w:val="right"/>
+            </w:pPr>
+            <w:r>
+              <w:rPr>
+                <w:rFonts w:ascii="Calibri" w:hAnsi="Calibri"/>
+                <w:b/>
+                <w:color w:val="8B5CF6"/>
+                <w:sz w:val="18"/>
+              </w:rPr>
+              <w:t>AI Fwd Engineer + Sponsor</w:t>
+            </w:r>
+          </w:p>
+        </w:tc>
+      </w:tr>
+      <w:tr>
+        <w:tc>
+          <w:tcPr>
+            <w:tcW w:type="dxa" w:w="6803"/>
+          </w:tcPr>
+          <w:p>
+            <w:r>
+              <w:rPr>
+                <w:rFonts w:ascii="Calibri" w:hAnsi="Calibri"/>
+                <w:sz w:val="20"/>
+              </w:rPr>
+              <w:t xml:space="preserve">Develop through </w:t>
+            </w:r>
+            <w:r>
+              <w:rPr>
+                <w:rFonts w:ascii="Calibri" w:hAnsi="Calibri"/>
+                <w:b/>
+                <w:sz w:val="20"/>
+              </w:rPr>
+              <w:t>sprint cycles</w:t>
+            </w:r>
+            <w:r>
+              <w:rPr>
+                <w:rFonts w:ascii="Calibri" w:hAnsi="Calibri"/>
+                <w:sz w:val="20"/>
+              </w:rPr>
+              <w:t xml:space="preserve"> with iterative testing</w:t>
+            </w:r>
+          </w:p>
+        </w:tc>
+        <w:tc>
+          <w:tcPr>
+            <w:tcW w:type="dxa" w:w="2551"/>
+          </w:tcPr>
+          <w:p>
+            <w:pPr>
+              <w:jc w:val="right"/>
+            </w:pPr>
+            <w:r>
+              <w:rPr>
+                <w:rFonts w:ascii="Calibri" w:hAnsi="Calibri"/>
+                <w:b/>
+                <w:color w:val="8B5CF6"/>
+                <w:sz w:val="18"/>
+              </w:rPr>
+              <w:t>AI Forward Engineer</w:t>
+            </w:r>
+          </w:p>
+        </w:tc>
+      </w:tr>
+      <w:tr>
+        <w:tc>
+          <w:tcPr>
+            <w:tcW w:type="dxa" w:w="6803"/>
+            <w:shd w:fill="EDE9FE"/>
+          </w:tcPr>
+          <w:p>
+            <w:r>
+              <w:rPr>
+                <w:rFonts w:ascii="Calibri" w:hAnsi="Calibri"/>
+                <w:sz w:val="20"/>
+              </w:rPr>
+              <w:t xml:space="preserve">Build </w:t>
+            </w:r>
+            <w:r>
+              <w:rPr>
+                <w:rFonts w:ascii="Calibri" w:hAnsi="Calibri"/>
+                <w:b/>
+                <w:sz w:val="20"/>
+              </w:rPr>
+              <w:t>demo environment</w:t>
+            </w:r>
+            <w:r>
+              <w:rPr>
+                <w:rFonts w:ascii="Calibri" w:hAnsi="Calibri"/>
+                <w:sz w:val="20"/>
+              </w:rPr>
+              <w:t xml:space="preserve"> with real-world scenarios</w:t>
+            </w:r>
+          </w:p>
+        </w:tc>
+        <w:tc>
+          <w:tcPr>
+            <w:tcW w:type="dxa" w:w="2551"/>
+            <w:shd w:fill="EDE9FE"/>
+          </w:tcPr>
+          <w:p>
+            <w:pPr>
+              <w:jc w:val="right"/>
+            </w:pPr>
+            <w:r>
+              <w:rPr>
+                <w:rFonts w:ascii="Calibri" w:hAnsi="Calibri"/>
+                <w:b/>
+                <w:color w:val="8B5CF6"/>
+                <w:sz w:val="18"/>
+              </w:rPr>
+              <w:t>AI Forward Engineer</w:t>
+            </w:r>
+          </w:p>
+        </w:tc>
+      </w:tr>
+      <w:tr>
+        <w:tc>
+          <w:tcPr>
+            <w:tcW w:type="dxa" w:w="6803"/>
+          </w:tcPr>
+          <w:p>
+            <w:r>
+              <w:rPr>
+                <w:rFonts w:ascii="Calibri" w:hAnsi="Calibri"/>
+                <w:sz w:val="20"/>
+              </w:rPr>
+              <w:t xml:space="preserve">Track: Backlog → Build In-Progress → </w:t>
+            </w:r>
+            <w:r>
+              <w:rPr>
+                <w:rFonts w:ascii="Calibri" w:hAnsi="Calibri"/>
+                <w:b/>
+                <w:sz w:val="20"/>
+              </w:rPr>
+              <w:t>MVP Demo Complete</w:t>
+            </w:r>
+            <w:r>
+              <w:rPr>
+                <w:rFonts w:ascii="Calibri" w:hAnsi="Calibri"/>
+                <w:sz w:val="20"/>
+              </w:rPr>
+            </w:r>
+          </w:p>
+        </w:tc>
+        <w:tc>
+          <w:tcPr>
+            <w:tcW w:type="dxa" w:w="2551"/>
+          </w:tcPr>
+          <w:p>
+            <w:pPr>
+              <w:jc w:val="right"/>
+            </w:pPr>
+            <w:r>
+              <w:rPr>
+                <w:rFonts w:ascii="Calibri" w:hAnsi="Calibri"/>
+                <w:b/>
+                <w:color w:val="8B5CF6"/>
+                <w:sz w:val="18"/>
+              </w:rPr>
+              <w:t>Program Manager</w:t>
+            </w:r>
+          </w:p>
+        </w:tc>
+      </w:tr>
+    </w:tbl>
+    <w:p/>
+    <w:tbl>
+      <w:tblPr>
+        <w:tblW w:type="auto" w:w="0"/>
+        <w:jc w:val="center"/>
+        <w:tblLook w:firstColumn="1" w:firstRow="1" w:lastColumn="0" w:lastRow="0" w:noHBand="0" w:noVBand="1" w:val="04A0"/>
+      </w:tblPr>
+      <w:tblGrid>
+        <w:gridCol w:w="9746"/>
+      </w:tblGrid>
+      <w:tr>
+        <w:tc>
+          <w:tcPr>
+            <w:tcW w:type="dxa" w:w="9746"/>
+            <w:shd w:fill="FEE2E2"/>
+          </w:tcPr>
+          <w:p>
+            <w:pPr>
+              <w:jc w:val="center"/>
+            </w:pPr>
+            <w:r>
+              <w:rPr>
+                <w:rFonts w:ascii="Calibri" w:hAnsi="Calibri"/>
+                <w:b/>
+                <w:color w:val="DC2626"/>
+                <w:sz w:val="24"/>
+              </w:rPr>
+              <w:t>⚠  GOVERNANCE GATE</w:t>
+            </w:r>
+          </w:p>
+          <w:p>
+            <w:pPr>
+              <w:jc w:val="center"/>
+            </w:pPr>
+            <w:r>
+              <w:rPr>
+                <w:rFonts w:ascii="Calibri" w:hAnsi="Calibri"/>
+                <w:color w:val="6B7280"/>
+                <w:sz w:val="19"/>
+              </w:rPr>
+              <w:t>AI Governance Evaluation  •  Compliance Checks  •  Data Security Review  •  Model Risk Validation</w:t>
+            </w:r>
+          </w:p>
+        </w:tc>
+      </w:tr>
+    </w:tbl>
+    <w:p/>
+    <w:p>
+      <w:r>
+        <w:br w:type="page"/>
       </w:r>
     </w:p>
     <w:p>
       <w:pPr>
-        <w:pStyle w:val="ListBullet"/>
+        <w:pStyle w:val="Heading1"/>
       </w:pPr>
       <w:r>
         <w:rPr>
-          <w:sz w:val="21"/>
+          <w:color w:val="06B6D4"/>
         </w:rPr>
-        <w:t>Clear understanding of target client personas and their pain points</w:t>
+        <w:t>Step 6: GTM Ready — Package the Solution</w:t>
+      </w:r>
+    </w:p>
+    <w:p>
+      <w:r>
+        <w:rPr>
+          <w:rFonts w:ascii="Calibri" w:hAnsi="Calibri"/>
+          <w:b/>
+          <w:color w:val="06B6D4"/>
+          <w:sz w:val="18"/>
+        </w:rPr>
+        <w:t>●  GTM READY</w:t>
       </w:r>
     </w:p>
     <w:p>
       <w:pPr>
-        <w:pStyle w:val="ListBullet"/>
+        <w:spacing w:before="0" w:after="120"/>
       </w:pPr>
       <w:r>
         <w:rPr>
-          <w:sz w:val="21"/>
+          <w:color w:val="06B6D4"/>
+          <w:sz w:val="12"/>
         </w:rPr>
-        <w:t>Awareness of existing solutions in the Global Demo Catalog across 10 domains: Banking/Financial Services, Insurance, SDLC/Engineering, Risk/Compliance/Legal, Knowledge Management, Operations/PMO, Cybersecurity, Customer/Sales/Marketing, Finance/CFO, Cross Domain</w:t>
+        <w:t>─────────────────────────────────────────────────────────────────</w:t>
       </w:r>
     </w:p>
+    <w:tbl>
+      <w:tblPr>
+        <w:tblW w:type="auto" w:w="0"/>
+        <w:jc w:val="center"/>
+        <w:tblLayout w:type="autofit"/>
+        <w:tblLook w:firstColumn="1" w:firstRow="1" w:lastColumn="0" w:lastRow="0" w:noHBand="0" w:noVBand="1" w:val="04A0"/>
+      </w:tblPr>
+      <w:tblGrid>
+        <w:gridCol w:w="4873"/>
+        <w:gridCol w:w="4873"/>
+      </w:tblGrid>
+      <w:tr>
+        <w:tc>
+          <w:tcPr>
+            <w:tcW w:type="dxa" w:w="6803"/>
+            <w:shd w:fill="06B6D4"/>
+          </w:tcPr>
+          <w:p>
+            <w:pPr>
+              <w:jc w:val="left"/>
+            </w:pPr>
+            <w:r>
+              <w:rPr>
+                <w:rFonts w:ascii="Calibri" w:hAnsi="Calibri"/>
+                <w:b/>
+                <w:color w:val="FFFFFF"/>
+                <w:sz w:val="18"/>
+              </w:rPr>
+              <w:t>Task</w:t>
+            </w:r>
+          </w:p>
+        </w:tc>
+        <w:tc>
+          <w:tcPr>
+            <w:tcW w:type="dxa" w:w="2551"/>
+            <w:shd w:fill="06B6D4"/>
+          </w:tcPr>
+          <w:p>
+            <w:pPr>
+              <w:jc w:val="right"/>
+            </w:pPr>
+            <w:r>
+              <w:rPr>
+                <w:rFonts w:ascii="Calibri" w:hAnsi="Calibri"/>
+                <w:b/>
+                <w:color w:val="FFFFFF"/>
+                <w:sz w:val="18"/>
+              </w:rPr>
+              <w:t>Owner</w:t>
+            </w:r>
+          </w:p>
+        </w:tc>
+      </w:tr>
+      <w:tr>
+        <w:tc>
+          <w:tcPr>
+            <w:tcW w:type="dxa" w:w="6803"/>
+            <w:shd w:fill="CFFAFE"/>
+          </w:tcPr>
+          <w:p>
+            <w:r>
+              <w:rPr>
+                <w:rFonts w:ascii="Calibri" w:hAnsi="Calibri"/>
+                <w:sz w:val="20"/>
+              </w:rPr>
+              <w:t xml:space="preserve">Finalize </w:t>
+            </w:r>
+            <w:r>
+              <w:rPr>
+                <w:rFonts w:ascii="Calibri" w:hAnsi="Calibri"/>
+                <w:b/>
+                <w:sz w:val="20"/>
+              </w:rPr>
+              <w:t>demo script</w:t>
+            </w:r>
+            <w:r>
+              <w:rPr>
+                <w:rFonts w:ascii="Calibri" w:hAnsi="Calibri"/>
+                <w:sz w:val="20"/>
+              </w:rPr>
+              <w:t xml:space="preserve"> and conduct full run-throughs</w:t>
+            </w:r>
+          </w:p>
+        </w:tc>
+        <w:tc>
+          <w:tcPr>
+            <w:tcW w:type="dxa" w:w="2551"/>
+            <w:shd w:fill="CFFAFE"/>
+          </w:tcPr>
+          <w:p>
+            <w:pPr>
+              <w:jc w:val="right"/>
+            </w:pPr>
+            <w:r>
+              <w:rPr>
+                <w:rFonts w:ascii="Calibri" w:hAnsi="Calibri"/>
+                <w:b/>
+                <w:color w:val="06B6D4"/>
+                <w:sz w:val="18"/>
+              </w:rPr>
+              <w:t>AI Fwd Engineer + Champion</w:t>
+            </w:r>
+          </w:p>
+        </w:tc>
+      </w:tr>
+      <w:tr>
+        <w:tc>
+          <w:tcPr>
+            <w:tcW w:type="dxa" w:w="6803"/>
+          </w:tcPr>
+          <w:p>
+            <w:r>
+              <w:rPr>
+                <w:rFonts w:ascii="Calibri" w:hAnsi="Calibri"/>
+                <w:sz w:val="20"/>
+              </w:rPr>
+              <w:t xml:space="preserve">Prepare </w:t>
+            </w:r>
+            <w:r>
+              <w:rPr>
+                <w:rFonts w:ascii="Calibri" w:hAnsi="Calibri"/>
+                <w:b/>
+                <w:sz w:val="20"/>
+              </w:rPr>
+              <w:t>"AI vs. Non-AI" talk track</w:t>
+            </w:r>
+            <w:r>
+              <w:rPr>
+                <w:rFonts w:ascii="Calibri" w:hAnsi="Calibri"/>
+                <w:sz w:val="20"/>
+              </w:rPr>
+              <w:t xml:space="preserve"> (competitive differentiation)</w:t>
+            </w:r>
+          </w:p>
+        </w:tc>
+        <w:tc>
+          <w:tcPr>
+            <w:tcW w:type="dxa" w:w="2551"/>
+          </w:tcPr>
+          <w:p>
+            <w:pPr>
+              <w:jc w:val="right"/>
+            </w:pPr>
+            <w:r>
+              <w:rPr>
+                <w:rFonts w:ascii="Calibri" w:hAnsi="Calibri"/>
+                <w:b/>
+                <w:color w:val="06B6D4"/>
+                <w:sz w:val="18"/>
+              </w:rPr>
+              <w:t>AI Champion + Sales</w:t>
+            </w:r>
+          </w:p>
+        </w:tc>
+      </w:tr>
+      <w:tr>
+        <w:tc>
+          <w:tcPr>
+            <w:tcW w:type="dxa" w:w="6803"/>
+            <w:shd w:fill="CFFAFE"/>
+          </w:tcPr>
+          <w:p>
+            <w:r>
+              <w:rPr>
+                <w:rFonts w:ascii="Calibri" w:hAnsi="Calibri"/>
+                <w:sz w:val="20"/>
+              </w:rPr>
+              <w:t xml:space="preserve">Create </w:t>
+            </w:r>
+            <w:r>
+              <w:rPr>
+                <w:rFonts w:ascii="Calibri" w:hAnsi="Calibri"/>
+                <w:b/>
+                <w:sz w:val="20"/>
+              </w:rPr>
+              <w:t>one-pager</w:t>
+            </w:r>
+            <w:r>
+              <w:rPr>
+                <w:rFonts w:ascii="Calibri" w:hAnsi="Calibri"/>
+                <w:sz w:val="20"/>
+              </w:rPr>
+              <w:t>, pricing template &amp; engagement model</w:t>
+            </w:r>
+          </w:p>
+        </w:tc>
+        <w:tc>
+          <w:tcPr>
+            <w:tcW w:type="dxa" w:w="2551"/>
+            <w:shd w:fill="CFFAFE"/>
+          </w:tcPr>
+          <w:p>
+            <w:pPr>
+              <w:jc w:val="right"/>
+            </w:pPr>
+            <w:r>
+              <w:rPr>
+                <w:rFonts w:ascii="Calibri" w:hAnsi="Calibri"/>
+                <w:b/>
+                <w:color w:val="06B6D4"/>
+                <w:sz w:val="18"/>
+              </w:rPr>
+              <w:t>Domain Leader + Sales</w:t>
+            </w:r>
+          </w:p>
+        </w:tc>
+      </w:tr>
+      <w:tr>
+        <w:tc>
+          <w:tcPr>
+            <w:tcW w:type="dxa" w:w="6803"/>
+          </w:tcPr>
+          <w:p>
+            <w:r>
+              <w:rPr>
+                <w:rFonts w:ascii="Calibri" w:hAnsi="Calibri"/>
+                <w:sz w:val="20"/>
+              </w:rPr>
+              <w:t xml:space="preserve">Map </w:t>
+            </w:r>
+            <w:r>
+              <w:rPr>
+                <w:rFonts w:ascii="Calibri" w:hAnsi="Calibri"/>
+                <w:b/>
+                <w:sz w:val="20"/>
+              </w:rPr>
+              <w:t>target accounts &amp; buyer personas</w:t>
+            </w:r>
+            <w:r>
+              <w:rPr>
+                <w:rFonts w:ascii="Calibri" w:hAnsi="Calibri"/>
+                <w:sz w:val="20"/>
+              </w:rPr>
+            </w:r>
+          </w:p>
+        </w:tc>
+        <w:tc>
+          <w:tcPr>
+            <w:tcW w:type="dxa" w:w="2551"/>
+          </w:tcPr>
+          <w:p>
+            <w:pPr>
+              <w:jc w:val="right"/>
+            </w:pPr>
+            <w:r>
+              <w:rPr>
+                <w:rFonts w:ascii="Calibri" w:hAnsi="Calibri"/>
+                <w:b/>
+                <w:color w:val="06B6D4"/>
+                <w:sz w:val="18"/>
+              </w:rPr>
+              <w:t>Sales</w:t>
+            </w:r>
+          </w:p>
+        </w:tc>
+      </w:tr>
+      <w:tr>
+        <w:tc>
+          <w:tcPr>
+            <w:tcW w:type="dxa" w:w="6803"/>
+            <w:shd w:fill="CFFAFE"/>
+          </w:tcPr>
+          <w:p>
+            <w:r>
+              <w:rPr>
+                <w:rFonts w:ascii="Calibri" w:hAnsi="Calibri"/>
+                <w:sz w:val="20"/>
+              </w:rPr>
+              <w:t xml:space="preserve">Register in </w:t>
+            </w:r>
+            <w:r>
+              <w:rPr>
+                <w:rFonts w:ascii="Calibri" w:hAnsi="Calibri"/>
+                <w:b/>
+                <w:sz w:val="20"/>
+              </w:rPr>
+              <w:t>Global Demo Catalog</w:t>
+            </w:r>
+            <w:r>
+              <w:rPr>
+                <w:rFonts w:ascii="Calibri" w:hAnsi="Calibri"/>
+                <w:sz w:val="20"/>
+              </w:rPr>
+              <w:t xml:space="preserve"> with domain mapping</w:t>
+            </w:r>
+          </w:p>
+        </w:tc>
+        <w:tc>
+          <w:tcPr>
+            <w:tcW w:type="dxa" w:w="2551"/>
+            <w:shd w:fill="CFFAFE"/>
+          </w:tcPr>
+          <w:p>
+            <w:pPr>
+              <w:jc w:val="right"/>
+            </w:pPr>
+            <w:r>
+              <w:rPr>
+                <w:rFonts w:ascii="Calibri" w:hAnsi="Calibri"/>
+                <w:b/>
+                <w:color w:val="06B6D4"/>
+                <w:sz w:val="18"/>
+              </w:rPr>
+              <w:t>Program Manager</w:t>
+            </w:r>
+          </w:p>
+        </w:tc>
+      </w:tr>
+    </w:tbl>
+    <w:p/>
     <w:p>
-      <w:pPr>
-        <w:pStyle w:val="ListBullet"/>
-      </w:pPr>
-      <w:r>
-        <w:rPr>
-          <w:sz w:val="21"/>
-        </w:rPr>
-        <w:t>Use cases must be repeatable across multiple clients or opportunities</w:t>
-      </w:r>
-    </w:p>
-    <w:p>
-      <w:pPr>
-        <w:pStyle w:val="ListBullet"/>
-      </w:pPr>
-      <w:r>
-        <w:rPr>
-          <w:sz w:val="21"/>
-        </w:rPr>
-        <w:t>Relevant to a real client or market pain point</w:t>
-      </w:r>
-    </w:p>
-    <w:p>
-      <w:pPr>
-        <w:spacing w:before="80"/>
-      </w:pPr>
       <w:r>
         <w:rPr>
           <w:b/>
-          <w:color w:val="5B21B6"/>
+          <w:color w:val="06B6D4"/>
           <w:sz w:val="20"/>
         </w:rPr>
-        <w:t xml:space="preserve">Key Roles: </w:t>
+        <w:t xml:space="preserve">Deliverables checklist: </w:t>
       </w:r>
       <w:r>
         <w:rPr>
           <w:color w:val="6B7280"/>
           <w:sz w:val="20"/>
         </w:rPr>
-        <w:t>Practice Lead  |  AI Champion  |  Domain Partner  |  Account Partner</w:t>
+        <w:t>Polished demo  |  One-pager  |  Talk track  |  Pricing template  |  Target account list  |  Backlog reference</w:t>
       </w:r>
     </w:p>
     <w:p>
@@ -532,282 +2764,381 @@
         <w:pStyle w:val="Heading1"/>
       </w:pPr>
       <w:r>
-        <w:t>Step 2: Submit Use Case Intake</w:t>
+        <w:rPr>
+          <w:color w:val="F97316"/>
+        </w:rPr>
+        <w:t>Step 7: GTM Push — Showcase &amp; Sales Activation</w:t>
       </w:r>
     </w:p>
     <w:p>
       <w:r>
         <w:rPr>
+          <w:rFonts w:ascii="Calibri" w:hAnsi="Calibri"/>
           <w:b/>
-          <w:color w:val="7C3AED"/>
+          <w:color w:val="F97316"/>
           <w:sz w:val="18"/>
         </w:rPr>
-        <w:t>PHASE: INTAKE</w:t>
+        <w:t>●  GO-TO-MARKET</w:t>
       </w:r>
     </w:p>
     <w:p>
       <w:pPr>
-        <w:spacing w:before="80" w:after="80"/>
+        <w:spacing w:before="0" w:after="120"/>
       </w:pPr>
       <w:r>
         <w:rPr>
-          <w:color w:val="7C3AED"/>
-          <w:sz w:val="4"/>
+          <w:color w:val="F97316"/>
+          <w:sz w:val="12"/>
         </w:rPr>
-        <w:t>________________________________________________________________________________</w:t>
+        <w:t>─────────────────────────────────────────────────────────────────</w:t>
       </w:r>
     </w:p>
-    <w:p>
-      <w:pPr>
-        <w:pStyle w:val="Heading3"/>
-      </w:pPr>
-      <w:r>
-        <w:t>What to Do</w:t>
-      </w:r>
-    </w:p>
-    <w:p>
-      <w:pPr>
-        <w:pStyle w:val="ListBullet"/>
-      </w:pPr>
-      <w:r>
-        <w:rPr>
-          <w:sz w:val="21"/>
-        </w:rPr>
-        <w:t>Complete the AI Use-Case Intake Form (one row per use case).</w:t>
-      </w:r>
-    </w:p>
-    <w:p>
-      <w:r>
-        <w:rPr>
-          <w:b/>
-          <w:sz w:val="22"/>
-        </w:rPr>
-        <w:t>Answer the 4 Core Desirability Questions:</w:t>
-      </w:r>
-    </w:p>
-    <w:p>
-      <w:pPr>
-        <w:pStyle w:val="ListBullet"/>
-      </w:pPr>
-      <w:r>
-        <w:rPr>
-          <w:sz w:val="21"/>
-        </w:rPr>
-        <w:t>What is the pain/problem? — Describe the business challenge clearly.</w:t>
-      </w:r>
-    </w:p>
-    <w:p>
-      <w:pPr>
-        <w:pStyle w:val="ListBullet"/>
-      </w:pPr>
-      <w:r>
-        <w:rPr>
-          <w:sz w:val="21"/>
-        </w:rPr>
-        <w:t>Who feels the pain? — Identify the user, buyer, or team affected.</w:t>
-      </w:r>
-    </w:p>
-    <w:p>
-      <w:pPr>
-        <w:pStyle w:val="ListBullet"/>
-      </w:pPr>
-      <w:r>
-        <w:rPr>
-          <w:sz w:val="21"/>
-        </w:rPr>
-        <w:t>Why does it matter? — Explain impact on cost, speed, risk, growth, or experience.</w:t>
-      </w:r>
-    </w:p>
-    <w:p>
-      <w:pPr>
-        <w:pStyle w:val="ListBullet"/>
-      </w:pPr>
-      <w:r>
-        <w:rPr>
-          <w:sz w:val="21"/>
-        </w:rPr>
-        <w:t>Why is it unsolved today? — Note current blockers, manual workarounds, or market gaps.</w:t>
-      </w:r>
-    </w:p>
-    <w:p>
-      <w:pPr>
-        <w:pStyle w:val="Heading3"/>
-      </w:pPr>
-      <w:r>
-        <w:t>Intake Form Fields Required</w:t>
-      </w:r>
-    </w:p>
-    <w:p>
-      <w:pPr>
-        <w:pStyle w:val="ListBullet"/>
-      </w:pPr>
-      <w:r>
-        <w:rPr>
-          <w:sz w:val="21"/>
-        </w:rPr>
-        <w:t>Use Case Title</w:t>
-      </w:r>
-    </w:p>
-    <w:p>
-      <w:pPr>
-        <w:pStyle w:val="ListBullet"/>
-      </w:pPr>
-      <w:r>
-        <w:rPr>
-          <w:sz w:val="21"/>
-        </w:rPr>
-        <w:t>Practice &amp; Sub-Practice / Function</w:t>
-      </w:r>
-    </w:p>
-    <w:p>
-      <w:pPr>
-        <w:pStyle w:val="ListBullet"/>
-      </w:pPr>
-      <w:r>
-        <w:rPr>
-          <w:sz w:val="21"/>
-        </w:rPr>
-        <w:t>Champion Name</w:t>
-      </w:r>
-    </w:p>
-    <w:p>
-      <w:pPr>
-        <w:pStyle w:val="ListBullet"/>
-      </w:pPr>
-      <w:r>
-        <w:rPr>
-          <w:sz w:val="21"/>
-        </w:rPr>
-        <w:t>Description of Use Case</w:t>
-      </w:r>
-    </w:p>
-    <w:p>
-      <w:pPr>
-        <w:pStyle w:val="ListBullet"/>
-      </w:pPr>
-      <w:r>
-        <w:rPr>
-          <w:sz w:val="21"/>
-        </w:rPr>
-        <w:t>Pain Point Addressed &amp; Current Blocker to Resolution</w:t>
-      </w:r>
-    </w:p>
-    <w:p>
-      <w:pPr>
-        <w:pStyle w:val="ListBullet"/>
-      </w:pPr>
-      <w:r>
-        <w:rPr>
-          <w:sz w:val="21"/>
-        </w:rPr>
-        <w:t>Target User (Persona)</w:t>
-      </w:r>
-    </w:p>
-    <w:p>
-      <w:pPr>
-        <w:pStyle w:val="ListBullet"/>
-      </w:pPr>
-      <w:r>
-        <w:rPr>
-          <w:sz w:val="21"/>
-        </w:rPr>
-        <w:t>Expected Business Value (Impact)</w:t>
-      </w:r>
-    </w:p>
-    <w:p>
-      <w:pPr>
-        <w:pStyle w:val="ListBullet"/>
-      </w:pPr>
-      <w:r>
-        <w:rPr>
-          <w:sz w:val="21"/>
-        </w:rPr>
-        <w:t>Market Demand Assessment</w:t>
-      </w:r>
-    </w:p>
-    <w:p>
-      <w:pPr>
-        <w:pStyle w:val="ListBullet"/>
-      </w:pPr>
-      <w:r>
-        <w:rPr>
-          <w:sz w:val="21"/>
-        </w:rPr>
-        <w:t>Priority Ranking: High (strong client value, clear demand) / Medium (promising, needs validation) / Low (interesting, less urgent)</w:t>
-      </w:r>
-    </w:p>
-    <w:p>
-      <w:pPr>
-        <w:pStyle w:val="ListBullet"/>
-      </w:pPr>
-      <w:r>
-        <w:rPr>
-          <w:sz w:val="21"/>
-        </w:rPr>
-        <w:t>Revenue Potential &amp; Targeted Accounts</w:t>
-      </w:r>
-    </w:p>
-    <w:p>
-      <w:pPr>
-        <w:pStyle w:val="Heading3"/>
-      </w:pPr>
-      <w:r>
-        <w:t>Tips</w:t>
-      </w:r>
-    </w:p>
-    <w:p>
-      <w:pPr>
-        <w:pStyle w:val="ListBullet"/>
-      </w:pPr>
-      <w:r>
-        <w:rPr>
-          <w:sz w:val="21"/>
-        </w:rPr>
-        <w:t>Keep answers concise. Submit multiple ideas if relevant.</w:t>
-      </w:r>
-    </w:p>
-    <w:p>
-      <w:pPr>
-        <w:pStyle w:val="ListBullet"/>
-      </w:pPr>
-      <w:r>
-        <w:rPr>
-          <w:sz w:val="21"/>
-        </w:rPr>
-        <w:t>Focus on practical, industry-relevant opportunities.</w:t>
-      </w:r>
-    </w:p>
-    <w:p>
-      <w:pPr>
-        <w:pStyle w:val="ListBullet"/>
-      </w:pPr>
-      <w:r>
-        <w:rPr>
-          <w:sz w:val="21"/>
-        </w:rPr>
-        <w:t>Reference the Global Catalog sheet for existing solutions.</w:t>
-      </w:r>
-    </w:p>
-    <w:p>
-      <w:pPr>
-        <w:spacing w:before="80"/>
-      </w:pPr>
-      <w:r>
-        <w:rPr>
-          <w:b/>
-          <w:color w:val="5B21B6"/>
-          <w:sz w:val="20"/>
-        </w:rPr>
-        <w:t xml:space="preserve">Key Roles: </w:t>
-      </w:r>
-      <w:r>
-        <w:rPr>
-          <w:color w:val="6B7280"/>
-          <w:sz w:val="20"/>
-        </w:rPr>
-        <w:t>AI Champion  |  AI Infusion Champion</w:t>
-      </w:r>
-    </w:p>
+    <w:tbl>
+      <w:tblPr>
+        <w:tblW w:type="auto" w:w="0"/>
+        <w:jc w:val="center"/>
+        <w:tblLayout w:type="autofit"/>
+        <w:tblLook w:firstColumn="1" w:firstRow="1" w:lastColumn="0" w:lastRow="0" w:noHBand="0" w:noVBand="1" w:val="04A0"/>
+      </w:tblPr>
+      <w:tblGrid>
+        <w:gridCol w:w="4873"/>
+        <w:gridCol w:w="4873"/>
+      </w:tblGrid>
+      <w:tr>
+        <w:tc>
+          <w:tcPr>
+            <w:tcW w:type="dxa" w:w="6803"/>
+            <w:shd w:fill="F97316"/>
+          </w:tcPr>
+          <w:p>
+            <w:pPr>
+              <w:jc w:val="left"/>
+            </w:pPr>
+            <w:r>
+              <w:rPr>
+                <w:rFonts w:ascii="Calibri" w:hAnsi="Calibri"/>
+                <w:b/>
+                <w:color w:val="FFFFFF"/>
+                <w:sz w:val="18"/>
+              </w:rPr>
+              <w:t>Task</w:t>
+            </w:r>
+          </w:p>
+        </w:tc>
+        <w:tc>
+          <w:tcPr>
+            <w:tcW w:type="dxa" w:w="2551"/>
+            <w:shd w:fill="F97316"/>
+          </w:tcPr>
+          <w:p>
+            <w:pPr>
+              <w:jc w:val="right"/>
+            </w:pPr>
+            <w:r>
+              <w:rPr>
+                <w:rFonts w:ascii="Calibri" w:hAnsi="Calibri"/>
+                <w:b/>
+                <w:color w:val="FFFFFF"/>
+                <w:sz w:val="18"/>
+              </w:rPr>
+              <w:t>Owner</w:t>
+            </w:r>
+          </w:p>
+        </w:tc>
+      </w:tr>
+      <w:tr>
+        <w:tc>
+          <w:tcPr>
+            <w:tcW w:type="dxa" w:w="6803"/>
+            <w:shd w:fill="FFEDD5"/>
+          </w:tcPr>
+          <w:p>
+            <w:r>
+              <w:rPr>
+                <w:rFonts w:ascii="Calibri" w:hAnsi="Calibri"/>
+                <w:sz w:val="20"/>
+              </w:rPr>
+              <w:t xml:space="preserve">Schedule </w:t>
+            </w:r>
+            <w:r>
+              <w:rPr>
+                <w:rFonts w:ascii="Calibri" w:hAnsi="Calibri"/>
+                <w:b/>
+                <w:sz w:val="20"/>
+              </w:rPr>
+              <w:t>AI Capability Showcases</w:t>
+            </w:r>
+            <w:r>
+              <w:rPr>
+                <w:rFonts w:ascii="Calibri" w:hAnsi="Calibri"/>
+                <w:sz w:val="20"/>
+              </w:rPr>
+              <w:t xml:space="preserve"> (bi-weekly, rotating facilitator)</w:t>
+            </w:r>
+          </w:p>
+        </w:tc>
+        <w:tc>
+          <w:tcPr>
+            <w:tcW w:type="dxa" w:w="2551"/>
+            <w:shd w:fill="FFEDD5"/>
+          </w:tcPr>
+          <w:p>
+            <w:pPr>
+              <w:jc w:val="right"/>
+            </w:pPr>
+            <w:r>
+              <w:rPr>
+                <w:rFonts w:ascii="Calibri" w:hAnsi="Calibri"/>
+                <w:b/>
+                <w:color w:val="F97316"/>
+                <w:sz w:val="18"/>
+              </w:rPr>
+              <w:t>Domain Leader</w:t>
+            </w:r>
+          </w:p>
+        </w:tc>
+      </w:tr>
+      <w:tr>
+        <w:tc>
+          <w:tcPr>
+            <w:tcW w:type="dxa" w:w="6803"/>
+          </w:tcPr>
+          <w:p>
+            <w:r>
+              <w:rPr>
+                <w:rFonts w:ascii="Calibri" w:hAnsi="Calibri"/>
+                <w:sz w:val="20"/>
+              </w:rPr>
+              <w:t xml:space="preserve">Run </w:t>
+            </w:r>
+            <w:r>
+              <w:rPr>
+                <w:rFonts w:ascii="Calibri" w:hAnsi="Calibri"/>
+                <w:b/>
+                <w:sz w:val="20"/>
+              </w:rPr>
+              <w:t>Sales Activations</w:t>
+            </w:r>
+            <w:r>
+              <w:rPr>
+                <w:rFonts w:ascii="Calibri" w:hAnsi="Calibri"/>
+                <w:sz w:val="20"/>
+              </w:rPr>
+              <w:t xml:space="preserve"> targeting specific accounts</w:t>
+            </w:r>
+          </w:p>
+        </w:tc>
+        <w:tc>
+          <w:tcPr>
+            <w:tcW w:type="dxa" w:w="2551"/>
+          </w:tcPr>
+          <w:p>
+            <w:pPr>
+              <w:jc w:val="right"/>
+            </w:pPr>
+            <w:r>
+              <w:rPr>
+                <w:rFonts w:ascii="Calibri" w:hAnsi="Calibri"/>
+                <w:b/>
+                <w:color w:val="F97316"/>
+                <w:sz w:val="18"/>
+              </w:rPr>
+              <w:t>Sales + Account Partner</w:t>
+            </w:r>
+          </w:p>
+        </w:tc>
+      </w:tr>
+      <w:tr>
+        <w:tc>
+          <w:tcPr>
+            <w:tcW w:type="dxa" w:w="6803"/>
+            <w:shd w:fill="FFEDD5"/>
+          </w:tcPr>
+          <w:p>
+            <w:r>
+              <w:rPr>
+                <w:rFonts w:ascii="Calibri" w:hAnsi="Calibri"/>
+                <w:sz w:val="20"/>
+              </w:rPr>
+              <w:t xml:space="preserve">Form </w:t>
+            </w:r>
+            <w:r>
+              <w:rPr>
+                <w:rFonts w:ascii="Calibri" w:hAnsi="Calibri"/>
+                <w:b/>
+                <w:sz w:val="20"/>
+              </w:rPr>
+              <w:t>Sprint Pods</w:t>
+            </w:r>
+            <w:r>
+              <w:rPr>
+                <w:rFonts w:ascii="Calibri" w:hAnsi="Calibri"/>
+                <w:sz w:val="20"/>
+              </w:rPr>
+              <w:t xml:space="preserve"> for active pursuit opportunities</w:t>
+            </w:r>
+          </w:p>
+        </w:tc>
+        <w:tc>
+          <w:tcPr>
+            <w:tcW w:type="dxa" w:w="2551"/>
+            <w:shd w:fill="FFEDD5"/>
+          </w:tcPr>
+          <w:p>
+            <w:pPr>
+              <w:jc w:val="right"/>
+            </w:pPr>
+            <w:r>
+              <w:rPr>
+                <w:rFonts w:ascii="Calibri" w:hAnsi="Calibri"/>
+                <w:b/>
+                <w:color w:val="F97316"/>
+                <w:sz w:val="18"/>
+              </w:rPr>
+              <w:t>Cross-functional</w:t>
+            </w:r>
+          </w:p>
+        </w:tc>
+      </w:tr>
+      <w:tr>
+        <w:tc>
+          <w:tcPr>
+            <w:tcW w:type="dxa" w:w="6803"/>
+          </w:tcPr>
+          <w:p>
+            <w:r>
+              <w:rPr>
+                <w:rFonts w:ascii="Calibri" w:hAnsi="Calibri"/>
+                <w:sz w:val="20"/>
+              </w:rPr>
+              <w:t>Present to clients and gather real-time feedback</w:t>
+            </w:r>
+          </w:p>
+        </w:tc>
+        <w:tc>
+          <w:tcPr>
+            <w:tcW w:type="dxa" w:w="2551"/>
+          </w:tcPr>
+          <w:p>
+            <w:pPr>
+              <w:jc w:val="right"/>
+            </w:pPr>
+            <w:r>
+              <w:rPr>
+                <w:rFonts w:ascii="Calibri" w:hAnsi="Calibri"/>
+                <w:b/>
+                <w:color w:val="F97316"/>
+                <w:sz w:val="18"/>
+              </w:rPr>
+              <w:t>AI Champion + Presenter</w:t>
+            </w:r>
+          </w:p>
+        </w:tc>
+      </w:tr>
+      <w:tr>
+        <w:tc>
+          <w:tcPr>
+            <w:tcW w:type="dxa" w:w="6803"/>
+            <w:shd w:fill="FFEDD5"/>
+          </w:tcPr>
+          <w:p>
+            <w:r>
+              <w:rPr>
+                <w:rFonts w:ascii="Calibri" w:hAnsi="Calibri"/>
+                <w:sz w:val="20"/>
+              </w:rPr>
+              <w:t xml:space="preserve">Assign </w:t>
+            </w:r>
+            <w:r>
+              <w:rPr>
+                <w:rFonts w:ascii="Calibri" w:hAnsi="Calibri"/>
+                <w:b/>
+                <w:sz w:val="20"/>
+              </w:rPr>
+              <w:t>follow-up actions</w:t>
+            </w:r>
+            <w:r>
+              <w:rPr>
+                <w:rFonts w:ascii="Calibri" w:hAnsi="Calibri"/>
+                <w:sz w:val="20"/>
+              </w:rPr>
+              <w:t xml:space="preserve"> with owners and due dates</w:t>
+            </w:r>
+          </w:p>
+        </w:tc>
+        <w:tc>
+          <w:tcPr>
+            <w:tcW w:type="dxa" w:w="2551"/>
+            <w:shd w:fill="FFEDD5"/>
+          </w:tcPr>
+          <w:p>
+            <w:pPr>
+              <w:jc w:val="right"/>
+            </w:pPr>
+            <w:r>
+              <w:rPr>
+                <w:rFonts w:ascii="Calibri" w:hAnsi="Calibri"/>
+                <w:b/>
+                <w:color w:val="F97316"/>
+                <w:sz w:val="18"/>
+              </w:rPr>
+              <w:t>Program Manager</w:t>
+            </w:r>
+          </w:p>
+        </w:tc>
+      </w:tr>
+      <w:tr>
+        <w:tc>
+          <w:tcPr>
+            <w:tcW w:type="dxa" w:w="6803"/>
+          </w:tcPr>
+          <w:p>
+            <w:r>
+              <w:rPr>
+                <w:rFonts w:ascii="Calibri" w:hAnsi="Calibri"/>
+                <w:sz w:val="20"/>
+              </w:rPr>
+              <w:t xml:space="preserve">Send </w:t>
+            </w:r>
+            <w:r>
+              <w:rPr>
+                <w:rFonts w:ascii="Calibri" w:hAnsi="Calibri"/>
+                <w:b/>
+                <w:sz w:val="20"/>
+              </w:rPr>
+              <w:t>bi-weekly Showcase Communications</w:t>
+            </w:r>
+            <w:r>
+              <w:rPr>
+                <w:rFonts w:ascii="Calibri" w:hAnsi="Calibri"/>
+                <w:sz w:val="20"/>
+              </w:rPr>
+              <w:t xml:space="preserve"> to the org</w:t>
+            </w:r>
+          </w:p>
+        </w:tc>
+        <w:tc>
+          <w:tcPr>
+            <w:tcW w:type="dxa" w:w="2551"/>
+          </w:tcPr>
+          <w:p>
+            <w:pPr>
+              <w:jc w:val="right"/>
+            </w:pPr>
+            <w:r>
+              <w:rPr>
+                <w:rFonts w:ascii="Calibri" w:hAnsi="Calibri"/>
+                <w:b/>
+                <w:color w:val="F97316"/>
+                <w:sz w:val="18"/>
+              </w:rPr>
+              <w:t>Program Manager</w:t>
+            </w:r>
+          </w:p>
+        </w:tc>
+      </w:tr>
+    </w:tbl>
+    <w:p/>
     <w:p>
       <w:r>
         <w:br w:type="page"/>
@@ -818,1230 +3149,386 @@
         <w:pStyle w:val="Heading1"/>
       </w:pPr>
       <w:r>
-        <w:t>Step 3: AI Lab Management Review</w:t>
-      </w:r>
-    </w:p>
-    <w:p>
-      <w:r>
         <w:rPr>
-          <w:b/>
-          <w:color w:val="7C3AED"/>
-          <w:sz w:val="18"/>
+          <w:color w:val="14B8A6"/>
         </w:rPr>
-        <w:t>PHASE: ASSESSMENT</w:t>
-      </w:r>
-    </w:p>
-    <w:p>
-      <w:pPr>
-        <w:spacing w:before="80" w:after="80"/>
-      </w:pPr>
-      <w:r>
-        <w:rPr>
-          <w:color w:val="7C3AED"/>
-          <w:sz w:val="4"/>
-        </w:rPr>
-        <w:t>________________________________________________________________________________</w:t>
-      </w:r>
-    </w:p>
-    <w:p>
-      <w:pPr>
-        <w:pStyle w:val="Heading3"/>
-      </w:pPr>
-      <w:r>
-        <w:t>What to Do</w:t>
-      </w:r>
-    </w:p>
-    <w:p>
-      <w:pPr>
-        <w:pStyle w:val="ListBullet"/>
-      </w:pPr>
-      <w:r>
-        <w:rPr>
-          <w:sz w:val="21"/>
-        </w:rPr>
-        <w:t>AI Lab Leadership reviews all submitted use cases against strategic priorities.</w:t>
-      </w:r>
-    </w:p>
-    <w:p>
-      <w:pPr>
-        <w:pStyle w:val="ListBullet"/>
-      </w:pPr>
-      <w:r>
-        <w:rPr>
-          <w:sz w:val="21"/>
-        </w:rPr>
-        <w:t>Leadership determines project scope: POC (Proof of Concept), MVP (Minimum Viable Product), or Full Build — based on the solution’s Business Value and Technology Depth.</w:t>
-      </w:r>
-    </w:p>
-    <w:p>
-      <w:pPr>
-        <w:pStyle w:val="ListBullet"/>
-      </w:pPr>
-      <w:r>
-        <w:rPr>
-          <w:sz w:val="21"/>
-        </w:rPr>
-        <w:t>Evaluate strategic alignment, data maturity, and regulatory/compliance impact.</w:t>
-      </w:r>
-    </w:p>
-    <w:p>
-      <w:pPr>
-        <w:pStyle w:val="ListBullet"/>
-      </w:pPr>
-      <w:r>
-        <w:rPr>
-          <w:sz w:val="21"/>
-        </w:rPr>
-        <w:t>Prioritize top 1–2 use cases per champion for development.</w:t>
-      </w:r>
-    </w:p>
-    <w:p>
-      <w:pPr>
-        <w:pStyle w:val="Heading3"/>
-      </w:pPr>
-      <w:r>
-        <w:t>Requirements</w:t>
-      </w:r>
-    </w:p>
-    <w:p>
-      <w:pPr>
-        <w:pStyle w:val="ListBullet"/>
-      </w:pPr>
-      <w:r>
-        <w:rPr>
-          <w:sz w:val="21"/>
-        </w:rPr>
-        <w:t>Strategic alignment with organizational goals confirmed</w:t>
-      </w:r>
-    </w:p>
-    <w:p>
-      <w:pPr>
-        <w:pStyle w:val="ListBullet"/>
-      </w:pPr>
-      <w:r>
-        <w:rPr>
-          <w:sz w:val="21"/>
-        </w:rPr>
-        <w:t>Data readiness and maturity assessment completed</w:t>
-      </w:r>
-    </w:p>
-    <w:p>
-      <w:pPr>
-        <w:pStyle w:val="ListBullet"/>
-      </w:pPr>
-      <w:r>
-        <w:rPr>
-          <w:sz w:val="21"/>
-        </w:rPr>
-        <w:t>Regulatory / compliance impact analysis performed</w:t>
-      </w:r>
-    </w:p>
-    <w:p>
-      <w:pPr>
-        <w:pStyle w:val="ListBullet"/>
-      </w:pPr>
-      <w:r>
-        <w:rPr>
-          <w:sz w:val="21"/>
-        </w:rPr>
-        <w:t>Resource availability confirmed across AI Forward Engineers</w:t>
-      </w:r>
-    </w:p>
-    <w:p>
-      <w:pPr>
-        <w:pStyle w:val="ListBullet"/>
-      </w:pPr>
-      <w:r>
-        <w:rPr>
-          <w:sz w:val="21"/>
-        </w:rPr>
-        <w:t>Business Sponsor identified and sign-off obtained</w:t>
-      </w:r>
-    </w:p>
-    <w:p>
-      <w:pPr>
-        <w:pStyle w:val="Heading2"/>
-      </w:pPr>
-      <w:r>
-        <w:t>Release Gate Decision</w:t>
-      </w:r>
-    </w:p>
-    <w:p>
-      <w:r>
-        <w:rPr>
-          <w:sz w:val="22"/>
-        </w:rPr>
-        <w:t>At this point, a gateway decision is made: Is the project approved to proceed? If YES, the project moves to setup and build. If NO, the use case returns to ideation for refinement or is deprioritized.</w:t>
-      </w:r>
-    </w:p>
-    <w:p>
-      <w:pPr>
-        <w:spacing w:before="80"/>
-      </w:pPr>
-      <w:r>
-        <w:rPr>
-          <w:b/>
-          <w:color w:val="5B21B6"/>
-          <w:sz w:val="20"/>
-        </w:rPr>
-        <w:t xml:space="preserve">Key Roles: </w:t>
-      </w:r>
-      <w:r>
-        <w:rPr>
-          <w:color w:val="6B7280"/>
-          <w:sz w:val="20"/>
-        </w:rPr>
-        <w:t>AI Lab Leadership  |  Business Sponsor  |  Technology Owner</w:t>
-      </w:r>
-    </w:p>
-    <w:p>
-      <w:r>
-        <w:br w:type="page"/>
-      </w:r>
-    </w:p>
-    <w:p>
-      <w:pPr>
-        <w:pStyle w:val="Heading1"/>
-      </w:pPr>
-      <w:r>
-        <w:t>Step 4: Project Setup &amp; Resource Allocation</w:t>
-      </w:r>
-    </w:p>
-    <w:p>
-      <w:r>
-        <w:rPr>
-          <w:b/>
-          <w:color w:val="7C3AED"/>
-          <w:sz w:val="18"/>
-        </w:rPr>
-        <w:t>PHASE: SETUP</w:t>
-      </w:r>
-    </w:p>
-    <w:p>
-      <w:pPr>
-        <w:spacing w:before="80" w:after="80"/>
-      </w:pPr>
-      <w:r>
-        <w:rPr>
-          <w:color w:val="7C3AED"/>
-          <w:sz w:val="4"/>
-        </w:rPr>
-        <w:t>________________________________________________________________________________</w:t>
-      </w:r>
-    </w:p>
-    <w:p>
-      <w:pPr>
-        <w:pStyle w:val="Heading3"/>
-      </w:pPr>
-      <w:r>
-        <w:t>Three Parallel Workstreams</w:t>
-      </w:r>
-    </w:p>
-    <w:p>
-      <w:r>
-        <w:rPr>
-          <w:b/>
-        </w:rPr>
-        <w:t xml:space="preserve">Asset Register: </w:t>
-      </w:r>
-      <w:r>
-        <w:t>Model the AI solution into the asset register. Document the solution’s scope, technology stack, and expected outcomes.</w:t>
-      </w:r>
-    </w:p>
-    <w:p>
-      <w:r>
-        <w:rPr>
-          <w:b/>
-        </w:rPr>
-        <w:t xml:space="preserve">Set Up Jira: </w:t>
-      </w:r>
-      <w:r>
-        <w:t>Create the Jira project with epics, user stories, and sprint backlog. Establish the sprint cadence and assign the project team.</w:t>
-      </w:r>
-    </w:p>
-    <w:p>
-      <w:r>
-        <w:rPr>
-          <w:b/>
-        </w:rPr>
-        <w:t xml:space="preserve">Allocate Resources: </w:t>
-      </w:r>
-      <w:r>
-        <w:t>Use Retain to assign AI Forward Engineers and supporting team members. Confirm availability and engagement timeline.</w:t>
-      </w:r>
-    </w:p>
-    <w:p>
-      <w:pPr>
-        <w:pStyle w:val="Heading3"/>
-      </w:pPr>
-      <w:r>
-        <w:t>Requirements</w:t>
-      </w:r>
-    </w:p>
-    <w:p>
-      <w:pPr>
-        <w:pStyle w:val="ListBullet"/>
-      </w:pPr>
-      <w:r>
-        <w:rPr>
-          <w:sz w:val="21"/>
-        </w:rPr>
-        <w:t>Jira project board with defined epics, stories, and acceptance criteria</w:t>
-      </w:r>
-    </w:p>
-    <w:p>
-      <w:pPr>
-        <w:pStyle w:val="ListBullet"/>
-      </w:pPr>
-      <w:r>
-        <w:rPr>
-          <w:sz w:val="21"/>
-        </w:rPr>
-        <w:t>Assigned AI Forward Engineer(s) with confirmed availability</w:t>
-      </w:r>
-    </w:p>
-    <w:p>
-      <w:pPr>
-        <w:pStyle w:val="ListBullet"/>
-      </w:pPr>
-      <w:r>
-        <w:rPr>
-          <w:sz w:val="21"/>
-        </w:rPr>
-        <w:t>Asset registration completed in the central register</w:t>
-      </w:r>
-    </w:p>
-    <w:p>
-      <w:pPr>
-        <w:pStyle w:val="ListBullet"/>
-      </w:pPr>
-      <w:r>
-        <w:rPr>
-          <w:sz w:val="21"/>
-        </w:rPr>
-        <w:t>Resource allocation confirmed in Retain system</w:t>
-      </w:r>
-    </w:p>
-    <w:p>
-      <w:pPr>
-        <w:pStyle w:val="ListBullet"/>
-      </w:pPr>
-      <w:r>
-        <w:rPr>
-          <w:sz w:val="21"/>
-        </w:rPr>
-        <w:t>Point of contact and Business Sponsor formally identified</w:t>
-      </w:r>
-    </w:p>
-    <w:p>
-      <w:pPr>
-        <w:pStyle w:val="ListBullet"/>
-      </w:pPr>
-      <w:r>
-        <w:rPr>
-          <w:sz w:val="21"/>
-        </w:rPr>
-        <w:t>Weekly checkpoint cadence established</w:t>
-      </w:r>
-    </w:p>
-    <w:p>
-      <w:pPr>
-        <w:spacing w:before="80"/>
-      </w:pPr>
-      <w:r>
-        <w:rPr>
-          <w:b/>
-          <w:color w:val="5B21B6"/>
-          <w:sz w:val="20"/>
-        </w:rPr>
-        <w:t xml:space="preserve">Key Roles: </w:t>
-      </w:r>
-      <w:r>
-        <w:rPr>
-          <w:color w:val="6B7280"/>
-          <w:sz w:val="20"/>
-        </w:rPr>
-        <w:t>AI Lab Management  |  AI Forward Engineer  |  Program Manager</w:t>
-      </w:r>
-    </w:p>
-    <w:p>
-      <w:r>
-        <w:br w:type="page"/>
-      </w:r>
-    </w:p>
-    <w:p>
-      <w:pPr>
-        <w:pStyle w:val="Heading1"/>
-      </w:pPr>
-      <w:r>
-        <w:t>Step 5: Define the MVP &amp; Build</w:t>
-      </w:r>
-    </w:p>
-    <w:p>
-      <w:r>
-        <w:rPr>
-          <w:b/>
-          <w:color w:val="7C3AED"/>
-          <w:sz w:val="18"/>
-        </w:rPr>
-        <w:t>PHASE: BUILD</w:t>
-      </w:r>
-    </w:p>
-    <w:p>
-      <w:pPr>
-        <w:spacing w:before="80" w:after="80"/>
-      </w:pPr>
-      <w:r>
-        <w:rPr>
-          <w:color w:val="7C3AED"/>
-          <w:sz w:val="4"/>
-        </w:rPr>
-        <w:t>________________________________________________________________________________</w:t>
-      </w:r>
-    </w:p>
-    <w:p>
-      <w:pPr>
-        <w:pStyle w:val="Heading3"/>
-      </w:pPr>
-      <w:r>
-        <w:t>What to Do</w:t>
-      </w:r>
-    </w:p>
-    <w:p>
-      <w:pPr>
-        <w:pStyle w:val="ListBullet"/>
-      </w:pPr>
-      <w:r>
-        <w:rPr>
-          <w:sz w:val="21"/>
-        </w:rPr>
-        <w:t>Define the MVP: The AI Lab and the Business collaboratively define the Minimum Viable Product — what features are in scope, what the demo should show, and what success looks like.</w:t>
-      </w:r>
-    </w:p>
-    <w:p>
-      <w:pPr>
-        <w:pStyle w:val="ListBullet"/>
-      </w:pPr>
-      <w:r>
-        <w:rPr>
-          <w:sz w:val="21"/>
-        </w:rPr>
-        <w:t>Develop the solution through iterative sprint cycles.</w:t>
-      </w:r>
-    </w:p>
-    <w:p>
-      <w:pPr>
-        <w:pStyle w:val="ListBullet"/>
-      </w:pPr>
-      <w:r>
-        <w:rPr>
-          <w:sz w:val="21"/>
-        </w:rPr>
-        <w:t>Build the demo environment with real-world scenarios and sample data.</w:t>
-      </w:r>
-    </w:p>
-    <w:p>
-      <w:pPr>
-        <w:pStyle w:val="ListBullet"/>
-      </w:pPr>
-      <w:r>
-        <w:rPr>
-          <w:sz w:val="21"/>
-        </w:rPr>
-        <w:t>Conduct iterative testing with user feedback at each sprint review.</w:t>
-      </w:r>
-    </w:p>
-    <w:p>
-      <w:pPr>
-        <w:pStyle w:val="ListBullet"/>
-      </w:pPr>
-      <w:r>
-        <w:rPr>
-          <w:sz w:val="21"/>
-        </w:rPr>
-        <w:t>Track demo status progression: Backlog → Build In-Progress → MVP Demo Complete → Additional Features In Progress.</w:t>
-      </w:r>
-    </w:p>
-    <w:p>
-      <w:pPr>
-        <w:pStyle w:val="Heading3"/>
-      </w:pPr>
-      <w:r>
-        <w:t>Requirements</w:t>
-      </w:r>
-    </w:p>
-    <w:p>
-      <w:pPr>
-        <w:pStyle w:val="ListBullet"/>
-      </w:pPr>
-      <w:r>
-        <w:rPr>
-          <w:sz w:val="21"/>
-        </w:rPr>
-        <w:t>MVP scope definition signed off by the Business Sponsor</w:t>
-      </w:r>
-    </w:p>
-    <w:p>
-      <w:pPr>
-        <w:pStyle w:val="ListBullet"/>
-      </w:pPr>
-      <w:r>
-        <w:rPr>
-          <w:sz w:val="21"/>
-        </w:rPr>
-        <w:t>Development environment and tooling ready</w:t>
-      </w:r>
-    </w:p>
-    <w:p>
-      <w:pPr>
-        <w:pStyle w:val="ListBullet"/>
-      </w:pPr>
-      <w:r>
-        <w:rPr>
-          <w:sz w:val="21"/>
-        </w:rPr>
-        <w:t>Sprint cadence with weekly checkpoints</w:t>
-      </w:r>
-    </w:p>
-    <w:p>
-      <w:pPr>
-        <w:pStyle w:val="ListBullet"/>
-      </w:pPr>
-      <w:r>
-        <w:rPr>
-          <w:sz w:val="21"/>
-        </w:rPr>
-        <w:t>Demo script and test scenarios prepared</w:t>
-      </w:r>
-    </w:p>
-    <w:p>
-      <w:pPr>
-        <w:pStyle w:val="ListBullet"/>
-      </w:pPr>
-      <w:r>
-        <w:rPr>
-          <w:sz w:val="21"/>
-        </w:rPr>
-        <w:t>Compliance and data security review initiated in parallel</w:t>
-      </w:r>
-    </w:p>
-    <w:p>
-      <w:pPr>
-        <w:pStyle w:val="ListBullet"/>
-      </w:pPr>
-      <w:r>
-        <w:rPr>
-          <w:sz w:val="21"/>
-        </w:rPr>
-        <w:t>Office hours support available for the build team</w:t>
-      </w:r>
-    </w:p>
-    <w:p>
-      <w:pPr>
-        <w:pStyle w:val="Heading2"/>
-      </w:pPr>
-      <w:r>
-        <w:t>Governance Gate</w:t>
-      </w:r>
-    </w:p>
-    <w:p>
-      <w:r>
-        <w:t>Before proceeding to GTM, the solution must pass through a Governance Gate:</w:t>
-        <w:br/>
-      </w:r>
-    </w:p>
-    <w:p>
-      <w:pPr>
-        <w:pStyle w:val="ListBullet"/>
-      </w:pPr>
-      <w:r>
-        <w:rPr>
-          <w:sz w:val="21"/>
-        </w:rPr>
-        <w:t>AI Governance Evaluation — assess model fairness, explainability, and ethical considerations</w:t>
-      </w:r>
-    </w:p>
-    <w:p>
-      <w:pPr>
-        <w:pStyle w:val="ListBullet"/>
-      </w:pPr>
-      <w:r>
-        <w:rPr>
-          <w:sz w:val="21"/>
-        </w:rPr>
-        <w:t>Compliance Checks — regulatory alignment (e.g., ECOA, Basel, NY Reg 126, BCBS 239)</w:t>
-      </w:r>
-    </w:p>
-    <w:p>
-      <w:pPr>
-        <w:pStyle w:val="ListBullet"/>
-      </w:pPr>
-      <w:r>
-        <w:rPr>
-          <w:sz w:val="21"/>
-        </w:rPr>
-        <w:t>Data Security Review — data handling, privacy, and security controls</w:t>
-      </w:r>
-    </w:p>
-    <w:p>
-      <w:pPr>
-        <w:pStyle w:val="ListBullet"/>
-      </w:pPr>
-      <w:r>
-        <w:rPr>
-          <w:sz w:val="21"/>
-        </w:rPr>
-        <w:t>Model Risk Validation — model performance, robustness, and risk assessment</w:t>
-      </w:r>
-    </w:p>
-    <w:p>
-      <w:pPr>
-        <w:spacing w:before="80"/>
-      </w:pPr>
-      <w:r>
-        <w:rPr>
-          <w:b/>
-          <w:color w:val="5B21B6"/>
-          <w:sz w:val="20"/>
-        </w:rPr>
-        <w:t xml:space="preserve">Key Roles: </w:t>
-      </w:r>
-      <w:r>
-        <w:rPr>
-          <w:color w:val="6B7280"/>
-          <w:sz w:val="20"/>
-        </w:rPr>
-        <w:t>AI Forward Engineer  |  Business Sponsor  |  AI Champion  |  CRO  |  CDO  |  Compliance</w:t>
-      </w:r>
-    </w:p>
-    <w:p>
-      <w:r>
-        <w:br w:type="page"/>
-      </w:r>
-    </w:p>
-    <w:p>
-      <w:pPr>
-        <w:pStyle w:val="Heading1"/>
-      </w:pPr>
-      <w:r>
-        <w:t>Step 6: GTM Ready — Package the Solution</w:t>
-      </w:r>
-    </w:p>
-    <w:p>
-      <w:r>
-        <w:rPr>
-          <w:b/>
-          <w:color w:val="7C3AED"/>
-          <w:sz w:val="18"/>
-        </w:rPr>
-        <w:t>PHASE: GTM READY</w:t>
-      </w:r>
-    </w:p>
-    <w:p>
-      <w:pPr>
-        <w:spacing w:before="80" w:after="80"/>
-      </w:pPr>
-      <w:r>
-        <w:rPr>
-          <w:color w:val="7C3AED"/>
-          <w:sz w:val="4"/>
-        </w:rPr>
-        <w:t>________________________________________________________________________________</w:t>
-      </w:r>
-    </w:p>
-    <w:p>
-      <w:pPr>
-        <w:pStyle w:val="Heading3"/>
-      </w:pPr>
-      <w:r>
-        <w:t>What to Do</w:t>
-      </w:r>
-    </w:p>
-    <w:p>
-      <w:pPr>
-        <w:pStyle w:val="ListBullet"/>
-      </w:pPr>
-      <w:r>
-        <w:rPr>
-          <w:sz w:val="21"/>
-        </w:rPr>
-        <w:t>Finalize the demo script and conduct full run-throughs.</w:t>
-      </w:r>
-    </w:p>
-    <w:p>
-      <w:pPr>
-        <w:pStyle w:val="ListBullet"/>
-      </w:pPr>
-      <w:r>
-        <w:rPr>
-          <w:sz w:val="21"/>
-        </w:rPr>
-        <w:t>Prepare the "AI vs. Non-AI" talk track — 1–2 lines of competitive differentiation explaining what AI enables vs. the status quo.</w:t>
-      </w:r>
-    </w:p>
-    <w:p>
-      <w:pPr>
-        <w:pStyle w:val="ListBullet"/>
-      </w:pPr>
-      <w:r>
-        <w:rPr>
-          <w:sz w:val="21"/>
-        </w:rPr>
-        <w:t>Create sales enablement materials: solution one-pager, pricing template, engagement model.</w:t>
-      </w:r>
-    </w:p>
-    <w:p>
-      <w:pPr>
-        <w:pStyle w:val="ListBullet"/>
-      </w:pPr>
-      <w:r>
-        <w:rPr>
-          <w:sz w:val="21"/>
-        </w:rPr>
-        <w:t>Identify best-fit buyers and map to target accounts.</w:t>
-      </w:r>
-    </w:p>
-    <w:p>
-      <w:pPr>
-        <w:pStyle w:val="ListBullet"/>
-      </w:pPr>
-      <w:r>
-        <w:rPr>
-          <w:sz w:val="21"/>
-        </w:rPr>
-        <w:t>Register the solution in the Global Demo Catalog with domain mapping and status update.</w:t>
-      </w:r>
-    </w:p>
-    <w:p>
-      <w:pPr>
-        <w:pStyle w:val="Heading3"/>
-      </w:pPr>
-      <w:r>
-        <w:t>Required Deliverables</w:t>
-      </w:r>
-    </w:p>
-    <w:p>
-      <w:pPr>
-        <w:pStyle w:val="ListBullet"/>
-      </w:pPr>
-      <w:r>
-        <w:rPr>
-          <w:sz w:val="21"/>
-        </w:rPr>
-        <w:t>Completed demo with polished user experience</w:t>
-      </w:r>
-    </w:p>
-    <w:p>
-      <w:pPr>
-        <w:pStyle w:val="ListBullet"/>
-      </w:pPr>
-      <w:r>
-        <w:rPr>
-          <w:sz w:val="21"/>
-        </w:rPr>
-        <w:t>One-pager / solution brief for sellers (see Demo One-Slider format)</w:t>
-      </w:r>
-    </w:p>
-    <w:p>
-      <w:pPr>
-        <w:pStyle w:val="ListBullet"/>
-      </w:pPr>
-      <w:r>
-        <w:rPr>
-          <w:sz w:val="21"/>
-        </w:rPr>
-        <w:t>Competitive talk track (e.g., "With AI, we automate extraction + exceptioning; without AI, manual parsing drives delay + errors.")</w:t>
-      </w:r>
-    </w:p>
-    <w:p>
-      <w:pPr>
-        <w:pStyle w:val="ListBullet"/>
-      </w:pPr>
-      <w:r>
-        <w:rPr>
-          <w:sz w:val="21"/>
-        </w:rPr>
-        <w:t>Pricing template and engagement model</w:t>
-      </w:r>
-    </w:p>
-    <w:p>
-      <w:pPr>
-        <w:pStyle w:val="ListBullet"/>
-      </w:pPr>
-      <w:r>
-        <w:rPr>
-          <w:sz w:val="21"/>
-        </w:rPr>
-        <w:t>Defined target accounts and buyer personas</w:t>
-      </w:r>
-    </w:p>
-    <w:p>
-      <w:pPr>
-        <w:pStyle w:val="ListBullet"/>
-      </w:pPr>
-      <w:r>
-        <w:rPr>
-          <w:sz w:val="21"/>
-        </w:rPr>
-        <w:t>Backlog reference and asset links documented</w:t>
-      </w:r>
-    </w:p>
-    <w:p>
-      <w:pPr>
-        <w:pStyle w:val="ListBullet"/>
-      </w:pPr>
-      <w:r>
-        <w:rPr>
-          <w:sz w:val="21"/>
-        </w:rPr>
-        <w:t>SmartSuite alignment confirmed</w:t>
-      </w:r>
-    </w:p>
-    <w:p>
-      <w:pPr>
-        <w:spacing w:before="80"/>
-      </w:pPr>
-      <w:r>
-        <w:rPr>
-          <w:b/>
-          <w:color w:val="5B21B6"/>
-          <w:sz w:val="20"/>
-        </w:rPr>
-        <w:t xml:space="preserve">Key Roles: </w:t>
-      </w:r>
-      <w:r>
-        <w:rPr>
-          <w:color w:val="6B7280"/>
-          <w:sz w:val="20"/>
-        </w:rPr>
-        <w:t>AI Champion  |  Domain Leader  |  Sales Team  |  Program Manager</w:t>
-      </w:r>
-    </w:p>
-    <w:p>
-      <w:r>
-        <w:br w:type="page"/>
-      </w:r>
-    </w:p>
-    <w:p>
-      <w:pPr>
-        <w:pStyle w:val="Heading1"/>
-      </w:pPr>
-      <w:r>
-        <w:t>Step 7: GTM Push — Showcase &amp; Sales Activation</w:t>
-      </w:r>
-    </w:p>
-    <w:p>
-      <w:r>
-        <w:rPr>
-          <w:b/>
-          <w:color w:val="7C3AED"/>
-          <w:sz w:val="18"/>
-        </w:rPr>
-        <w:t>PHASE: GO-TO-MARKET</w:t>
-      </w:r>
-    </w:p>
-    <w:p>
-      <w:pPr>
-        <w:spacing w:before="80" w:after="80"/>
-      </w:pPr>
-      <w:r>
-        <w:rPr>
-          <w:color w:val="7C3AED"/>
-          <w:sz w:val="4"/>
-        </w:rPr>
-        <w:t>________________________________________________________________________________</w:t>
-      </w:r>
-    </w:p>
-    <w:p>
-      <w:pPr>
-        <w:pStyle w:val="Heading3"/>
-      </w:pPr>
-      <w:r>
-        <w:t>What to Do</w:t>
-      </w:r>
-    </w:p>
-    <w:p>
-      <w:pPr>
-        <w:pStyle w:val="ListBullet"/>
-      </w:pPr>
-      <w:r>
-        <w:rPr>
-          <w:sz w:val="21"/>
-        </w:rPr>
-        <w:t>Schedule AI Capability Showcases on the bi-weekly cadence, with rotating Domain Leader facilitation.</w:t>
-      </w:r>
-    </w:p>
-    <w:p>
-      <w:pPr>
-        <w:pStyle w:val="ListBullet"/>
-      </w:pPr>
-      <w:r>
-        <w:rPr>
-          <w:sz w:val="21"/>
-        </w:rPr>
-        <w:t>Run Sales Activations targeting specific accounts identified in the GTM Ready phase.</w:t>
-      </w:r>
-    </w:p>
-    <w:p>
-      <w:pPr>
-        <w:pStyle w:val="ListBullet"/>
-      </w:pPr>
-      <w:r>
-        <w:rPr>
-          <w:sz w:val="21"/>
-        </w:rPr>
-        <w:t>Form Sprint Pods — small, focused teams for active pursuit opportunities.</w:t>
-      </w:r>
-    </w:p>
-    <w:p>
-      <w:pPr>
-        <w:pStyle w:val="ListBullet"/>
-      </w:pPr>
-      <w:r>
-        <w:rPr>
-          <w:sz w:val="21"/>
-        </w:rPr>
-        <w:t>Present to clients, demonstrate the solution live, and gather real-time feedback.</w:t>
-      </w:r>
-    </w:p>
-    <w:p>
-      <w:pPr>
-        <w:pStyle w:val="ListBullet"/>
-      </w:pPr>
-      <w:r>
-        <w:rPr>
-          <w:sz w:val="21"/>
-        </w:rPr>
-        <w:t>Assign follow-up actions with clear owners and due dates.</w:t>
-      </w:r>
-    </w:p>
-    <w:p>
-      <w:pPr>
-        <w:pStyle w:val="ListBullet"/>
-      </w:pPr>
-      <w:r>
-        <w:rPr>
-          <w:sz w:val="21"/>
-        </w:rPr>
-        <w:t>Send bi-weekly Showcase Communications to the broader organization.</w:t>
-      </w:r>
-    </w:p>
-    <w:p>
-      <w:pPr>
-        <w:pStyle w:val="Heading3"/>
-      </w:pPr>
-      <w:r>
-        <w:t>Showcase Planning Requirements</w:t>
-      </w:r>
-    </w:p>
-    <w:p>
-      <w:pPr>
-        <w:pStyle w:val="ListBullet"/>
-      </w:pPr>
-      <w:r>
-        <w:rPr>
-          <w:sz w:val="21"/>
-        </w:rPr>
-        <w:t>Call Type defined: Sales Activation or AI Capability Showcase</w:t>
-      </w:r>
-    </w:p>
-    <w:p>
-      <w:pPr>
-        <w:pStyle w:val="ListBullet"/>
-      </w:pPr>
-      <w:r>
-        <w:rPr>
-          <w:sz w:val="21"/>
-        </w:rPr>
-        <w:t>Date and Facilitator (rotating Domain Leader) confirmed</w:t>
-      </w:r>
-    </w:p>
-    <w:p>
-      <w:pPr>
-        <w:pStyle w:val="ListBullet"/>
-      </w:pPr>
-      <w:r>
-        <w:rPr>
-          <w:sz w:val="21"/>
-        </w:rPr>
-        <w:t>Topic / Featured Use Case(s) selected</w:t>
-      </w:r>
-    </w:p>
-    <w:p>
-      <w:pPr>
-        <w:pStyle w:val="ListBullet"/>
-      </w:pPr>
-      <w:r>
-        <w:rPr>
-          <w:sz w:val="21"/>
-        </w:rPr>
-        <w:t>Presenter(s) briefed and demo environment tested</w:t>
-      </w:r>
-    </w:p>
-    <w:p>
-      <w:pPr>
-        <w:pStyle w:val="ListBullet"/>
-      </w:pPr>
-      <w:r>
-        <w:rPr>
-          <w:sz w:val="21"/>
-        </w:rPr>
-        <w:t>"AI vs. Non-AI" talk track ready</w:t>
-      </w:r>
-    </w:p>
-    <w:p>
-      <w:pPr>
-        <w:pStyle w:val="ListBullet"/>
-      </w:pPr>
-      <w:r>
-        <w:rPr>
-          <w:sz w:val="21"/>
-        </w:rPr>
-        <w:t>Target accounts and follow-up teams identified</w:t>
-      </w:r>
-    </w:p>
-    <w:p>
-      <w:pPr>
-        <w:pStyle w:val="ListBullet"/>
-      </w:pPr>
-      <w:r>
-        <w:rPr>
-          <w:sz w:val="21"/>
-        </w:rPr>
-        <w:t>Sprint pod members assigned for active pursuits</w:t>
-      </w:r>
-    </w:p>
-    <w:p>
-      <w:pPr>
-        <w:pStyle w:val="ListBullet"/>
-      </w:pPr>
-      <w:r>
-        <w:rPr>
-          <w:sz w:val="21"/>
-        </w:rPr>
-        <w:t>Key decisions, actions, owners, and due dates documented post-showcase</w:t>
-      </w:r>
-    </w:p>
-    <w:p>
-      <w:pPr>
-        <w:spacing w:before="80"/>
-      </w:pPr>
-      <w:r>
-        <w:rPr>
-          <w:b/>
-          <w:color w:val="5B21B6"/>
-          <w:sz w:val="20"/>
-        </w:rPr>
-        <w:t xml:space="preserve">Key Roles: </w:t>
-      </w:r>
-      <w:r>
-        <w:rPr>
-          <w:color w:val="6B7280"/>
-          <w:sz w:val="20"/>
-        </w:rPr>
-        <w:t>Domain Leader  |  Account Partner  |  AI Champion  |  Business Sponsor</w:t>
-      </w:r>
-    </w:p>
-    <w:p>
-      <w:r>
-        <w:br w:type="page"/>
-      </w:r>
-    </w:p>
-    <w:p>
-      <w:pPr>
-        <w:pStyle w:val="Heading1"/>
-      </w:pPr>
-      <w:r>
         <w:t>Step 8: Track Results &amp; Continuous Improvement</w:t>
       </w:r>
     </w:p>
     <w:p>
       <w:r>
         <w:rPr>
+          <w:rFonts w:ascii="Calibri" w:hAnsi="Calibri"/>
           <w:b/>
-          <w:color w:val="7C3AED"/>
+          <w:color w:val="14B8A6"/>
           <w:sz w:val="18"/>
         </w:rPr>
-        <w:t>PHASE: MEASURE</w:t>
+        <w:t>●  MEASURE</w:t>
       </w:r>
     </w:p>
     <w:p>
       <w:pPr>
-        <w:spacing w:before="80" w:after="80"/>
+        <w:spacing w:before="0" w:after="120"/>
       </w:pPr>
       <w:r>
         <w:rPr>
-          <w:color w:val="7C3AED"/>
-          <w:sz w:val="4"/>
+          <w:color w:val="14B8A6"/>
+          <w:sz w:val="12"/>
         </w:rPr>
-        <w:t>________________________________________________________________________________</w:t>
+        <w:t>─────────────────────────────────────────────────────────────────</w:t>
       </w:r>
     </w:p>
-    <w:p>
-      <w:pPr>
-        <w:pStyle w:val="Heading3"/>
-      </w:pPr>
-      <w:r>
-        <w:t>What to Do</w:t>
-      </w:r>
-    </w:p>
-    <w:p>
-      <w:pPr>
-        <w:pStyle w:val="ListBullet"/>
-      </w:pPr>
-      <w:r>
-        <w:rPr>
-          <w:sz w:val="21"/>
-        </w:rPr>
-        <w:t>Track CTAR results and revenue metrics per solution.</w:t>
-      </w:r>
-    </w:p>
-    <w:p>
-      <w:pPr>
-        <w:pStyle w:val="ListBullet"/>
-      </w:pPr>
-      <w:r>
-        <w:rPr>
-          <w:sz w:val="21"/>
-        </w:rPr>
-        <w:t>Monitor demo maturity progression: Idea → In Build → Demo-Ready → GTM-Ready → In Pursuit.</w:t>
-      </w:r>
-    </w:p>
-    <w:p>
-      <w:pPr>
-        <w:pStyle w:val="ListBullet"/>
-      </w:pPr>
-      <w:r>
-        <w:rPr>
-          <w:sz w:val="21"/>
-        </w:rPr>
-        <w:t>Capture client feedback, feature requests, and enhancement opportunities.</w:t>
-      </w:r>
-    </w:p>
-    <w:p>
-      <w:pPr>
-        <w:pStyle w:val="ListBullet"/>
-      </w:pPr>
-      <w:r>
-        <w:rPr>
-          <w:sz w:val="21"/>
-        </w:rPr>
-        <w:t>Feed learnings back into the next intake cycle for continuous improvement.</w:t>
-      </w:r>
-    </w:p>
-    <w:p>
-      <w:pPr>
-        <w:pStyle w:val="ListBullet"/>
-      </w:pPr>
-      <w:r>
-        <w:rPr>
-          <w:sz w:val="21"/>
-        </w:rPr>
-        <w:t>Identify AI Infusion opportunities in existing client engagements.</w:t>
-      </w:r>
-    </w:p>
-    <w:p>
-      <w:pPr>
-        <w:pStyle w:val="Heading3"/>
-      </w:pPr>
-      <w:r>
-        <w:t>Requirements</w:t>
-      </w:r>
-    </w:p>
-    <w:p>
-      <w:pPr>
-        <w:pStyle w:val="ListBullet"/>
-      </w:pPr>
-      <w:r>
-        <w:rPr>
-          <w:sz w:val="21"/>
-        </w:rPr>
-        <w:t>Showcase Tracker updated with outcomes after every showcase/activation</w:t>
-      </w:r>
-    </w:p>
-    <w:p>
-      <w:pPr>
-        <w:pStyle w:val="ListBullet"/>
-      </w:pPr>
-      <w:r>
-        <w:rPr>
-          <w:sz w:val="21"/>
-        </w:rPr>
-        <w:t>Domain Metrics Dashboard maintained (solution counts across 10 domains)</w:t>
-      </w:r>
-    </w:p>
-    <w:p>
-      <w:pPr>
-        <w:pStyle w:val="ListBullet"/>
-      </w:pPr>
-      <w:r>
-        <w:rPr>
-          <w:sz w:val="21"/>
-        </w:rPr>
-        <w:t>Revenue and pipeline attribution tracked per solution</w:t>
-      </w:r>
-    </w:p>
-    <w:p>
-      <w:pPr>
-        <w:pStyle w:val="ListBullet"/>
-      </w:pPr>
-      <w:r>
-        <w:rPr>
-          <w:sz w:val="21"/>
-        </w:rPr>
-        <w:t>Continuous feedback loop established back to AI Champions</w:t>
-      </w:r>
-    </w:p>
-    <w:p>
-      <w:pPr>
-        <w:pStyle w:val="ListBullet"/>
-      </w:pPr>
-      <w:r>
-        <w:rPr>
-          <w:sz w:val="21"/>
-        </w:rPr>
-        <w:t>Infusion project enhancements communicated via Account Partners and Program Managers</w:t>
-      </w:r>
-    </w:p>
-    <w:p>
-      <w:pPr>
-        <w:pStyle w:val="Heading3"/>
-      </w:pPr>
-      <w:r>
-        <w:t>The Continuous Loop</w:t>
-      </w:r>
-    </w:p>
-    <w:p>
-      <w:r>
-        <w:rPr>
-          <w:sz w:val="22"/>
-        </w:rPr>
-        <w:t>Results from go-to-market activities feed directly back into Step 1, creating a virtuous cycle. Client feedback generates new use case ideas, successful demos inspire adjacent solutions, and market learnings sharpen future intake submissions. The goal is not a one-time launch but a continuously improving portfolio of AI-powered solutions.</w:t>
-      </w:r>
-    </w:p>
-    <w:p>
-      <w:pPr>
-        <w:spacing w:before="80"/>
-      </w:pPr>
-      <w:r>
-        <w:rPr>
-          <w:b/>
-          <w:color w:val="5B21B6"/>
-          <w:sz w:val="20"/>
-        </w:rPr>
-        <w:t xml:space="preserve">Key Roles: </w:t>
-      </w:r>
-      <w:r>
-        <w:rPr>
-          <w:color w:val="6B7280"/>
-          <w:sz w:val="20"/>
-        </w:rPr>
-        <w:t>Program Manager  |  AI Lab Leadership  |  Domain Leader  |  AI Champion</w:t>
-      </w:r>
-    </w:p>
+    <w:tbl>
+      <w:tblPr>
+        <w:tblW w:type="auto" w:w="0"/>
+        <w:jc w:val="center"/>
+        <w:tblLayout w:type="autofit"/>
+        <w:tblLook w:firstColumn="1" w:firstRow="1" w:lastColumn="0" w:lastRow="0" w:noHBand="0" w:noVBand="1" w:val="04A0"/>
+      </w:tblPr>
+      <w:tblGrid>
+        <w:gridCol w:w="4873"/>
+        <w:gridCol w:w="4873"/>
+      </w:tblGrid>
+      <w:tr>
+        <w:tc>
+          <w:tcPr>
+            <w:tcW w:type="dxa" w:w="6803"/>
+            <w:shd w:fill="14B8A6"/>
+          </w:tcPr>
+          <w:p>
+            <w:pPr>
+              <w:jc w:val="left"/>
+            </w:pPr>
+            <w:r>
+              <w:rPr>
+                <w:rFonts w:ascii="Calibri" w:hAnsi="Calibri"/>
+                <w:b/>
+                <w:color w:val="FFFFFF"/>
+                <w:sz w:val="18"/>
+              </w:rPr>
+              <w:t>Task</w:t>
+            </w:r>
+          </w:p>
+        </w:tc>
+        <w:tc>
+          <w:tcPr>
+            <w:tcW w:type="dxa" w:w="2551"/>
+            <w:shd w:fill="14B8A6"/>
+          </w:tcPr>
+          <w:p>
+            <w:pPr>
+              <w:jc w:val="right"/>
+            </w:pPr>
+            <w:r>
+              <w:rPr>
+                <w:rFonts w:ascii="Calibri" w:hAnsi="Calibri"/>
+                <w:b/>
+                <w:color w:val="FFFFFF"/>
+                <w:sz w:val="18"/>
+              </w:rPr>
+              <w:t>Owner</w:t>
+            </w:r>
+          </w:p>
+        </w:tc>
+      </w:tr>
+      <w:tr>
+        <w:tc>
+          <w:tcPr>
+            <w:tcW w:type="dxa" w:w="6803"/>
+            <w:shd w:fill="CCFBF1"/>
+          </w:tcPr>
+          <w:p>
+            <w:r>
+              <w:rPr>
+                <w:rFonts w:ascii="Calibri" w:hAnsi="Calibri"/>
+                <w:sz w:val="20"/>
+              </w:rPr>
+              <w:t xml:space="preserve">Track </w:t>
+            </w:r>
+            <w:r>
+              <w:rPr>
+                <w:rFonts w:ascii="Calibri" w:hAnsi="Calibri"/>
+                <w:b/>
+                <w:sz w:val="20"/>
+              </w:rPr>
+              <w:t>CTAR results</w:t>
+            </w:r>
+            <w:r>
+              <w:rPr>
+                <w:rFonts w:ascii="Calibri" w:hAnsi="Calibri"/>
+                <w:sz w:val="20"/>
+              </w:rPr>
+              <w:t xml:space="preserve"> and revenue metrics per solution</w:t>
+            </w:r>
+          </w:p>
+        </w:tc>
+        <w:tc>
+          <w:tcPr>
+            <w:tcW w:type="dxa" w:w="2551"/>
+            <w:shd w:fill="CCFBF1"/>
+          </w:tcPr>
+          <w:p>
+            <w:pPr>
+              <w:jc w:val="right"/>
+            </w:pPr>
+            <w:r>
+              <w:rPr>
+                <w:rFonts w:ascii="Calibri" w:hAnsi="Calibri"/>
+                <w:b/>
+                <w:color w:val="14B8A6"/>
+                <w:sz w:val="18"/>
+              </w:rPr>
+              <w:t>Program Manager</w:t>
+            </w:r>
+          </w:p>
+        </w:tc>
+      </w:tr>
+      <w:tr>
+        <w:tc>
+          <w:tcPr>
+            <w:tcW w:type="dxa" w:w="6803"/>
+          </w:tcPr>
+          <w:p>
+            <w:r>
+              <w:rPr>
+                <w:rFonts w:ascii="Calibri" w:hAnsi="Calibri"/>
+                <w:sz w:val="20"/>
+              </w:rPr>
+              <w:t xml:space="preserve">Monitor maturity: Idea → In Build → Demo-Ready → GTM-Ready → </w:t>
+            </w:r>
+            <w:r>
+              <w:rPr>
+                <w:rFonts w:ascii="Calibri" w:hAnsi="Calibri"/>
+                <w:b/>
+                <w:sz w:val="20"/>
+              </w:rPr>
+              <w:t>In Pursuit</w:t>
+            </w:r>
+            <w:r>
+              <w:rPr>
+                <w:rFonts w:ascii="Calibri" w:hAnsi="Calibri"/>
+                <w:sz w:val="20"/>
+              </w:rPr>
+            </w:r>
+          </w:p>
+        </w:tc>
+        <w:tc>
+          <w:tcPr>
+            <w:tcW w:type="dxa" w:w="2551"/>
+          </w:tcPr>
+          <w:p>
+            <w:pPr>
+              <w:jc w:val="right"/>
+            </w:pPr>
+            <w:r>
+              <w:rPr>
+                <w:rFonts w:ascii="Calibri" w:hAnsi="Calibri"/>
+                <w:b/>
+                <w:color w:val="14B8A6"/>
+                <w:sz w:val="18"/>
+              </w:rPr>
+              <w:t>AI Lab Leadership</w:t>
+            </w:r>
+          </w:p>
+        </w:tc>
+      </w:tr>
+      <w:tr>
+        <w:tc>
+          <w:tcPr>
+            <w:tcW w:type="dxa" w:w="6803"/>
+            <w:shd w:fill="CCFBF1"/>
+          </w:tcPr>
+          <w:p>
+            <w:r>
+              <w:rPr>
+                <w:rFonts w:ascii="Calibri" w:hAnsi="Calibri"/>
+                <w:sz w:val="20"/>
+              </w:rPr>
+              <w:t xml:space="preserve">Capture </w:t>
+            </w:r>
+            <w:r>
+              <w:rPr>
+                <w:rFonts w:ascii="Calibri" w:hAnsi="Calibri"/>
+                <w:b/>
+                <w:sz w:val="20"/>
+              </w:rPr>
+              <w:t>client feedback</w:t>
+            </w:r>
+            <w:r>
+              <w:rPr>
+                <w:rFonts w:ascii="Calibri" w:hAnsi="Calibri"/>
+                <w:sz w:val="20"/>
+              </w:rPr>
+              <w:t xml:space="preserve"> and feature requests</w:t>
+            </w:r>
+          </w:p>
+        </w:tc>
+        <w:tc>
+          <w:tcPr>
+            <w:tcW w:type="dxa" w:w="2551"/>
+            <w:shd w:fill="CCFBF1"/>
+          </w:tcPr>
+          <w:p>
+            <w:pPr>
+              <w:jc w:val="right"/>
+            </w:pPr>
+            <w:r>
+              <w:rPr>
+                <w:rFonts w:ascii="Calibri" w:hAnsi="Calibri"/>
+                <w:b/>
+                <w:color w:val="14B8A6"/>
+                <w:sz w:val="18"/>
+              </w:rPr>
+              <w:t>AI Champion</w:t>
+            </w:r>
+          </w:p>
+        </w:tc>
+      </w:tr>
+      <w:tr>
+        <w:tc>
+          <w:tcPr>
+            <w:tcW w:type="dxa" w:w="6803"/>
+          </w:tcPr>
+          <w:p>
+            <w:r>
+              <w:rPr>
+                <w:rFonts w:ascii="Calibri" w:hAnsi="Calibri"/>
+                <w:sz w:val="20"/>
+              </w:rPr>
+              <w:t xml:space="preserve">Feed learnings back into </w:t>
+            </w:r>
+            <w:r>
+              <w:rPr>
+                <w:rFonts w:ascii="Calibri" w:hAnsi="Calibri"/>
+                <w:b/>
+                <w:sz w:val="20"/>
+              </w:rPr>
+              <w:t>next intake cycle</w:t>
+            </w:r>
+            <w:r>
+              <w:rPr>
+                <w:rFonts w:ascii="Calibri" w:hAnsi="Calibri"/>
+                <w:sz w:val="20"/>
+              </w:rPr>
+              <w:t xml:space="preserve"> (Step 1)</w:t>
+            </w:r>
+          </w:p>
+        </w:tc>
+        <w:tc>
+          <w:tcPr>
+            <w:tcW w:type="dxa" w:w="2551"/>
+          </w:tcPr>
+          <w:p>
+            <w:pPr>
+              <w:jc w:val="right"/>
+            </w:pPr>
+            <w:r>
+              <w:rPr>
+                <w:rFonts w:ascii="Calibri" w:hAnsi="Calibri"/>
+                <w:b/>
+                <w:color w:val="14B8A6"/>
+                <w:sz w:val="18"/>
+              </w:rPr>
+              <w:t>AI Champion + Domain Leader</w:t>
+            </w:r>
+          </w:p>
+        </w:tc>
+      </w:tr>
+      <w:tr>
+        <w:tc>
+          <w:tcPr>
+            <w:tcW w:type="dxa" w:w="6803"/>
+            <w:shd w:fill="CCFBF1"/>
+          </w:tcPr>
+          <w:p>
+            <w:r>
+              <w:rPr>
+                <w:rFonts w:ascii="Calibri" w:hAnsi="Calibri"/>
+                <w:sz w:val="20"/>
+              </w:rPr>
+              <w:t xml:space="preserve">Identify </w:t>
+            </w:r>
+            <w:r>
+              <w:rPr>
+                <w:rFonts w:ascii="Calibri" w:hAnsi="Calibri"/>
+                <w:b/>
+                <w:sz w:val="20"/>
+              </w:rPr>
+              <w:t>AI Infusion</w:t>
+            </w:r>
+            <w:r>
+              <w:rPr>
+                <w:rFonts w:ascii="Calibri" w:hAnsi="Calibri"/>
+                <w:sz w:val="20"/>
+              </w:rPr>
+              <w:t xml:space="preserve"> opportunities in existing engagements</w:t>
+            </w:r>
+          </w:p>
+        </w:tc>
+        <w:tc>
+          <w:tcPr>
+            <w:tcW w:type="dxa" w:w="2551"/>
+            <w:shd w:fill="CCFBF1"/>
+          </w:tcPr>
+          <w:p>
+            <w:pPr>
+              <w:jc w:val="right"/>
+            </w:pPr>
+            <w:r>
+              <w:rPr>
+                <w:rFonts w:ascii="Calibri" w:hAnsi="Calibri"/>
+                <w:b/>
+                <w:color w:val="14B8A6"/>
+                <w:sz w:val="18"/>
+              </w:rPr>
+              <w:t>Account Partner</w:t>
+            </w:r>
+          </w:p>
+        </w:tc>
+      </w:tr>
+    </w:tbl>
+    <w:p/>
+    <w:tbl>
+      <w:tblPr>
+        <w:tblW w:type="auto" w:w="0"/>
+        <w:jc w:val="center"/>
+        <w:tblLook w:firstColumn="1" w:firstRow="1" w:lastColumn="0" w:lastRow="0" w:noHBand="0" w:noVBand="1" w:val="04A0"/>
+      </w:tblPr>
+      <w:tblGrid>
+        <w:gridCol w:w="9746"/>
+      </w:tblGrid>
+      <w:tr>
+        <w:tc>
+          <w:tcPr>
+            <w:tcW w:type="dxa" w:w="9746"/>
+            <w:shd w:fill="CCFBF1"/>
+          </w:tcPr>
+          <w:p>
+            <w:pPr>
+              <w:jc w:val="center"/>
+            </w:pPr>
+            <w:r>
+              <w:rPr>
+                <w:b/>
+                <w:color w:val="14B8A6"/>
+                <w:sz w:val="21"/>
+              </w:rPr>
+              <w:t xml:space="preserve">↻  Continuous Loop: </w:t>
+            </w:r>
+            <w:r>
+              <w:rPr>
+                <w:color w:val="333333"/>
+                <w:sz w:val="20"/>
+              </w:rPr>
+              <w:t>Results feed back into Step 1. Client feedback generates new ideas, successful demos inspire adjacent solutions, market learnings sharpen future intake.</w:t>
+            </w:r>
+          </w:p>
+        </w:tc>
+      </w:tr>
+    </w:tbl>
     <w:sectPr>
       <w:pgSz w:w="12240" w:h="15840"/>
-      <w:pgMar w:top="1417" w:right="1417" w:bottom="1417" w:left="1417" w:header="720" w:footer="720" w:gutter="0"/>
+      <w:pgMar w:top="1134" w:right="1247" w:bottom="1134" w:left="1247" w:header="720" w:footer="720" w:gutter="0"/>
       <w:cols w:space="720"/>
       <w:docGrid w:linePitch="360"/>
     </w:sectPr>
@@ -2413,12 +3900,12 @@
     <w:qFormat/>
     <w:rsid w:val="00FC693F"/>
     <w:pPr>
-      <w:spacing w:after="120" w:line="276" w:lineRule="auto"/>
+      <w:spacing w:after="80" w:line="276" w:lineRule="auto"/>
     </w:pPr>
     <w:rPr>
       <w:rFonts w:ascii="Calibri" w:hAnsi="Calibri"/>
       <w:color w:val="333333"/>
-      <w:sz w:val="22"/>
+      <w:sz w:val="21"/>
     </w:rPr>
   </w:style>
   <w:style w:type="paragraph" w:styleId="Header">
@@ -2476,15 +3963,15 @@
     <w:pPr>
       <w:keepNext/>
       <w:keepLines/>
-      <w:spacing w:before="0" w:after="160"/>
+      <w:spacing w:before="0" w:after="120"/>
       <w:outlineLvl w:val="0"/>
     </w:pPr>
     <w:rPr>
       <w:rFonts w:asciiTheme="majorHAnsi" w:eastAsiaTheme="majorEastAsia" w:hAnsiTheme="majorHAnsi" w:cstheme="majorBidi" w:ascii="Calibri" w:hAnsi="Calibri"/>
       <w:b/>
       <w:bCs/>
-      <w:color w:val="4A158D"/>
-      <w:sz w:val="56"/>
+      <w:color w:val="365F91" w:themeColor="accent1" w:themeShade="BF"/>
+      <w:sz w:val="44"/>
       <w:szCs w:val="28"/>
     </w:rPr>
   </w:style>
@@ -2500,15 +3987,15 @@
     <w:pPr>
       <w:keepNext/>
       <w:keepLines/>
-      <w:spacing w:before="360" w:after="160"/>
+      <w:spacing w:before="240" w:after="80"/>
       <w:outlineLvl w:val="1"/>
     </w:pPr>
     <w:rPr>
       <w:rFonts w:asciiTheme="majorHAnsi" w:eastAsiaTheme="majorEastAsia" w:hAnsiTheme="majorHAnsi" w:cstheme="majorBidi" w:ascii="Calibri" w:hAnsi="Calibri"/>
       <w:b/>
       <w:bCs/>
-      <w:color w:val="5B21B6"/>
-      <w:sz w:val="36"/>
+      <w:color w:val="4F81BD" w:themeColor="accent1"/>
+      <w:sz w:val="28"/>
       <w:szCs w:val="26"/>
     </w:rPr>
   </w:style>
@@ -2524,15 +4011,15 @@
     <w:pPr>
       <w:keepNext/>
       <w:keepLines/>
-      <w:spacing w:before="360" w:after="160"/>
+      <w:spacing w:before="160" w:after="60"/>
       <w:outlineLvl w:val="2"/>
     </w:pPr>
     <w:rPr>
       <w:rFonts w:asciiTheme="majorHAnsi" w:eastAsiaTheme="majorEastAsia" w:hAnsiTheme="majorHAnsi" w:cstheme="majorBidi" w:ascii="Calibri" w:hAnsi="Calibri"/>
       <w:b/>
       <w:bCs/>
-      <w:color w:val="6D28D9"/>
-      <w:sz w:val="28"/>
+      <w:color w:val="4F81BD" w:themeColor="accent1"/>
+      <w:sz w:val="22"/>
     </w:rPr>
   </w:style>
   <w:style w:type="paragraph" w:styleId="Heading4">

--- a/AI-Use-Case-to-GTM-Step-Guide.docx
+++ b/AI-Use-Case-to-GTM-Step-Guide.docx
@@ -7,11 +7,6 @@
     <w:p/>
     <w:p/>
     <w:p/>
-    <w:p>
-      <w:pPr>
-        <w:jc w:val="center"/>
-      </w:pPr>
-    </w:p>
     <w:p>
       <w:pPr>
         <w:jc w:val="center"/>
@@ -146,7 +141,7 @@
           <w:color w:val="1F2937"/>
           <w:sz w:val="28"/>
         </w:rPr>
-        <w:t>Global GenAI Lab</w:t>
+        <w:t>AI Power Team</w:t>
       </w:r>
     </w:p>
     <w:p>
@@ -257,7 +252,7 @@
           <w:color w:val="1F2937"/>
           <w:sz w:val="24"/>
         </w:rPr>
-        <w:t>AI Lab Management Review</w:t>
+        <w:t>AI Enablement Team Review</w:t>
       </w:r>
       <w:r>
         <w:rPr>
@@ -600,108 +595,7 @@
                 <w:rFonts w:ascii="Calibri" w:hAnsi="Calibri"/>
                 <w:sz w:val="20"/>
               </w:rPr>
-            </w:r>
-            <w:r>
-              <w:rPr>
-                <w:rFonts w:ascii="Calibri" w:hAnsi="Calibri"/>
-                <w:b/>
-                <w:sz w:val="20"/>
-              </w:rPr>
-              <w:t>Domain Partner elects an AI Champion</w:t>
-            </w:r>
-            <w:r>
-              <w:rPr>
-                <w:rFonts w:ascii="Calibri" w:hAnsi="Calibri"/>
-                <w:sz w:val="20"/>
-              </w:rPr>
-              <w:t xml:space="preserve"> to own use case ideation</w:t>
-            </w:r>
-          </w:p>
-        </w:tc>
-        <w:tc>
-          <w:tcPr>
-            <w:tcW w:type="dxa" w:w="2551"/>
-          </w:tcPr>
-          <w:p>
-            <w:pPr>
-              <w:jc w:val="right"/>
-            </w:pPr>
-            <w:r>
-              <w:rPr>
-                <w:rFonts w:ascii="Calibri" w:hAnsi="Calibri"/>
-                <w:b/>
-                <w:color w:val="2563EB"/>
-                <w:sz w:val="18"/>
-              </w:rPr>
-              <w:t>Domain Partner</w:t>
-            </w:r>
-          </w:p>
-        </w:tc>
-      </w:tr>
-      <w:tr>
-        <w:tc>
-          <w:tcPr>
-            <w:tcW w:type="dxa" w:w="6803"/>
-            <w:shd w:fill="D6E4FF"/>
-          </w:tcPr>
-          <w:p>
-            <w:r>
-              <w:rPr>
-                <w:rFonts w:ascii="Calibri" w:hAnsi="Calibri"/>
-                <w:sz w:val="20"/>
-              </w:rPr>
               <w:t>Brainstorm from in-flight projects, client conversations &amp; market demand</w:t>
-            </w:r>
-          </w:p>
-        </w:tc>
-        <w:tc>
-          <w:tcPr>
-            <w:tcW w:type="dxa" w:w="2551"/>
-            <w:shd w:fill="D6E4FF"/>
-          </w:tcPr>
-          <w:p>
-            <w:pPr>
-              <w:jc w:val="right"/>
-            </w:pPr>
-            <w:r>
-              <w:rPr>
-                <w:rFonts w:ascii="Calibri" w:hAnsi="Calibri"/>
-                <w:b/>
-                <w:color w:val="2563EB"/>
-                <w:sz w:val="18"/>
-              </w:rPr>
-              <w:t>AI Champion</w:t>
-            </w:r>
-          </w:p>
-        </w:tc>
-      </w:tr>
-      <w:tr>
-        <w:tc>
-          <w:tcPr>
-            <w:tcW w:type="dxa" w:w="6803"/>
-          </w:tcPr>
-          <w:p>
-            <w:r>
-              <w:rPr>
-                <w:rFonts w:ascii="Calibri" w:hAnsi="Calibri"/>
-                <w:sz w:val="20"/>
-              </w:rPr>
-              <w:t xml:space="preserve">Check </w:t>
-            </w:r>
-            <w:r>
-              <w:rPr>
-                <w:rFonts w:ascii="Calibri" w:hAnsi="Calibri"/>
-                <w:b/>
-                <w:sz w:val="20"/>
-              </w:rPr>
-              <w:t>Global Demo Catalog</w:t>
-            </w:r>
-            <w:r>
-              <w:rPr>
-                <w:rFonts w:ascii="Calibri" w:hAnsi="Calibri"/>
-                <w:sz w:val="20"/>
-              </w:rPr>
-              <w:t xml:space="preserve"> (79+ solutions, 10 domains) to avoid duplication</w:t>
             </w:r>
           </w:p>
         </w:tc>
@@ -737,7 +631,7 @@
                 <w:rFonts w:ascii="Calibri" w:hAnsi="Calibri"/>
                 <w:sz w:val="20"/>
               </w:rPr>
-              <w:t xml:space="preserve">Identify </w:t>
+              <w:t xml:space="preserve">Check </w:t>
             </w:r>
             <w:r>
               <w:rPr>
@@ -745,14 +639,28 @@
                 <w:b/>
                 <w:sz w:val="20"/>
               </w:rPr>
-              <w:t>AI Infusion</w:t>
+              <w:t>Demo Catalog</w:t>
             </w:r>
             <w:r>
               <w:rPr>
                 <w:rFonts w:ascii="Calibri" w:hAnsi="Calibri"/>
                 <w:sz w:val="20"/>
               </w:rPr>
-              <w:t xml:space="preserve"> opportunities in current fixed-fee projects</w:t>
+              <w:t xml:space="preserve"> (79+ solutions, 10 domains) to avoid duplication. Interested in a solution? </w:t>
+            </w:r>
+            <w:r>
+              <w:rPr>
+                <w:rFonts w:ascii="Calibri" w:hAnsi="Calibri"/>
+                <w:b/>
+                <w:sz w:val="20"/>
+              </w:rPr>
+              <w:t>Request a demo directly with the Product Owner</w:t>
+            </w:r>
+            <w:r>
+              <w:rPr>
+                <w:rFonts w:ascii="Calibri" w:hAnsi="Calibri"/>
+                <w:sz w:val="20"/>
+              </w:rPr>
             </w:r>
           </w:p>
         </w:tc>
@@ -772,7 +680,7 @@
                 <w:color w:val="2563EB"/>
                 <w:sz w:val="18"/>
               </w:rPr>
-              <w:t>AI Infusion Champion</w:t>
+              <w:t>AI Champion</w:t>
             </w:r>
           </w:p>
         </w:tc>
@@ -1257,7 +1165,7 @@
         <w:rPr>
           <w:color w:val="F59E0B"/>
         </w:rPr>
-        <w:t>Step 3: AI Lab Management Review</w:t>
+        <w:t>Step 3: AI Enablement Team Review</w:t>
       </w:r>
     </w:p>
     <w:p>
@@ -1383,7 +1291,7 @@
                 <w:color w:val="F59E0B"/>
                 <w:sz w:val="18"/>
               </w:rPr>
-              <w:t>AI Lab Leadership</w:t>
+              <w:t>AI Enablement Team</w:t>
             </w:r>
           </w:p>
         </w:tc>
@@ -1433,7 +1341,7 @@
                 <w:color w:val="F59E0B"/>
                 <w:sz w:val="18"/>
               </w:rPr>
-              <w:t>AI Lab Leadership</w:t>
+              <w:t>AI Enablement Team</w:t>
             </w:r>
           </w:p>
         </w:tc>
@@ -1450,7 +1358,6 @@
                 <w:rFonts w:ascii="Calibri" w:hAnsi="Calibri"/>
                 <w:sz w:val="20"/>
               </w:rPr>
-              <w:t xml:space="preserve">Perform </w:t>
             </w:r>
             <w:r>
               <w:rPr>
@@ -1458,14 +1365,14 @@
                 <w:b/>
                 <w:sz w:val="20"/>
               </w:rPr>
-              <w:t>regulatory / compliance</w:t>
+              <w:t>Confirm resource availability</w:t>
             </w:r>
             <w:r>
               <w:rPr>
                 <w:rFonts w:ascii="Calibri" w:hAnsi="Calibri"/>
                 <w:sz w:val="20"/>
               </w:rPr>
-              <w:t xml:space="preserve"> impact analysis</w:t>
+              <w:t xml:space="preserve"> across AI Forward Engineers</w:t>
             </w:r>
           </w:p>
         </w:tc>
@@ -1485,108 +1392,7 @@
                 <w:color w:val="F59E0B"/>
                 <w:sz w:val="18"/>
               </w:rPr>
-              <w:t>AI Lab Leadership + Sponsor</w:t>
-            </w:r>
-          </w:p>
-        </w:tc>
-      </w:tr>
-      <w:tr>
-        <w:tc>
-          <w:tcPr>
-            <w:tcW w:type="dxa" w:w="6803"/>
-          </w:tcPr>
-          <w:p>
-            <w:r>
-              <w:rPr>
-                <w:rFonts w:ascii="Calibri" w:hAnsi="Calibri"/>
-                <w:sz w:val="20"/>
-              </w:rPr>
-              <w:t xml:space="preserve">Confirm </w:t>
-            </w:r>
-            <w:r>
-              <w:rPr>
-                <w:rFonts w:ascii="Calibri" w:hAnsi="Calibri"/>
-                <w:b/>
-                <w:sz w:val="20"/>
-              </w:rPr>
-              <w:t>resource availability</w:t>
-            </w:r>
-            <w:r>
-              <w:rPr>
-                <w:rFonts w:ascii="Calibri" w:hAnsi="Calibri"/>
-                <w:sz w:val="20"/>
-              </w:rPr>
-              <w:t xml:space="preserve"> across AI Forward Engineers</w:t>
-            </w:r>
-          </w:p>
-        </w:tc>
-        <w:tc>
-          <w:tcPr>
-            <w:tcW w:type="dxa" w:w="2551"/>
-          </w:tcPr>
-          <w:p>
-            <w:pPr>
-              <w:jc w:val="right"/>
-            </w:pPr>
-            <w:r>
-              <w:rPr>
-                <w:rFonts w:ascii="Calibri" w:hAnsi="Calibri"/>
-                <w:b/>
-                <w:color w:val="F59E0B"/>
-                <w:sz w:val="18"/>
-              </w:rPr>
-              <w:t>AI Lab Leadership</w:t>
-            </w:r>
-          </w:p>
-        </w:tc>
-      </w:tr>
-      <w:tr>
-        <w:tc>
-          <w:tcPr>
-            <w:tcW w:type="dxa" w:w="6803"/>
-            <w:shd w:fill="FEF3C7"/>
-          </w:tcPr>
-          <w:p>
-            <w:r>
-              <w:rPr>
-                <w:rFonts w:ascii="Calibri" w:hAnsi="Calibri"/>
-                <w:sz w:val="20"/>
-              </w:rPr>
-              <w:t xml:space="preserve">Obtain </w:t>
-            </w:r>
-            <w:r>
-              <w:rPr>
-                <w:rFonts w:ascii="Calibri" w:hAnsi="Calibri"/>
-                <w:b/>
-                <w:sz w:val="20"/>
-              </w:rPr>
-              <w:t>Business Sponsor sign-off</w:t>
-            </w:r>
-            <w:r>
-              <w:rPr>
-                <w:rFonts w:ascii="Calibri" w:hAnsi="Calibri"/>
-                <w:sz w:val="20"/>
-              </w:rPr>
-            </w:r>
-          </w:p>
-        </w:tc>
-        <w:tc>
-          <w:tcPr>
-            <w:tcW w:type="dxa" w:w="2551"/>
-            <w:shd w:fill="FEF3C7"/>
-          </w:tcPr>
-          <w:p>
-            <w:pPr>
-              <w:jc w:val="right"/>
-            </w:pPr>
-            <w:r>
-              <w:rPr>
-                <w:rFonts w:ascii="Calibri" w:hAnsi="Calibri"/>
-                <w:b/>
-                <w:color w:val="F59E0B"/>
-                <w:sz w:val="18"/>
-              </w:rPr>
-              <w:t>Business Sponsor</w:t>
+              <w:t>AI Enablement Team</w:t>
             </w:r>
           </w:p>
         </w:tc>
@@ -1636,7 +1442,7 @@
                 <w:color w:val="F59E0B"/>
                 <w:sz w:val="18"/>
               </w:rPr>
-              <w:t>AI Lab Leadership</w:t>
+              <w:t>AI Enablement Team</w:t>
             </w:r>
           </w:p>
         </w:tc>
@@ -1728,16 +1534,6 @@
         <w:t>─────────────────────────────────────────────────────────────────</w:t>
       </w:r>
     </w:p>
-    <w:p>
-      <w:r>
-        <w:rPr>
-          <w:i/>
-          <w:color w:val="6B7280"/>
-          <w:sz w:val="20"/>
-        </w:rPr>
-        <w:t>Three parallel workstreams kick off simultaneously:</w:t>
-      </w:r>
-    </w:p>
     <w:tbl>
       <w:tblPr>
         <w:tblW w:type="auto" w:w="0"/>
@@ -1817,7 +1613,7 @@
                 <w:rFonts w:ascii="Calibri" w:hAnsi="Calibri"/>
                 <w:sz w:val="20"/>
               </w:rPr>
-              <w:t xml:space="preserve"> — Model the AI solution into asset register</w:t>
+              <w:t xml:space="preserve"> — Model the AI solution into asset register (MP and above)</w:t>
             </w:r>
           </w:p>
         </w:tc>
@@ -1837,7 +1633,7 @@
                 <w:color w:val="F43F5E"/>
                 <w:sz w:val="18"/>
               </w:rPr>
-              <w:t>AI Lab Mgmt</w:t>
+              <w:t>Business Sponsor</w:t>
             </w:r>
           </w:p>
         </w:tc>
@@ -1886,7 +1682,7 @@
                 <w:color w:val="F43F5E"/>
                 <w:sz w:val="18"/>
               </w:rPr>
-              <w:t>Program Manager</w:t>
+              <w:t>AI Enablement Team</w:t>
             </w:r>
           </w:p>
         </w:tc>
@@ -1937,7 +1733,7 @@
                 <w:color w:val="F43F5E"/>
                 <w:sz w:val="18"/>
               </w:rPr>
-              <w:t>AI Lab Mgmt</w:t>
+              <w:t>AI Enablement Team</w:t>
             </w:r>
           </w:p>
         </w:tc>
@@ -1953,7 +1749,6 @@
                 <w:rFonts w:ascii="Calibri" w:hAnsi="Calibri"/>
                 <w:sz w:val="20"/>
               </w:rPr>
-              <w:t xml:space="preserve">Establish </w:t>
             </w:r>
             <w:r>
               <w:rPr>
@@ -1961,14 +1756,14 @@
                 <w:b/>
                 <w:sz w:val="20"/>
               </w:rPr>
-              <w:t>weekly checkpoint</w:t>
+              <w:t>Set up healthy check-in cadence</w:t>
             </w:r>
             <w:r>
               <w:rPr>
                 <w:rFonts w:ascii="Calibri" w:hAnsi="Calibri"/>
                 <w:sz w:val="20"/>
               </w:rPr>
-              <w:t xml:space="preserve"> cadence</w:t>
+              <w:t xml:space="preserve"> — demo → feedback → refine cycles (keep AI Enablement in the loop)</w:t>
             </w:r>
           </w:p>
         </w:tc>
@@ -1987,59 +1782,7 @@
                 <w:color w:val="F43F5E"/>
                 <w:sz w:val="18"/>
               </w:rPr>
-              <w:t>Program Manager</w:t>
-            </w:r>
-          </w:p>
-        </w:tc>
-      </w:tr>
-      <w:tr>
-        <w:tc>
-          <w:tcPr>
-            <w:tcW w:type="dxa" w:w="6803"/>
-            <w:shd w:fill="FFE4E6"/>
-          </w:tcPr>
-          <w:p>
-            <w:r>
-              <w:rPr>
-                <w:rFonts w:ascii="Calibri" w:hAnsi="Calibri"/>
-                <w:sz w:val="20"/>
-              </w:rPr>
-              <w:t xml:space="preserve">Identify </w:t>
-            </w:r>
-            <w:r>
-              <w:rPr>
-                <w:rFonts w:ascii="Calibri" w:hAnsi="Calibri"/>
-                <w:b/>
-                <w:sz w:val="20"/>
-              </w:rPr>
-              <w:t>point of contact</w:t>
-            </w:r>
-            <w:r>
-              <w:rPr>
-                <w:rFonts w:ascii="Calibri" w:hAnsi="Calibri"/>
-                <w:sz w:val="20"/>
-              </w:rPr>
-              <w:t xml:space="preserve"> and confirm Business Sponsor</w:t>
-            </w:r>
-          </w:p>
-        </w:tc>
-        <w:tc>
-          <w:tcPr>
-            <w:tcW w:type="dxa" w:w="2551"/>
-            <w:shd w:fill="FFE4E6"/>
-          </w:tcPr>
-          <w:p>
-            <w:pPr>
-              <w:jc w:val="right"/>
-            </w:pPr>
-            <w:r>
-              <w:rPr>
-                <w:rFonts w:ascii="Calibri" w:hAnsi="Calibri"/>
-                <w:b/>
-                <w:color w:val="F43F5E"/>
-                <w:sz w:val="18"/>
-              </w:rPr>
-              <w:t>Program Manager</w:t>
+              <w:t>AI Champion + AI Fwd Engineer</w:t>
             </w:r>
           </w:p>
         </w:tc>
@@ -2184,7 +1927,7 @@
                 <w:color w:val="8B5CF6"/>
                 <w:sz w:val="18"/>
               </w:rPr>
-              <w:t>AI Fwd Engineer + Sponsor</w:t>
+              <w:t>AI Fwd Engineer + AI Champion</w:t>
             </w:r>
           </w:p>
         </w:tc>
@@ -2215,7 +1958,7 @@
                 <w:rFonts w:ascii="Calibri" w:hAnsi="Calibri"/>
                 <w:sz w:val="20"/>
               </w:rPr>
-              <w:t xml:space="preserve"> with iterative testing</w:t>
+              <w:t xml:space="preserve"> with iterative testing &amp; user feedback</w:t>
             </w:r>
           </w:p>
         </w:tc>
@@ -2251,6 +1994,57 @@
                 <w:rFonts w:ascii="Calibri" w:hAnsi="Calibri"/>
                 <w:sz w:val="20"/>
               </w:rPr>
+              <w:t xml:space="preserve">Provide </w:t>
+            </w:r>
+            <w:r>
+              <w:rPr>
+                <w:rFonts w:ascii="Calibri" w:hAnsi="Calibri"/>
+                <w:b/>
+                <w:sz w:val="20"/>
+              </w:rPr>
+              <w:t>sample data &amp; real-life use case scenarios</w:t>
+            </w:r>
+            <w:r>
+              <w:rPr>
+                <w:rFonts w:ascii="Calibri" w:hAnsi="Calibri"/>
+                <w:sz w:val="20"/>
+              </w:rPr>
+              <w:t xml:space="preserve"> to guide the build</w:t>
+            </w:r>
+          </w:p>
+        </w:tc>
+        <w:tc>
+          <w:tcPr>
+            <w:tcW w:type="dxa" w:w="2551"/>
+            <w:shd w:fill="EDE9FE"/>
+          </w:tcPr>
+          <w:p>
+            <w:pPr>
+              <w:jc w:val="right"/>
+            </w:pPr>
+            <w:r>
+              <w:rPr>
+                <w:rFonts w:ascii="Calibri" w:hAnsi="Calibri"/>
+                <w:b/>
+                <w:color w:val="8B5CF6"/>
+                <w:sz w:val="18"/>
+              </w:rPr>
+              <w:t>AI Champion</w:t>
+            </w:r>
+          </w:p>
+        </w:tc>
+      </w:tr>
+      <w:tr>
+        <w:tc>
+          <w:tcPr>
+            <w:tcW w:type="dxa" w:w="6803"/>
+          </w:tcPr>
+          <w:p>
+            <w:r>
+              <w:rPr>
+                <w:rFonts w:ascii="Calibri" w:hAnsi="Calibri"/>
+                <w:sz w:val="20"/>
+              </w:rPr>
               <w:t xml:space="preserve">Build </w:t>
             </w:r>
             <w:r>
@@ -2266,14 +2060,13 @@
                 <w:rFonts w:ascii="Calibri" w:hAnsi="Calibri"/>
                 <w:sz w:val="20"/>
               </w:rPr>
-              <w:t xml:space="preserve"> with real-world scenarios</w:t>
+              <w:t xml:space="preserve"> based on provided scenarios &amp; data</w:t>
             </w:r>
           </w:p>
         </w:tc>
         <w:tc>
           <w:tcPr>
             <w:tcW w:type="dxa" w:w="2551"/>
-            <w:shd w:fill="EDE9FE"/>
           </w:tcPr>
           <w:p>
             <w:pPr>
@@ -2295,6 +2088,7 @@
         <w:tc>
           <w:tcPr>
             <w:tcW w:type="dxa" w:w="6803"/>
+            <w:shd w:fill="EDE9FE"/>
           </w:tcPr>
           <w:p>
             <w:r>
@@ -2323,6 +2117,7 @@
         <w:tc>
           <w:tcPr>
             <w:tcW w:type="dxa" w:w="2551"/>
+            <w:shd w:fill="EDE9FE"/>
           </w:tcPr>
           <w:p>
             <w:pPr>
@@ -2335,7 +2130,7 @@
                 <w:color w:val="8B5CF6"/>
                 <w:sz w:val="18"/>
               </w:rPr>
-              <w:t>Program Manager</w:t>
+              <w:t>AI Enablement Team</w:t>
             </w:r>
           </w:p>
         </w:tc>
@@ -2492,6 +2287,57 @@
                 <w:rFonts w:ascii="Calibri" w:hAnsi="Calibri"/>
                 <w:sz w:val="20"/>
               </w:rPr>
+              <w:t xml:space="preserve">Prepare </w:t>
+            </w:r>
+            <w:r>
+              <w:rPr>
+                <w:rFonts w:ascii="Calibri" w:hAnsi="Calibri"/>
+                <w:b/>
+                <w:sz w:val="20"/>
+              </w:rPr>
+              <w:t>demo materials</w:t>
+            </w:r>
+            <w:r>
+              <w:rPr>
+                <w:rFonts w:ascii="Calibri" w:hAnsi="Calibri"/>
+                <w:sz w:val="20"/>
+              </w:rPr>
+              <w:t>: demo script, mock data &amp; demo video recording</w:t>
+            </w:r>
+          </w:p>
+        </w:tc>
+        <w:tc>
+          <w:tcPr>
+            <w:tcW w:type="dxa" w:w="2551"/>
+            <w:shd w:fill="CFFAFE"/>
+          </w:tcPr>
+          <w:p>
+            <w:pPr>
+              <w:jc w:val="right"/>
+            </w:pPr>
+            <w:r>
+              <w:rPr>
+                <w:rFonts w:ascii="Calibri" w:hAnsi="Calibri"/>
+                <w:b/>
+                <w:color w:val="06B6D4"/>
+                <w:sz w:val="18"/>
+              </w:rPr>
+              <w:t>AI Fwd Engineer + AI Champion</w:t>
+            </w:r>
+          </w:p>
+        </w:tc>
+      </w:tr>
+      <w:tr>
+        <w:tc>
+          <w:tcPr>
+            <w:tcW w:type="dxa" w:w="6803"/>
+          </w:tcPr>
+          <w:p>
+            <w:r>
+              <w:rPr>
+                <w:rFonts w:ascii="Calibri" w:hAnsi="Calibri"/>
+                <w:sz w:val="20"/>
+              </w:rPr>
               <w:t xml:space="preserve">Finalize </w:t>
             </w:r>
             <w:r>
@@ -2514,7 +2360,6 @@
         <w:tc>
           <w:tcPr>
             <w:tcW w:type="dxa" w:w="2551"/>
-            <w:shd w:fill="CFFAFE"/>
           </w:tcPr>
           <w:p>
             <w:pPr>
@@ -2527,7 +2372,7 @@
                 <w:color w:val="06B6D4"/>
                 <w:sz w:val="18"/>
               </w:rPr>
-              <w:t>AI Fwd Engineer + Champion</w:t>
+              <w:t>AI Fwd Engineer + AI Champion</w:t>
             </w:r>
           </w:p>
         </w:tc>
@@ -2536,6 +2381,7 @@
         <w:tc>
           <w:tcPr>
             <w:tcW w:type="dxa" w:w="6803"/>
+            <w:shd w:fill="CFFAFE"/>
           </w:tcPr>
           <w:p>
             <w:r>
@@ -2565,6 +2411,7 @@
         <w:tc>
           <w:tcPr>
             <w:tcW w:type="dxa" w:w="2551"/>
+            <w:shd w:fill="CFFAFE"/>
           </w:tcPr>
           <w:p>
             <w:pPr>
@@ -2586,7 +2433,6 @@
         <w:tc>
           <w:tcPr>
             <w:tcW w:type="dxa" w:w="6803"/>
-            <w:shd w:fill="CFFAFE"/>
           </w:tcPr>
           <w:p>
             <w:r>
@@ -2616,7 +2462,6 @@
         <w:tc>
           <w:tcPr>
             <w:tcW w:type="dxa" w:w="2551"/>
-            <w:shd w:fill="CFFAFE"/>
           </w:tcPr>
           <w:p>
             <w:pPr>
@@ -2638,6 +2483,7 @@
         <w:tc>
           <w:tcPr>
             <w:tcW w:type="dxa" w:w="6803"/>
+            <w:shd w:fill="CFFAFE"/>
           </w:tcPr>
           <w:p>
             <w:r>
@@ -2660,57 +2506,7 @@
                 <w:rFonts w:ascii="Calibri" w:hAnsi="Calibri"/>
                 <w:sz w:val="20"/>
               </w:rPr>
-            </w:r>
-          </w:p>
-        </w:tc>
-        <w:tc>
-          <w:tcPr>
-            <w:tcW w:type="dxa" w:w="2551"/>
-          </w:tcPr>
-          <w:p>
-            <w:pPr>
-              <w:jc w:val="right"/>
-            </w:pPr>
-            <w:r>
-              <w:rPr>
-                <w:rFonts w:ascii="Calibri" w:hAnsi="Calibri"/>
-                <w:b/>
-                <w:color w:val="06B6D4"/>
-                <w:sz w:val="18"/>
-              </w:rPr>
-              <w:t>Sales</w:t>
-            </w:r>
-          </w:p>
-        </w:tc>
-      </w:tr>
-      <w:tr>
-        <w:tc>
-          <w:tcPr>
-            <w:tcW w:type="dxa" w:w="6803"/>
-            <w:shd w:fill="CFFAFE"/>
-          </w:tcPr>
-          <w:p>
-            <w:r>
-              <w:rPr>
-                <w:rFonts w:ascii="Calibri" w:hAnsi="Calibri"/>
-                <w:sz w:val="20"/>
-              </w:rPr>
-              <w:t xml:space="preserve">Register in </w:t>
-            </w:r>
-            <w:r>
-              <w:rPr>
-                <w:rFonts w:ascii="Calibri" w:hAnsi="Calibri"/>
-                <w:b/>
-                <w:sz w:val="20"/>
-              </w:rPr>
-              <w:t>Global Demo Catalog</w:t>
-            </w:r>
-            <w:r>
-              <w:rPr>
-                <w:rFonts w:ascii="Calibri" w:hAnsi="Calibri"/>
-                <w:sz w:val="20"/>
-              </w:rPr>
-              <w:t xml:space="preserve"> with domain mapping</w:t>
+              <w:t>; register in Demo Catalog</w:t>
             </w:r>
           </w:p>
         </w:tc>
@@ -2730,7 +2526,7 @@
                 <w:color w:val="06B6D4"/>
                 <w:sz w:val="18"/>
               </w:rPr>
-              <w:t>Program Manager</w:t>
+              <w:t>Sales + AI Enablement Team</w:t>
             </w:r>
           </w:p>
         </w:tc>
@@ -2751,7 +2547,7 @@
           <w:color w:val="6B7280"/>
           <w:sz w:val="20"/>
         </w:rPr>
-        <w:t>Polished demo  |  One-pager  |  Talk track  |  Pricing template  |  Target account list  |  Backlog reference</w:t>
+        <w:t>Polished demo  |  Demo script  |  Mock data  |  Demo video  |  One-pager  |  Talk track  |  Pricing template  |  Target account list</w:t>
       </w:r>
     </w:p>
     <w:p>
@@ -2858,7 +2654,6 @@
                 <w:rFonts w:ascii="Calibri" w:hAnsi="Calibri"/>
                 <w:sz w:val="20"/>
               </w:rPr>
-              <w:t xml:space="preserve">Schedule </w:t>
             </w:r>
             <w:r>
               <w:rPr>
@@ -2873,7 +2668,7 @@
                 <w:rFonts w:ascii="Calibri" w:hAnsi="Calibri"/>
                 <w:sz w:val="20"/>
               </w:rPr>
-              <w:t xml:space="preserve"> (bi-weekly, rotating facilitator)</w:t>
+              <w:t xml:space="preserve"> (bi-weekly) — all AI Power Team members should attend</w:t>
             </w:r>
           </w:p>
         </w:tc>
@@ -2893,7 +2688,7 @@
                 <w:color w:val="F97316"/>
                 <w:sz w:val="18"/>
               </w:rPr>
-              <w:t>Domain Leader</w:t>
+              <w:t>All AI Power Team</w:t>
             </w:r>
           </w:p>
         </w:tc>
@@ -2960,93 +2755,6 @@
                 <w:rFonts w:ascii="Calibri" w:hAnsi="Calibri"/>
                 <w:sz w:val="20"/>
               </w:rPr>
-              <w:t xml:space="preserve">Form </w:t>
-            </w:r>
-            <w:r>
-              <w:rPr>
-                <w:rFonts w:ascii="Calibri" w:hAnsi="Calibri"/>
-                <w:b/>
-                <w:sz w:val="20"/>
-              </w:rPr>
-              <w:t>Sprint Pods</w:t>
-            </w:r>
-            <w:r>
-              <w:rPr>
-                <w:rFonts w:ascii="Calibri" w:hAnsi="Calibri"/>
-                <w:sz w:val="20"/>
-              </w:rPr>
-              <w:t xml:space="preserve"> for active pursuit opportunities</w:t>
-            </w:r>
-          </w:p>
-        </w:tc>
-        <w:tc>
-          <w:tcPr>
-            <w:tcW w:type="dxa" w:w="2551"/>
-            <w:shd w:fill="FFEDD5"/>
-          </w:tcPr>
-          <w:p>
-            <w:pPr>
-              <w:jc w:val="right"/>
-            </w:pPr>
-            <w:r>
-              <w:rPr>
-                <w:rFonts w:ascii="Calibri" w:hAnsi="Calibri"/>
-                <w:b/>
-                <w:color w:val="F97316"/>
-                <w:sz w:val="18"/>
-              </w:rPr>
-              <w:t>Cross-functional</w:t>
-            </w:r>
-          </w:p>
-        </w:tc>
-      </w:tr>
-      <w:tr>
-        <w:tc>
-          <w:tcPr>
-            <w:tcW w:type="dxa" w:w="6803"/>
-          </w:tcPr>
-          <w:p>
-            <w:r>
-              <w:rPr>
-                <w:rFonts w:ascii="Calibri" w:hAnsi="Calibri"/>
-                <w:sz w:val="20"/>
-              </w:rPr>
-              <w:t>Present to clients and gather real-time feedback</w:t>
-            </w:r>
-          </w:p>
-        </w:tc>
-        <w:tc>
-          <w:tcPr>
-            <w:tcW w:type="dxa" w:w="2551"/>
-          </w:tcPr>
-          <w:p>
-            <w:pPr>
-              <w:jc w:val="right"/>
-            </w:pPr>
-            <w:r>
-              <w:rPr>
-                <w:rFonts w:ascii="Calibri" w:hAnsi="Calibri"/>
-                <w:b/>
-                <w:color w:val="F97316"/>
-                <w:sz w:val="18"/>
-              </w:rPr>
-              <w:t>AI Champion + Presenter</w:t>
-            </w:r>
-          </w:p>
-        </w:tc>
-      </w:tr>
-      <w:tr>
-        <w:tc>
-          <w:tcPr>
-            <w:tcW w:type="dxa" w:w="6803"/>
-            <w:shd w:fill="FFEDD5"/>
-          </w:tcPr>
-          <w:p>
-            <w:r>
-              <w:rPr>
-                <w:rFonts w:ascii="Calibri" w:hAnsi="Calibri"/>
-                <w:sz w:val="20"/>
-              </w:rPr>
               <w:t xml:space="preserve">Assign </w:t>
             </w:r>
             <w:r>
@@ -3082,7 +2790,7 @@
                 <w:color w:val="F97316"/>
                 <w:sz w:val="18"/>
               </w:rPr>
-              <w:t>Program Manager</w:t>
+              <w:t>AI Champion</w:t>
             </w:r>
           </w:p>
         </w:tc>
@@ -3098,7 +2806,6 @@
                 <w:rFonts w:ascii="Calibri" w:hAnsi="Calibri"/>
                 <w:sz w:val="20"/>
               </w:rPr>
-              <w:t xml:space="preserve">Send </w:t>
             </w:r>
             <w:r>
               <w:rPr>
@@ -3106,14 +2813,14 @@
                 <w:b/>
                 <w:sz w:val="20"/>
               </w:rPr>
-              <w:t>bi-weekly Showcase Communications</w:t>
+              <w:t>Assemble GTM Folder</w:t>
             </w:r>
             <w:r>
               <w:rPr>
                 <w:rFonts w:ascii="Calibri" w:hAnsi="Calibri"/>
                 <w:sz w:val="20"/>
               </w:rPr>
-              <w:t xml:space="preserve"> to the org</w:t>
+              <w:t>: demo video, demo script, sales one-slider &amp; sales deck</w:t>
             </w:r>
           </w:p>
         </w:tc>
@@ -3132,7 +2839,58 @@
                 <w:color w:val="F97316"/>
                 <w:sz w:val="18"/>
               </w:rPr>
-              <w:t>Program Manager</w:t>
+              <w:t>AI Enablement Team</w:t>
+            </w:r>
+          </w:p>
+        </w:tc>
+      </w:tr>
+      <w:tr>
+        <w:tc>
+          <w:tcPr>
+            <w:tcW w:type="dxa" w:w="6803"/>
+            <w:shd w:fill="FFEDD5"/>
+          </w:tcPr>
+          <w:p>
+            <w:r>
+              <w:rPr>
+                <w:rFonts w:ascii="Calibri" w:hAnsi="Calibri"/>
+                <w:sz w:val="20"/>
+              </w:rPr>
+            </w:r>
+            <w:r>
+              <w:rPr>
+                <w:rFonts w:ascii="Calibri" w:hAnsi="Calibri"/>
+                <w:b/>
+                <w:sz w:val="20"/>
+              </w:rPr>
+              <w:t>Publish to Capco MarketHub &amp; AI Lab</w:t>
+            </w:r>
+            <w:r>
+              <w:rPr>
+                <w:rFonts w:ascii="Calibri" w:hAnsi="Calibri"/>
+                <w:sz w:val="20"/>
+              </w:rPr>
+              <w:t xml:space="preserve"> to reach a larger audience</w:t>
+            </w:r>
+          </w:p>
+        </w:tc>
+        <w:tc>
+          <w:tcPr>
+            <w:tcW w:type="dxa" w:w="2551"/>
+            <w:shd w:fill="FFEDD5"/>
+          </w:tcPr>
+          <w:p>
+            <w:pPr>
+              <w:jc w:val="right"/>
+            </w:pPr>
+            <w:r>
+              <w:rPr>
+                <w:rFonts w:ascii="Calibri" w:hAnsi="Calibri"/>
+                <w:b/>
+                <w:color w:val="F97316"/>
+                <w:sz w:val="18"/>
+              </w:rPr>
+              <w:t>AI Enablement Team</w:t>
             </w:r>
           </w:p>
         </w:tc>
@@ -3251,14 +3009,14 @@
                 <w:b/>
                 <w:sz w:val="20"/>
               </w:rPr>
-              <w:t>CTAR results</w:t>
+              <w:t>CTAR</w:t>
             </w:r>
             <w:r>
               <w:rPr>
                 <w:rFonts w:ascii="Calibri" w:hAnsi="Calibri"/>
                 <w:sz w:val="20"/>
               </w:rPr>
-              <w:t xml:space="preserve"> and revenue metrics per solution</w:t>
+              <w:t xml:space="preserve"> (Client Target Account Revenue): pipeline generated, deals won, revenue attributed to each AI solution</w:t>
             </w:r>
           </w:p>
         </w:tc>
@@ -3278,7 +3036,7 @@
                 <w:color w:val="14B8A6"/>
                 <w:sz w:val="18"/>
               </w:rPr>
-              <w:t>Program Manager</w:t>
+              <w:t>AI Enablement + AI Champion + Sponsor</w:t>
             </w:r>
           </w:p>
         </w:tc>
@@ -3287,6 +3045,57 @@
         <w:tc>
           <w:tcPr>
             <w:tcW w:type="dxa" w:w="6803"/>
+          </w:tcPr>
+          <w:p>
+            <w:r>
+              <w:rPr>
+                <w:rFonts w:ascii="Calibri" w:hAnsi="Calibri"/>
+                <w:sz w:val="20"/>
+              </w:rPr>
+              <w:t xml:space="preserve">Monitor </w:t>
+            </w:r>
+            <w:r>
+              <w:rPr>
+                <w:rFonts w:ascii="Calibri" w:hAnsi="Calibri"/>
+                <w:b/>
+                <w:sz w:val="20"/>
+              </w:rPr>
+              <w:t>revenue metrics per solution</w:t>
+            </w:r>
+            <w:r>
+              <w:rPr>
+                <w:rFonts w:ascii="Calibri" w:hAnsi="Calibri"/>
+                <w:sz w:val="20"/>
+              </w:rPr>
+              <w:t>: total pipeline value, win rate, average deal size &amp; time-to-close</w:t>
+            </w:r>
+          </w:p>
+        </w:tc>
+        <w:tc>
+          <w:tcPr>
+            <w:tcW w:type="dxa" w:w="2551"/>
+          </w:tcPr>
+          <w:p>
+            <w:pPr>
+              <w:jc w:val="right"/>
+            </w:pPr>
+            <w:r>
+              <w:rPr>
+                <w:rFonts w:ascii="Calibri" w:hAnsi="Calibri"/>
+                <w:b/>
+                <w:color w:val="14B8A6"/>
+                <w:sz w:val="18"/>
+              </w:rPr>
+              <w:t>AI Enablement + Business Sponsor</w:t>
+            </w:r>
+          </w:p>
+        </w:tc>
+      </w:tr>
+      <w:tr>
+        <w:tc>
+          <w:tcPr>
+            <w:tcW w:type="dxa" w:w="6803"/>
+            <w:shd w:fill="CCFBF1"/>
           </w:tcPr>
           <w:p>
             <w:r>
@@ -3315,6 +3124,7 @@
         <w:tc>
           <w:tcPr>
             <w:tcW w:type="dxa" w:w="2551"/>
+            <w:shd w:fill="CCFBF1"/>
           </w:tcPr>
           <w:p>
             <w:pPr>
@@ -3327,7 +3137,7 @@
                 <w:color w:val="14B8A6"/>
                 <w:sz w:val="18"/>
               </w:rPr>
-              <w:t>AI Lab Leadership</w:t>
+              <w:t>AI Enablement Team</w:t>
             </w:r>
           </w:p>
         </w:tc>
@@ -3336,7 +3146,6 @@
         <w:tc>
           <w:tcPr>
             <w:tcW w:type="dxa" w:w="6803"/>
-            <w:shd w:fill="CCFBF1"/>
           </w:tcPr>
           <w:p>
             <w:r>
@@ -3359,58 +3168,7 @@
                 <w:rFonts w:ascii="Calibri" w:hAnsi="Calibri"/>
                 <w:sz w:val="20"/>
               </w:rPr>
-              <w:t xml:space="preserve"> and feature requests</w:t>
-            </w:r>
-          </w:p>
-        </w:tc>
-        <w:tc>
-          <w:tcPr>
-            <w:tcW w:type="dxa" w:w="2551"/>
-            <w:shd w:fill="CCFBF1"/>
-          </w:tcPr>
-          <w:p>
-            <w:pPr>
-              <w:jc w:val="right"/>
-            </w:pPr>
-            <w:r>
-              <w:rPr>
-                <w:rFonts w:ascii="Calibri" w:hAnsi="Calibri"/>
-                <w:b/>
-                <w:color w:val="14B8A6"/>
-                <w:sz w:val="18"/>
-              </w:rPr>
-              <w:t>AI Champion</w:t>
-            </w:r>
-          </w:p>
-        </w:tc>
-      </w:tr>
-      <w:tr>
-        <w:tc>
-          <w:tcPr>
-            <w:tcW w:type="dxa" w:w="6803"/>
-          </w:tcPr>
-          <w:p>
-            <w:r>
-              <w:rPr>
-                <w:rFonts w:ascii="Calibri" w:hAnsi="Calibri"/>
-                <w:sz w:val="20"/>
-              </w:rPr>
-              <w:t xml:space="preserve">Feed learnings back into </w:t>
-            </w:r>
-            <w:r>
-              <w:rPr>
-                <w:rFonts w:ascii="Calibri" w:hAnsi="Calibri"/>
-                <w:b/>
-                <w:sz w:val="20"/>
-              </w:rPr>
-              <w:t>next intake cycle</w:t>
-            </w:r>
-            <w:r>
-              <w:rPr>
-                <w:rFonts w:ascii="Calibri" w:hAnsi="Calibri"/>
-                <w:sz w:val="20"/>
-              </w:rPr>
-              <w:t xml:space="preserve"> (Step 1)</w:t>
+              <w:t xml:space="preserve"> &amp; feed learnings back into next intake cycle</w:t>
             </w:r>
           </w:p>
         </w:tc>
@@ -3430,58 +3188,6 @@
                 <w:sz w:val="18"/>
               </w:rPr>
               <w:t>AI Champion + Domain Leader</w:t>
-            </w:r>
-          </w:p>
-        </w:tc>
-      </w:tr>
-      <w:tr>
-        <w:tc>
-          <w:tcPr>
-            <w:tcW w:type="dxa" w:w="6803"/>
-            <w:shd w:fill="CCFBF1"/>
-          </w:tcPr>
-          <w:p>
-            <w:r>
-              <w:rPr>
-                <w:rFonts w:ascii="Calibri" w:hAnsi="Calibri"/>
-                <w:sz w:val="20"/>
-              </w:rPr>
-              <w:t xml:space="preserve">Identify </w:t>
-            </w:r>
-            <w:r>
-              <w:rPr>
-                <w:rFonts w:ascii="Calibri" w:hAnsi="Calibri"/>
-                <w:b/>
-                <w:sz w:val="20"/>
-              </w:rPr>
-              <w:t>AI Infusion</w:t>
-            </w:r>
-            <w:r>
-              <w:rPr>
-                <w:rFonts w:ascii="Calibri" w:hAnsi="Calibri"/>
-                <w:sz w:val="20"/>
-              </w:rPr>
-              <w:t xml:space="preserve"> opportunities in existing engagements</w:t>
-            </w:r>
-          </w:p>
-        </w:tc>
-        <w:tc>
-          <w:tcPr>
-            <w:tcW w:type="dxa" w:w="2551"/>
-            <w:shd w:fill="CCFBF1"/>
-          </w:tcPr>
-          <w:p>
-            <w:pPr>
-              <w:jc w:val="right"/>
-            </w:pPr>
-            <w:r>
-              <w:rPr>
-                <w:rFonts w:ascii="Calibri" w:hAnsi="Calibri"/>
-                <w:b/>
-                <w:color w:val="14B8A6"/>
-                <w:sz w:val="18"/>
-              </w:rPr>
-              <w:t>Account Partner</w:t>
             </w:r>
           </w:p>
         </w:tc>

--- a/AI-Use-Case-to-GTM-Step-Guide.docx
+++ b/AI-Use-Case-to-GTM-Step-Guide.docx
@@ -2,6 +2,8 @@
 <file path=word/document.xml><?xml version="1.0" encoding="utf-8"?>
 <w:document xmlns:wpc="http://schemas.microsoft.com/office/word/2010/wordprocessingCanvas" xmlns:mo="http://schemas.microsoft.com/office/mac/office/2008/main" xmlns:mc="http://schemas.openxmlformats.org/markup-compatibility/2006" xmlns:mv="urn:schemas-microsoft-com:mac:vml" xmlns:o="urn:schemas-microsoft-com:office:office" xmlns:r="http://schemas.openxmlformats.org/officeDocument/2006/relationships" xmlns:m="http://schemas.openxmlformats.org/officeDocument/2006/math" xmlns:v="urn:schemas-microsoft-com:vml" xmlns:wp14="http://schemas.microsoft.com/office/word/2010/wordprocessingDrawing" xmlns:wp="http://schemas.openxmlformats.org/drawingml/2006/wordprocessingDrawing" xmlns:w10="urn:schemas-microsoft-com:office:word" xmlns:w="http://schemas.openxmlformats.org/wordprocessingml/2006/main" xmlns:w14="http://schemas.microsoft.com/office/word/2010/wordml" xmlns:wpg="http://schemas.microsoft.com/office/word/2010/wordprocessingGroup" xmlns:wpi="http://schemas.microsoft.com/office/word/2010/wordprocessingInk" xmlns:wne="http://schemas.microsoft.com/office/word/2006/wordml" xmlns:wps="http://schemas.microsoft.com/office/word/2010/wordprocessingShape" mc:Ignorable="w14 wp14">
   <w:body>
+    <w:p/>
+    <w:p/>
     <w:p/>
     <w:p/>
     <w:p/>
@@ -15,7 +17,7 @@
         <w:rPr>
           <w:rFonts w:ascii="Calibri" w:hAnsi="Calibri"/>
           <w:b/>
-          <w:color w:val="1F2937"/>
+          <w:color w:val="1A1A2E"/>
           <w:sz w:val="72"/>
         </w:rPr>
         <w:t>AI Use Case Intake</w:t>
@@ -29,74 +31,13 @@
         <w:rPr>
           <w:rFonts w:ascii="Calibri" w:hAnsi="Calibri"/>
           <w:b/>
-          <w:color w:val="2563EB"/>
+          <w:color w:val="2B477A"/>
           <w:sz w:val="72"/>
         </w:rPr>
         <w:t>to Go-To-Market</w:t>
       </w:r>
     </w:p>
     <w:p/>
-    <w:p>
-      <w:pPr>
-        <w:jc w:val="center"/>
-      </w:pPr>
-      <w:r>
-        <w:rPr>
-          <w:color w:val="2563EB"/>
-          <w:sz w:val="28"/>
-        </w:rPr>
-        <w:t xml:space="preserve">████ </w:t>
-      </w:r>
-      <w:r>
-        <w:rPr>
-          <w:color w:val="10B981"/>
-          <w:sz w:val="28"/>
-        </w:rPr>
-        <w:t xml:space="preserve">████ </w:t>
-      </w:r>
-      <w:r>
-        <w:rPr>
-          <w:color w:val="F59E0B"/>
-          <w:sz w:val="28"/>
-        </w:rPr>
-        <w:t xml:space="preserve">████ </w:t>
-      </w:r>
-      <w:r>
-        <w:rPr>
-          <w:color w:val="F43F5E"/>
-          <w:sz w:val="28"/>
-        </w:rPr>
-        <w:t xml:space="preserve">████ </w:t>
-      </w:r>
-      <w:r>
-        <w:rPr>
-          <w:color w:val="8B5CF6"/>
-          <w:sz w:val="28"/>
-        </w:rPr>
-        <w:t xml:space="preserve">████ </w:t>
-      </w:r>
-      <w:r>
-        <w:rPr>
-          <w:color w:val="06B6D4"/>
-          <w:sz w:val="28"/>
-        </w:rPr>
-        <w:t xml:space="preserve">████ </w:t>
-      </w:r>
-      <w:r>
-        <w:rPr>
-          <w:color w:val="F97316"/>
-          <w:sz w:val="28"/>
-        </w:rPr>
-        <w:t xml:space="preserve">████ </w:t>
-      </w:r>
-      <w:r>
-        <w:rPr>
-          <w:color w:val="14B8A6"/>
-          <w:sz w:val="28"/>
-        </w:rPr>
-        <w:t xml:space="preserve">████ </w:t>
-      </w:r>
-    </w:p>
     <w:p/>
     <w:p>
       <w:pPr>
@@ -106,7 +47,7 @@
         <w:rPr>
           <w:rFonts w:ascii="Calibri" w:hAnsi="Calibri"/>
           <w:color w:val="6B7280"/>
-          <w:sz w:val="36"/>
+          <w:sz w:val="32"/>
         </w:rPr>
         <w:t>Step-by-Step Guide</w:t>
       </w:r>
@@ -119,8 +60,8 @@
       <w:r>
         <w:rPr>
           <w:rFonts w:ascii="Calibri" w:hAnsi="Calibri"/>
-          <w:color w:val="9CA3AF"/>
-          <w:sz w:val="24"/>
+          <w:color w:val="6B7280"/>
+          <w:sz w:val="22"/>
         </w:rPr>
         <w:t>8 steps from ideation to launch</w:t>
         <w:br/>
@@ -131,6 +72,21 @@
     <w:p/>
     <w:p/>
     <w:p/>
+    <w:p/>
+    <w:p/>
+    <w:p>
+      <w:pPr>
+        <w:jc w:val="center"/>
+      </w:pPr>
+      <w:r>
+        <w:rPr>
+          <w:color w:val="D1D5DB"/>
+          <w:sz w:val="16"/>
+        </w:rPr>
+        <w:t>────────────────────────────────────────</w:t>
+      </w:r>
+    </w:p>
+    <w:p/>
     <w:p>
       <w:pPr>
         <w:jc w:val="center"/>
@@ -138,8 +94,8 @@
       <w:r>
         <w:rPr>
           <w:b/>
-          <w:color w:val="1F2937"/>
-          <w:sz w:val="28"/>
+          <w:color w:val="1A1A2E"/>
+          <w:sz w:val="26"/>
         </w:rPr>
         <w:t>AI Power Team</w:t>
       </w:r>
@@ -150,8 +106,8 @@
       </w:pPr>
       <w:r>
         <w:rPr>
-          <w:color w:val="9CA3AF"/>
-          <w:sz w:val="22"/>
+          <w:color w:val="6B7280"/>
+          <w:sz w:val="20"/>
         </w:rPr>
         <w:t>April 2026</w:t>
       </w:r>
@@ -166,9 +122,6 @@
         <w:pStyle w:val="Heading1"/>
       </w:pPr>
       <w:r>
-        <w:rPr>
-          <w:color w:val="1F2937"/>
-        </w:rPr>
         <w:t>Table of Contents</w:t>
       </w:r>
     </w:p>
@@ -181,15 +134,15 @@
         <w:rPr>
           <w:rFonts w:ascii="Calibri" w:hAnsi="Calibri"/>
           <w:b/>
-          <w:color w:val="2563EB"/>
-          <w:sz w:val="26"/>
+          <w:color w:val="2B477A"/>
+          <w:sz w:val="24"/>
         </w:rPr>
         <w:t xml:space="preserve">  1.  </w:t>
       </w:r>
       <w:r>
         <w:rPr>
           <w:rFonts w:ascii="Calibri" w:hAnsi="Calibri"/>
-          <w:color w:val="1F2937"/>
+          <w:color w:val="1A1A2E"/>
           <w:sz w:val="24"/>
         </w:rPr>
         <w:t>Identify &amp; Generate AI Use Cases</w:t>
@@ -197,7 +150,7 @@
       <w:r>
         <w:rPr>
           <w:rFonts w:ascii="Calibri" w:hAnsi="Calibri"/>
-          <w:color w:val="2563EB"/>
+          <w:color w:val="6B7280"/>
           <w:sz w:val="18"/>
         </w:rPr>
         <w:t xml:space="preserve">   Ideation</w:t>
@@ -211,15 +164,15 @@
         <w:rPr>
           <w:rFonts w:ascii="Calibri" w:hAnsi="Calibri"/>
           <w:b/>
-          <w:color w:val="10B981"/>
-          <w:sz w:val="26"/>
+          <w:color w:val="2B477A"/>
+          <w:sz w:val="24"/>
         </w:rPr>
         <w:t xml:space="preserve">  2.  </w:t>
       </w:r>
       <w:r>
         <w:rPr>
           <w:rFonts w:ascii="Calibri" w:hAnsi="Calibri"/>
-          <w:color w:val="1F2937"/>
+          <w:color w:val="1A1A2E"/>
           <w:sz w:val="24"/>
         </w:rPr>
         <w:t>Submit Use Case Intake</w:t>
@@ -227,7 +180,7 @@
       <w:r>
         <w:rPr>
           <w:rFonts w:ascii="Calibri" w:hAnsi="Calibri"/>
-          <w:color w:val="10B981"/>
+          <w:color w:val="6B7280"/>
           <w:sz w:val="18"/>
         </w:rPr>
         <w:t xml:space="preserve">   Intake</w:t>
@@ -241,15 +194,15 @@
         <w:rPr>
           <w:rFonts w:ascii="Calibri" w:hAnsi="Calibri"/>
           <w:b/>
-          <w:color w:val="F59E0B"/>
-          <w:sz w:val="26"/>
+          <w:color w:val="2B477A"/>
+          <w:sz w:val="24"/>
         </w:rPr>
         <w:t xml:space="preserve">  3.  </w:t>
       </w:r>
       <w:r>
         <w:rPr>
           <w:rFonts w:ascii="Calibri" w:hAnsi="Calibri"/>
-          <w:color w:val="1F2937"/>
+          <w:color w:val="1A1A2E"/>
           <w:sz w:val="24"/>
         </w:rPr>
         <w:t>AI Enablement Team Review</w:t>
@@ -257,7 +210,7 @@
       <w:r>
         <w:rPr>
           <w:rFonts w:ascii="Calibri" w:hAnsi="Calibri"/>
-          <w:color w:val="F59E0B"/>
+          <w:color w:val="6B7280"/>
           <w:sz w:val="18"/>
         </w:rPr>
         <w:t xml:space="preserve">   Assessment</w:t>
@@ -274,7 +227,7 @@
           <w:color w:val="6B7280"/>
           <w:sz w:val="20"/>
         </w:rPr>
-        <w:t xml:space="preserve">        ⚠  Release Gate Decision</w:t>
+        <w:t xml:space="preserve">        Release Gate Decision</w:t>
       </w:r>
     </w:p>
     <w:p>
@@ -285,15 +238,15 @@
         <w:rPr>
           <w:rFonts w:ascii="Calibri" w:hAnsi="Calibri"/>
           <w:b/>
-          <w:color w:val="F43F5E"/>
-          <w:sz w:val="26"/>
+          <w:color w:val="2B477A"/>
+          <w:sz w:val="24"/>
         </w:rPr>
         <w:t xml:space="preserve">  4.  </w:t>
       </w:r>
       <w:r>
         <w:rPr>
           <w:rFonts w:ascii="Calibri" w:hAnsi="Calibri"/>
-          <w:color w:val="1F2937"/>
+          <w:color w:val="1A1A2E"/>
           <w:sz w:val="24"/>
         </w:rPr>
         <w:t>Project Setup &amp; Resource Allocation</w:t>
@@ -301,7 +254,7 @@
       <w:r>
         <w:rPr>
           <w:rFonts w:ascii="Calibri" w:hAnsi="Calibri"/>
-          <w:color w:val="F43F5E"/>
+          <w:color w:val="6B7280"/>
           <w:sz w:val="18"/>
         </w:rPr>
         <w:t xml:space="preserve">   Setup</w:t>
@@ -315,15 +268,15 @@
         <w:rPr>
           <w:rFonts w:ascii="Calibri" w:hAnsi="Calibri"/>
           <w:b/>
-          <w:color w:val="8B5CF6"/>
-          <w:sz w:val="26"/>
+          <w:color w:val="2B477A"/>
+          <w:sz w:val="24"/>
         </w:rPr>
         <w:t xml:space="preserve">  5.  </w:t>
       </w:r>
       <w:r>
         <w:rPr>
           <w:rFonts w:ascii="Calibri" w:hAnsi="Calibri"/>
-          <w:color w:val="1F2937"/>
+          <w:color w:val="1A1A2E"/>
           <w:sz w:val="24"/>
         </w:rPr>
         <w:t>Define the MVP &amp; Build</w:t>
@@ -331,7 +284,7 @@
       <w:r>
         <w:rPr>
           <w:rFonts w:ascii="Calibri" w:hAnsi="Calibri"/>
-          <w:color w:val="8B5CF6"/>
+          <w:color w:val="6B7280"/>
           <w:sz w:val="18"/>
         </w:rPr>
         <w:t xml:space="preserve">   Build</w:t>
@@ -348,7 +301,7 @@
           <w:color w:val="6B7280"/>
           <w:sz w:val="20"/>
         </w:rPr>
-        <w:t xml:space="preserve">        ⚠  Governance Gate</w:t>
+        <w:t xml:space="preserve">        Governance Gate</w:t>
       </w:r>
     </w:p>
     <w:p>
@@ -359,15 +312,15 @@
         <w:rPr>
           <w:rFonts w:ascii="Calibri" w:hAnsi="Calibri"/>
           <w:b/>
-          <w:color w:val="06B6D4"/>
-          <w:sz w:val="26"/>
+          <w:color w:val="2B477A"/>
+          <w:sz w:val="24"/>
         </w:rPr>
         <w:t xml:space="preserve">  6.  </w:t>
       </w:r>
       <w:r>
         <w:rPr>
           <w:rFonts w:ascii="Calibri" w:hAnsi="Calibri"/>
-          <w:color w:val="1F2937"/>
+          <w:color w:val="1A1A2E"/>
           <w:sz w:val="24"/>
         </w:rPr>
         <w:t>GTM Ready: Package the Solution</w:t>
@@ -375,7 +328,7 @@
       <w:r>
         <w:rPr>
           <w:rFonts w:ascii="Calibri" w:hAnsi="Calibri"/>
-          <w:color w:val="06B6D4"/>
+          <w:color w:val="6B7280"/>
           <w:sz w:val="18"/>
         </w:rPr>
         <w:t xml:space="preserve">   GTM Ready</w:t>
@@ -389,15 +342,15 @@
         <w:rPr>
           <w:rFonts w:ascii="Calibri" w:hAnsi="Calibri"/>
           <w:b/>
-          <w:color w:val="F97316"/>
-          <w:sz w:val="26"/>
+          <w:color w:val="2B477A"/>
+          <w:sz w:val="24"/>
         </w:rPr>
         <w:t xml:space="preserve">  7.  </w:t>
       </w:r>
       <w:r>
         <w:rPr>
           <w:rFonts w:ascii="Calibri" w:hAnsi="Calibri"/>
-          <w:color w:val="1F2937"/>
+          <w:color w:val="1A1A2E"/>
           <w:sz w:val="24"/>
         </w:rPr>
         <w:t>GTM Push: Showcase &amp; Sales Activation</w:t>
@@ -405,7 +358,7 @@
       <w:r>
         <w:rPr>
           <w:rFonts w:ascii="Calibri" w:hAnsi="Calibri"/>
-          <w:color w:val="F97316"/>
+          <w:color w:val="6B7280"/>
           <w:sz w:val="18"/>
         </w:rPr>
         <w:t xml:space="preserve">   Go-To-Market</w:t>
@@ -419,15 +372,15 @@
         <w:rPr>
           <w:rFonts w:ascii="Calibri" w:hAnsi="Calibri"/>
           <w:b/>
-          <w:color w:val="14B8A6"/>
-          <w:sz w:val="26"/>
+          <w:color w:val="2B477A"/>
+          <w:sz w:val="24"/>
         </w:rPr>
         <w:t xml:space="preserve">  8.  </w:t>
       </w:r>
       <w:r>
         <w:rPr>
           <w:rFonts w:ascii="Calibri" w:hAnsi="Calibri"/>
-          <w:color w:val="1F2937"/>
+          <w:color w:val="1A1A2E"/>
           <w:sz w:val="24"/>
         </w:rPr>
         <w:t>Track Results &amp; Continuous Improvement</w:t>
@@ -435,7 +388,7 @@
       <w:r>
         <w:rPr>
           <w:rFonts w:ascii="Calibri" w:hAnsi="Calibri"/>
-          <w:color w:val="14B8A6"/>
+          <w:color w:val="6B7280"/>
           <w:sz w:val="18"/>
         </w:rPr>
         <w:t xml:space="preserve">   Measure</w:t>
@@ -451,9 +404,6 @@
         <w:pStyle w:val="Heading1"/>
       </w:pPr>
       <w:r>
-        <w:rPr>
-          <w:color w:val="2563EB"/>
-        </w:rPr>
         <w:t>Step 1: Identify &amp; Generate AI Use Cases</w:t>
       </w:r>
     </w:p>
@@ -462,10 +412,10 @@
         <w:rPr>
           <w:rFonts w:ascii="Calibri" w:hAnsi="Calibri"/>
           <w:b/>
-          <w:color w:val="2563EB"/>
+          <w:color w:val="6B7280"/>
           <w:sz w:val="18"/>
         </w:rPr>
-        <w:t>●  IDEATION</w:t>
+        <w:t>IDEATION</w:t>
       </w:r>
     </w:p>
     <w:p>
@@ -474,10 +424,10 @@
       </w:pPr>
       <w:r>
         <w:rPr>
-          <w:color w:val="2563EB"/>
-          <w:sz w:val="12"/>
+          <w:color w:val="D1D5DB"/>
+          <w:sz w:val="10"/>
         </w:rPr>
-        <w:t>─────────────────────────────────────────────────────────────────</w:t>
+        <w:t>────────────────────────────────────────────────────────────────────────</w:t>
       </w:r>
     </w:p>
     <w:tbl>
@@ -488,14 +438,35 @@
         <w:tblLook w:firstColumn="1" w:firstRow="1" w:lastColumn="0" w:lastRow="0" w:noHBand="0" w:noVBand="1" w:val="04A0"/>
       </w:tblPr>
       <w:tblGrid>
-        <w:gridCol w:w="4873"/>
-        <w:gridCol w:w="4873"/>
+        <w:gridCol w:w="3135"/>
+        <w:gridCol w:w="3135"/>
+        <w:gridCol w:w="3135"/>
       </w:tblGrid>
       <w:tr>
         <w:tc>
           <w:tcPr>
-            <w:tcW w:type="dxa" w:w="6803"/>
-            <w:shd w:fill="2563EB"/>
+            <w:tcW w:type="dxa" w:w="567"/>
+            <w:shd w:fill="2B477A"/>
+          </w:tcPr>
+          <w:p>
+            <w:pPr>
+              <w:jc w:val="center"/>
+            </w:pPr>
+            <w:r>
+              <w:rPr>
+                <w:rFonts w:ascii="Calibri" w:hAnsi="Calibri"/>
+                <w:b/>
+                <w:color w:val="FFFFFF"/>
+                <w:sz w:val="18"/>
+              </w:rPr>
+              <w:t>#</w:t>
+            </w:r>
+          </w:p>
+        </w:tc>
+        <w:tc>
+          <w:tcPr>
+            <w:tcW w:type="dxa" w:w="5669"/>
+            <w:shd w:fill="2B477A"/>
           </w:tcPr>
           <w:p>
             <w:pPr>
@@ -514,12 +485,12 @@
         </w:tc>
         <w:tc>
           <w:tcPr>
-            <w:tcW w:type="dxa" w:w="2551"/>
-            <w:shd w:fill="2563EB"/>
+            <w:tcW w:type="dxa" w:w="2835"/>
+            <w:shd w:fill="2B477A"/>
           </w:tcPr>
           <w:p>
             <w:pPr>
-              <w:jc w:val="right"/>
+              <w:jc w:val="left"/>
             </w:pPr>
             <w:r>
               <w:rPr>
@@ -536,8 +507,27 @@
       <w:tr>
         <w:tc>
           <w:tcPr>
-            <w:tcW w:type="dxa" w:w="6803"/>
-            <w:shd w:fill="D6E4FF"/>
+            <w:tcW w:type="dxa" w:w="567"/>
+            <w:shd w:fill="F3F4F6"/>
+          </w:tcPr>
+          <w:p>
+            <w:pPr>
+              <w:jc w:val="center"/>
+            </w:pPr>
+            <w:r>
+              <w:rPr>
+                <w:rFonts w:ascii="Calibri" w:hAnsi="Calibri"/>
+                <w:color w:val="6B7280"/>
+                <w:sz w:val="18"/>
+              </w:rPr>
+              <w:t>1.1</w:t>
+            </w:r>
+          </w:p>
+        </w:tc>
+        <w:tc>
+          <w:tcPr>
+            <w:tcW w:type="dxa" w:w="5669"/>
+            <w:shd w:fill="F3F4F6"/>
           </w:tcPr>
           <w:p>
             <w:r>
@@ -565,18 +555,15 @@
         </w:tc>
         <w:tc>
           <w:tcPr>
-            <w:tcW w:type="dxa" w:w="2551"/>
-            <w:shd w:fill="D6E4FF"/>
+            <w:tcW w:type="dxa" w:w="2835"/>
+            <w:shd w:fill="F3F4F6"/>
           </w:tcPr>
           <w:p>
-            <w:pPr>
-              <w:jc w:val="right"/>
-            </w:pPr>
             <w:r>
               <w:rPr>
                 <w:rFonts w:ascii="Calibri" w:hAnsi="Calibri"/>
                 <w:b/>
-                <w:color w:val="2563EB"/>
+                <w:color w:val="2B477A"/>
                 <w:sz w:val="18"/>
               </w:rPr>
               <w:t>Practice Lead</w:t>
@@ -587,7 +574,25 @@
       <w:tr>
         <w:tc>
           <w:tcPr>
-            <w:tcW w:type="dxa" w:w="6803"/>
+            <w:tcW w:type="dxa" w:w="567"/>
+          </w:tcPr>
+          <w:p>
+            <w:pPr>
+              <w:jc w:val="center"/>
+            </w:pPr>
+            <w:r>
+              <w:rPr>
+                <w:rFonts w:ascii="Calibri" w:hAnsi="Calibri"/>
+                <w:color w:val="6B7280"/>
+                <w:sz w:val="18"/>
+              </w:rPr>
+              <w:t>1.2</w:t>
+            </w:r>
+          </w:p>
+        </w:tc>
+        <w:tc>
+          <w:tcPr>
+            <w:tcW w:type="dxa" w:w="5669"/>
           </w:tcPr>
           <w:p>
             <w:r>
@@ -601,17 +606,14 @@
         </w:tc>
         <w:tc>
           <w:tcPr>
-            <w:tcW w:type="dxa" w:w="2551"/>
+            <w:tcW w:type="dxa" w:w="2835"/>
           </w:tcPr>
           <w:p>
-            <w:pPr>
-              <w:jc w:val="right"/>
-            </w:pPr>
             <w:r>
               <w:rPr>
                 <w:rFonts w:ascii="Calibri" w:hAnsi="Calibri"/>
                 <w:b/>
-                <w:color w:val="2563EB"/>
+                <w:color w:val="2B477A"/>
                 <w:sz w:val="18"/>
               </w:rPr>
               <w:t>AI Champion</w:t>
@@ -622,8 +624,27 @@
       <w:tr>
         <w:tc>
           <w:tcPr>
-            <w:tcW w:type="dxa" w:w="6803"/>
-            <w:shd w:fill="D6E4FF"/>
+            <w:tcW w:type="dxa" w:w="567"/>
+            <w:shd w:fill="F3F4F6"/>
+          </w:tcPr>
+          <w:p>
+            <w:pPr>
+              <w:jc w:val="center"/>
+            </w:pPr>
+            <w:r>
+              <w:rPr>
+                <w:rFonts w:ascii="Calibri" w:hAnsi="Calibri"/>
+                <w:color w:val="6B7280"/>
+                <w:sz w:val="18"/>
+              </w:rPr>
+              <w:t>1.3</w:t>
+            </w:r>
+          </w:p>
+        </w:tc>
+        <w:tc>
+          <w:tcPr>
+            <w:tcW w:type="dxa" w:w="5669"/>
+            <w:shd w:fill="F3F4F6"/>
           </w:tcPr>
           <w:p>
             <w:r>
@@ -666,18 +687,15 @@
         </w:tc>
         <w:tc>
           <w:tcPr>
-            <w:tcW w:type="dxa" w:w="2551"/>
-            <w:shd w:fill="D6E4FF"/>
+            <w:tcW w:type="dxa" w:w="2835"/>
+            <w:shd w:fill="F3F4F6"/>
           </w:tcPr>
           <w:p>
-            <w:pPr>
-              <w:jc w:val="right"/>
-            </w:pPr>
             <w:r>
               <w:rPr>
                 <w:rFonts w:ascii="Calibri" w:hAnsi="Calibri"/>
                 <w:b/>
-                <w:color w:val="2563EB"/>
+                <w:color w:val="2B477A"/>
                 <w:sz w:val="18"/>
               </w:rPr>
               <w:t>AI Champion</w:t>
@@ -697,9 +715,6 @@
         <w:pStyle w:val="Heading1"/>
       </w:pPr>
       <w:r>
-        <w:rPr>
-          <w:color w:val="10B981"/>
-        </w:rPr>
         <w:t>Step 2: Submit Use Case Intake</w:t>
       </w:r>
     </w:p>
@@ -708,10 +723,10 @@
         <w:rPr>
           <w:rFonts w:ascii="Calibri" w:hAnsi="Calibri"/>
           <w:b/>
-          <w:color w:val="10B981"/>
+          <w:color w:val="6B7280"/>
           <w:sz w:val="18"/>
         </w:rPr>
-        <w:t>●  INTAKE</w:t>
+        <w:t>INTAKE</w:t>
       </w:r>
     </w:p>
     <w:p>
@@ -720,10 +735,10 @@
       </w:pPr>
       <w:r>
         <w:rPr>
-          <w:color w:val="10B981"/>
-          <w:sz w:val="12"/>
+          <w:color w:val="D1D5DB"/>
+          <w:sz w:val="10"/>
         </w:rPr>
-        <w:t>─────────────────────────────────────────────────────────────────</w:t>
+        <w:t>────────────────────────────────────────────────────────────────────────</w:t>
       </w:r>
     </w:p>
     <w:tbl>
@@ -734,14 +749,35 @@
         <w:tblLook w:firstColumn="1" w:firstRow="1" w:lastColumn="0" w:lastRow="0" w:noHBand="0" w:noVBand="1" w:val="04A0"/>
       </w:tblPr>
       <w:tblGrid>
-        <w:gridCol w:w="4873"/>
-        <w:gridCol w:w="4873"/>
+        <w:gridCol w:w="3135"/>
+        <w:gridCol w:w="3135"/>
+        <w:gridCol w:w="3135"/>
       </w:tblGrid>
       <w:tr>
         <w:tc>
           <w:tcPr>
-            <w:tcW w:type="dxa" w:w="6803"/>
-            <w:shd w:fill="10B981"/>
+            <w:tcW w:type="dxa" w:w="567"/>
+            <w:shd w:fill="2B477A"/>
+          </w:tcPr>
+          <w:p>
+            <w:pPr>
+              <w:jc w:val="center"/>
+            </w:pPr>
+            <w:r>
+              <w:rPr>
+                <w:rFonts w:ascii="Calibri" w:hAnsi="Calibri"/>
+                <w:b/>
+                <w:color w:val="FFFFFF"/>
+                <w:sz w:val="18"/>
+              </w:rPr>
+              <w:t>#</w:t>
+            </w:r>
+          </w:p>
+        </w:tc>
+        <w:tc>
+          <w:tcPr>
+            <w:tcW w:type="dxa" w:w="5669"/>
+            <w:shd w:fill="2B477A"/>
           </w:tcPr>
           <w:p>
             <w:pPr>
@@ -760,12 +796,12 @@
         </w:tc>
         <w:tc>
           <w:tcPr>
-            <w:tcW w:type="dxa" w:w="2551"/>
-            <w:shd w:fill="10B981"/>
+            <w:tcW w:type="dxa" w:w="2835"/>
+            <w:shd w:fill="2B477A"/>
           </w:tcPr>
           <w:p>
             <w:pPr>
-              <w:jc w:val="right"/>
+              <w:jc w:val="left"/>
             </w:pPr>
             <w:r>
               <w:rPr>
@@ -782,8 +818,27 @@
       <w:tr>
         <w:tc>
           <w:tcPr>
-            <w:tcW w:type="dxa" w:w="6803"/>
-            <w:shd w:fill="D1FAE5"/>
+            <w:tcW w:type="dxa" w:w="567"/>
+            <w:shd w:fill="F3F4F6"/>
+          </w:tcPr>
+          <w:p>
+            <w:pPr>
+              <w:jc w:val="center"/>
+            </w:pPr>
+            <w:r>
+              <w:rPr>
+                <w:rFonts w:ascii="Calibri" w:hAnsi="Calibri"/>
+                <w:color w:val="6B7280"/>
+                <w:sz w:val="18"/>
+              </w:rPr>
+              <w:t>2.1</w:t>
+            </w:r>
+          </w:p>
+        </w:tc>
+        <w:tc>
+          <w:tcPr>
+            <w:tcW w:type="dxa" w:w="5669"/>
+            <w:shd w:fill="F3F4F6"/>
           </w:tcPr>
           <w:p>
             <w:r>
@@ -812,18 +867,15 @@
         </w:tc>
         <w:tc>
           <w:tcPr>
-            <w:tcW w:type="dxa" w:w="2551"/>
-            <w:shd w:fill="D1FAE5"/>
+            <w:tcW w:type="dxa" w:w="2835"/>
+            <w:shd w:fill="F3F4F6"/>
           </w:tcPr>
           <w:p>
-            <w:pPr>
-              <w:jc w:val="right"/>
-            </w:pPr>
             <w:r>
               <w:rPr>
                 <w:rFonts w:ascii="Calibri" w:hAnsi="Calibri"/>
                 <w:b/>
-                <w:color w:val="10B981"/>
+                <w:color w:val="2B477A"/>
                 <w:sz w:val="18"/>
               </w:rPr>
               <w:t>AI Champion</w:t>
@@ -834,7 +886,25 @@
       <w:tr>
         <w:tc>
           <w:tcPr>
-            <w:tcW w:type="dxa" w:w="6803"/>
+            <w:tcW w:type="dxa" w:w="567"/>
+          </w:tcPr>
+          <w:p>
+            <w:pPr>
+              <w:jc w:val="center"/>
+            </w:pPr>
+            <w:r>
+              <w:rPr>
+                <w:rFonts w:ascii="Calibri" w:hAnsi="Calibri"/>
+                <w:color w:val="6B7280"/>
+                <w:sz w:val="18"/>
+              </w:rPr>
+              <w:t>2.2</w:t>
+            </w:r>
+          </w:p>
+        </w:tc>
+        <w:tc>
+          <w:tcPr>
+            <w:tcW w:type="dxa" w:w="5669"/>
           </w:tcPr>
           <w:p>
             <w:r>
@@ -862,17 +932,14 @@
         </w:tc>
         <w:tc>
           <w:tcPr>
-            <w:tcW w:type="dxa" w:w="2551"/>
+            <w:tcW w:type="dxa" w:w="2835"/>
           </w:tcPr>
           <w:p>
-            <w:pPr>
-              <w:jc w:val="right"/>
-            </w:pPr>
             <w:r>
               <w:rPr>
                 <w:rFonts w:ascii="Calibri" w:hAnsi="Calibri"/>
                 <w:b/>
-                <w:color w:val="10B981"/>
+                <w:color w:val="2B477A"/>
                 <w:sz w:val="18"/>
               </w:rPr>
               <w:t>AI Champion</w:t>
@@ -883,8 +950,27 @@
       <w:tr>
         <w:tc>
           <w:tcPr>
-            <w:tcW w:type="dxa" w:w="6803"/>
-            <w:shd w:fill="D1FAE5"/>
+            <w:tcW w:type="dxa" w:w="567"/>
+            <w:shd w:fill="F3F4F6"/>
+          </w:tcPr>
+          <w:p>
+            <w:pPr>
+              <w:jc w:val="center"/>
+            </w:pPr>
+            <w:r>
+              <w:rPr>
+                <w:rFonts w:ascii="Calibri" w:hAnsi="Calibri"/>
+                <w:color w:val="6B7280"/>
+                <w:sz w:val="18"/>
+              </w:rPr>
+              <w:t>2.3</w:t>
+            </w:r>
+          </w:p>
+        </w:tc>
+        <w:tc>
+          <w:tcPr>
+            <w:tcW w:type="dxa" w:w="5669"/>
+            <w:shd w:fill="F3F4F6"/>
           </w:tcPr>
           <w:p>
             <w:r>
@@ -913,18 +999,15 @@
         </w:tc>
         <w:tc>
           <w:tcPr>
-            <w:tcW w:type="dxa" w:w="2551"/>
-            <w:shd w:fill="D1FAE5"/>
+            <w:tcW w:type="dxa" w:w="2835"/>
+            <w:shd w:fill="F3F4F6"/>
           </w:tcPr>
           <w:p>
-            <w:pPr>
-              <w:jc w:val="right"/>
-            </w:pPr>
             <w:r>
               <w:rPr>
                 <w:rFonts w:ascii="Calibri" w:hAnsi="Calibri"/>
                 <w:b/>
-                <w:color w:val="10B981"/>
+                <w:color w:val="2B477A"/>
                 <w:sz w:val="18"/>
               </w:rPr>
               <w:t>AI Champion</w:t>
@@ -935,7 +1018,25 @@
       <w:tr>
         <w:tc>
           <w:tcPr>
-            <w:tcW w:type="dxa" w:w="6803"/>
+            <w:tcW w:type="dxa" w:w="567"/>
+          </w:tcPr>
+          <w:p>
+            <w:pPr>
+              <w:jc w:val="center"/>
+            </w:pPr>
+            <w:r>
+              <w:rPr>
+                <w:rFonts w:ascii="Calibri" w:hAnsi="Calibri"/>
+                <w:color w:val="6B7280"/>
+                <w:sz w:val="18"/>
+              </w:rPr>
+              <w:t>2.4</w:t>
+            </w:r>
+          </w:p>
+        </w:tc>
+        <w:tc>
+          <w:tcPr>
+            <w:tcW w:type="dxa" w:w="5669"/>
           </w:tcPr>
           <w:p>
             <w:r>
@@ -964,17 +1065,14 @@
         </w:tc>
         <w:tc>
           <w:tcPr>
-            <w:tcW w:type="dxa" w:w="2551"/>
+            <w:tcW w:type="dxa" w:w="2835"/>
           </w:tcPr>
           <w:p>
-            <w:pPr>
-              <w:jc w:val="right"/>
-            </w:pPr>
             <w:r>
               <w:rPr>
                 <w:rFonts w:ascii="Calibri" w:hAnsi="Calibri"/>
                 <w:b/>
-                <w:color w:val="10B981"/>
+                <w:color w:val="2B477A"/>
                 <w:sz w:val="18"/>
               </w:rPr>
               <w:t>AI Champion</w:t>
@@ -985,8 +1083,27 @@
       <w:tr>
         <w:tc>
           <w:tcPr>
-            <w:tcW w:type="dxa" w:w="6803"/>
-            <w:shd w:fill="D1FAE5"/>
+            <w:tcW w:type="dxa" w:w="567"/>
+            <w:shd w:fill="F3F4F6"/>
+          </w:tcPr>
+          <w:p>
+            <w:pPr>
+              <w:jc w:val="center"/>
+            </w:pPr>
+            <w:r>
+              <w:rPr>
+                <w:rFonts w:ascii="Calibri" w:hAnsi="Calibri"/>
+                <w:color w:val="6B7280"/>
+                <w:sz w:val="18"/>
+              </w:rPr>
+              <w:t>2.5</w:t>
+            </w:r>
+          </w:p>
+        </w:tc>
+        <w:tc>
+          <w:tcPr>
+            <w:tcW w:type="dxa" w:w="5669"/>
+            <w:shd w:fill="F3F4F6"/>
           </w:tcPr>
           <w:p>
             <w:r>
@@ -1015,18 +1132,15 @@
         </w:tc>
         <w:tc>
           <w:tcPr>
-            <w:tcW w:type="dxa" w:w="2551"/>
-            <w:shd w:fill="D1FAE5"/>
+            <w:tcW w:type="dxa" w:w="2835"/>
+            <w:shd w:fill="F3F4F6"/>
           </w:tcPr>
           <w:p>
-            <w:pPr>
-              <w:jc w:val="right"/>
-            </w:pPr>
             <w:r>
               <w:rPr>
                 <w:rFonts w:ascii="Calibri" w:hAnsi="Calibri"/>
                 <w:b/>
-                <w:color w:val="10B981"/>
+                <w:color w:val="2B477A"/>
                 <w:sz w:val="18"/>
               </w:rPr>
               <w:t>AI Champion</w:t>
@@ -1037,7 +1151,25 @@
       <w:tr>
         <w:tc>
           <w:tcPr>
-            <w:tcW w:type="dxa" w:w="6803"/>
+            <w:tcW w:type="dxa" w:w="567"/>
+          </w:tcPr>
+          <w:p>
+            <w:pPr>
+              <w:jc w:val="center"/>
+            </w:pPr>
+            <w:r>
+              <w:rPr>
+                <w:rFonts w:ascii="Calibri" w:hAnsi="Calibri"/>
+                <w:color w:val="6B7280"/>
+                <w:sz w:val="18"/>
+              </w:rPr>
+              <w:t>2.6</w:t>
+            </w:r>
+          </w:p>
+        </w:tc>
+        <w:tc>
+          <w:tcPr>
+            <w:tcW w:type="dxa" w:w="5669"/>
           </w:tcPr>
           <w:p>
             <w:r>
@@ -1051,17 +1183,14 @@
         </w:tc>
         <w:tc>
           <w:tcPr>
-            <w:tcW w:type="dxa" w:w="2551"/>
+            <w:tcW w:type="dxa" w:w="2835"/>
           </w:tcPr>
           <w:p>
-            <w:pPr>
-              <w:jc w:val="right"/>
-            </w:pPr>
             <w:r>
               <w:rPr>
                 <w:rFonts w:ascii="Calibri" w:hAnsi="Calibri"/>
                 <w:b/>
-                <w:color w:val="10B981"/>
+                <w:color w:val="2B477A"/>
                 <w:sz w:val="18"/>
               </w:rPr>
               <w:t>AI Champion</w:t>
@@ -1072,8 +1201,27 @@
       <w:tr>
         <w:tc>
           <w:tcPr>
-            <w:tcW w:type="dxa" w:w="6803"/>
-            <w:shd w:fill="D1FAE5"/>
+            <w:tcW w:type="dxa" w:w="567"/>
+            <w:shd w:fill="F3F4F6"/>
+          </w:tcPr>
+          <w:p>
+            <w:pPr>
+              <w:jc w:val="center"/>
+            </w:pPr>
+            <w:r>
+              <w:rPr>
+                <w:rFonts w:ascii="Calibri" w:hAnsi="Calibri"/>
+                <w:color w:val="6B7280"/>
+                <w:sz w:val="18"/>
+              </w:rPr>
+              <w:t>2.7</w:t>
+            </w:r>
+          </w:p>
+        </w:tc>
+        <w:tc>
+          <w:tcPr>
+            <w:tcW w:type="dxa" w:w="5669"/>
+            <w:shd w:fill="F3F4F6"/>
           </w:tcPr>
           <w:p>
             <w:r>
@@ -1131,18 +1279,15 @@
         </w:tc>
         <w:tc>
           <w:tcPr>
-            <w:tcW w:type="dxa" w:w="2551"/>
-            <w:shd w:fill="D1FAE5"/>
+            <w:tcW w:type="dxa" w:w="2835"/>
+            <w:shd w:fill="F3F4F6"/>
           </w:tcPr>
           <w:p>
-            <w:pPr>
-              <w:jc w:val="right"/>
-            </w:pPr>
             <w:r>
               <w:rPr>
                 <w:rFonts w:ascii="Calibri" w:hAnsi="Calibri"/>
                 <w:b/>
-                <w:color w:val="10B981"/>
+                <w:color w:val="2B477A"/>
                 <w:sz w:val="18"/>
               </w:rPr>
               <w:t>AI Champion + Practice Lead</w:t>
@@ -1162,9 +1307,6 @@
         <w:pStyle w:val="Heading1"/>
       </w:pPr>
       <w:r>
-        <w:rPr>
-          <w:color w:val="F59E0B"/>
-        </w:rPr>
         <w:t>Step 3: AI Enablement Team Review</w:t>
       </w:r>
     </w:p>
@@ -1173,10 +1315,10 @@
         <w:rPr>
           <w:rFonts w:ascii="Calibri" w:hAnsi="Calibri"/>
           <w:b/>
-          <w:color w:val="F59E0B"/>
+          <w:color w:val="6B7280"/>
           <w:sz w:val="18"/>
         </w:rPr>
-        <w:t>●  ASSESSMENT</w:t>
+        <w:t>ASSESSMENT</w:t>
       </w:r>
     </w:p>
     <w:p>
@@ -1185,10 +1327,10 @@
       </w:pPr>
       <w:r>
         <w:rPr>
-          <w:color w:val="F59E0B"/>
-          <w:sz w:val="12"/>
+          <w:color w:val="D1D5DB"/>
+          <w:sz w:val="10"/>
         </w:rPr>
-        <w:t>─────────────────────────────────────────────────────────────────</w:t>
+        <w:t>────────────────────────────────────────────────────────────────────────</w:t>
       </w:r>
     </w:p>
     <w:tbl>
@@ -1199,14 +1341,35 @@
         <w:tblLook w:firstColumn="1" w:firstRow="1" w:lastColumn="0" w:lastRow="0" w:noHBand="0" w:noVBand="1" w:val="04A0"/>
       </w:tblPr>
       <w:tblGrid>
-        <w:gridCol w:w="4873"/>
-        <w:gridCol w:w="4873"/>
+        <w:gridCol w:w="3135"/>
+        <w:gridCol w:w="3135"/>
+        <w:gridCol w:w="3135"/>
       </w:tblGrid>
       <w:tr>
         <w:tc>
           <w:tcPr>
-            <w:tcW w:type="dxa" w:w="6803"/>
-            <w:shd w:fill="F59E0B"/>
+            <w:tcW w:type="dxa" w:w="567"/>
+            <w:shd w:fill="2B477A"/>
+          </w:tcPr>
+          <w:p>
+            <w:pPr>
+              <w:jc w:val="center"/>
+            </w:pPr>
+            <w:r>
+              <w:rPr>
+                <w:rFonts w:ascii="Calibri" w:hAnsi="Calibri"/>
+                <w:b/>
+                <w:color w:val="FFFFFF"/>
+                <w:sz w:val="18"/>
+              </w:rPr>
+              <w:t>#</w:t>
+            </w:r>
+          </w:p>
+        </w:tc>
+        <w:tc>
+          <w:tcPr>
+            <w:tcW w:type="dxa" w:w="5669"/>
+            <w:shd w:fill="2B477A"/>
           </w:tcPr>
           <w:p>
             <w:pPr>
@@ -1225,12 +1388,12 @@
         </w:tc>
         <w:tc>
           <w:tcPr>
-            <w:tcW w:type="dxa" w:w="2551"/>
-            <w:shd w:fill="F59E0B"/>
+            <w:tcW w:type="dxa" w:w="2835"/>
+            <w:shd w:fill="2B477A"/>
           </w:tcPr>
           <w:p>
             <w:pPr>
-              <w:jc w:val="right"/>
+              <w:jc w:val="left"/>
             </w:pPr>
             <w:r>
               <w:rPr>
@@ -1247,8 +1410,27 @@
       <w:tr>
         <w:tc>
           <w:tcPr>
-            <w:tcW w:type="dxa" w:w="6803"/>
-            <w:shd w:fill="FEF3C7"/>
+            <w:tcW w:type="dxa" w:w="567"/>
+            <w:shd w:fill="F3F4F6"/>
+          </w:tcPr>
+          <w:p>
+            <w:pPr>
+              <w:jc w:val="center"/>
+            </w:pPr>
+            <w:r>
+              <w:rPr>
+                <w:rFonts w:ascii="Calibri" w:hAnsi="Calibri"/>
+                <w:color w:val="6B7280"/>
+                <w:sz w:val="18"/>
+              </w:rPr>
+              <w:t>3.1</w:t>
+            </w:r>
+          </w:p>
+        </w:tc>
+        <w:tc>
+          <w:tcPr>
+            <w:tcW w:type="dxa" w:w="5669"/>
+            <w:shd w:fill="F3F4F6"/>
           </w:tcPr>
           <w:p>
             <w:r>
@@ -1277,18 +1459,15 @@
         </w:tc>
         <w:tc>
           <w:tcPr>
-            <w:tcW w:type="dxa" w:w="2551"/>
-            <w:shd w:fill="FEF3C7"/>
+            <w:tcW w:type="dxa" w:w="2835"/>
+            <w:shd w:fill="F3F4F6"/>
           </w:tcPr>
           <w:p>
-            <w:pPr>
-              <w:jc w:val="right"/>
-            </w:pPr>
             <w:r>
               <w:rPr>
                 <w:rFonts w:ascii="Calibri" w:hAnsi="Calibri"/>
                 <w:b/>
-                <w:color w:val="F59E0B"/>
+                <w:color w:val="2B477A"/>
                 <w:sz w:val="18"/>
               </w:rPr>
               <w:t>AI Enablement Team</w:t>
@@ -1299,7 +1478,25 @@
       <w:tr>
         <w:tc>
           <w:tcPr>
-            <w:tcW w:type="dxa" w:w="6803"/>
+            <w:tcW w:type="dxa" w:w="567"/>
+          </w:tcPr>
+          <w:p>
+            <w:pPr>
+              <w:jc w:val="center"/>
+            </w:pPr>
+            <w:r>
+              <w:rPr>
+                <w:rFonts w:ascii="Calibri" w:hAnsi="Calibri"/>
+                <w:color w:val="6B7280"/>
+                <w:sz w:val="18"/>
+              </w:rPr>
+              <w:t>3.2</w:t>
+            </w:r>
+          </w:p>
+        </w:tc>
+        <w:tc>
+          <w:tcPr>
+            <w:tcW w:type="dxa" w:w="5669"/>
           </w:tcPr>
           <w:p>
             <w:r>
@@ -1322,26 +1519,23 @@
                 <w:rFonts w:ascii="Calibri" w:hAnsi="Calibri"/>
                 <w:sz w:val="20"/>
               </w:rPr>
-              <w:t xml:space="preserve"> and data maturity</w:t>
+              <w:t>, data maturity &amp; regulatory impact</w:t>
             </w:r>
           </w:p>
         </w:tc>
         <w:tc>
           <w:tcPr>
-            <w:tcW w:type="dxa" w:w="2551"/>
+            <w:tcW w:type="dxa" w:w="2835"/>
           </w:tcPr>
           <w:p>
-            <w:pPr>
-              <w:jc w:val="right"/>
-            </w:pPr>
             <w:r>
               <w:rPr>
                 <w:rFonts w:ascii="Calibri" w:hAnsi="Calibri"/>
                 <w:b/>
-                <w:color w:val="F59E0B"/>
+                <w:color w:val="2B477A"/>
                 <w:sz w:val="18"/>
               </w:rPr>
-              <w:t>AI Enablement Team</w:t>
+              <w:t>AI Enablement Team + AI Champion</w:t>
             </w:r>
           </w:p>
         </w:tc>
@@ -1349,8 +1543,27 @@
       <w:tr>
         <w:tc>
           <w:tcPr>
-            <w:tcW w:type="dxa" w:w="6803"/>
-            <w:shd w:fill="FEF3C7"/>
+            <w:tcW w:type="dxa" w:w="567"/>
+            <w:shd w:fill="F3F4F6"/>
+          </w:tcPr>
+          <w:p>
+            <w:pPr>
+              <w:jc w:val="center"/>
+            </w:pPr>
+            <w:r>
+              <w:rPr>
+                <w:rFonts w:ascii="Calibri" w:hAnsi="Calibri"/>
+                <w:color w:val="6B7280"/>
+                <w:sz w:val="18"/>
+              </w:rPr>
+              <w:t>3.3</w:t>
+            </w:r>
+          </w:p>
+        </w:tc>
+        <w:tc>
+          <w:tcPr>
+            <w:tcW w:type="dxa" w:w="5669"/>
+            <w:shd w:fill="F3F4F6"/>
           </w:tcPr>
           <w:p>
             <w:r>
@@ -1378,18 +1591,15 @@
         </w:tc>
         <w:tc>
           <w:tcPr>
-            <w:tcW w:type="dxa" w:w="2551"/>
-            <w:shd w:fill="FEF3C7"/>
+            <w:tcW w:type="dxa" w:w="2835"/>
+            <w:shd w:fill="F3F4F6"/>
           </w:tcPr>
           <w:p>
-            <w:pPr>
-              <w:jc w:val="right"/>
-            </w:pPr>
             <w:r>
               <w:rPr>
                 <w:rFonts w:ascii="Calibri" w:hAnsi="Calibri"/>
                 <w:b/>
-                <w:color w:val="F59E0B"/>
+                <w:color w:val="2B477A"/>
                 <w:sz w:val="18"/>
               </w:rPr>
               <w:t>AI Enablement Team</w:t>
@@ -1400,7 +1610,25 @@
       <w:tr>
         <w:tc>
           <w:tcPr>
-            <w:tcW w:type="dxa" w:w="6803"/>
+            <w:tcW w:type="dxa" w:w="567"/>
+          </w:tcPr>
+          <w:p>
+            <w:pPr>
+              <w:jc w:val="center"/>
+            </w:pPr>
+            <w:r>
+              <w:rPr>
+                <w:rFonts w:ascii="Calibri" w:hAnsi="Calibri"/>
+                <w:color w:val="6B7280"/>
+                <w:sz w:val="18"/>
+              </w:rPr>
+              <w:t>3.4</w:t>
+            </w:r>
+          </w:p>
+        </w:tc>
+        <w:tc>
+          <w:tcPr>
+            <w:tcW w:type="dxa" w:w="5669"/>
           </w:tcPr>
           <w:p>
             <w:r>
@@ -1429,17 +1657,14 @@
         </w:tc>
         <w:tc>
           <w:tcPr>
-            <w:tcW w:type="dxa" w:w="2551"/>
+            <w:tcW w:type="dxa" w:w="2835"/>
           </w:tcPr>
           <w:p>
-            <w:pPr>
-              <w:jc w:val="right"/>
-            </w:pPr>
             <w:r>
               <w:rPr>
                 <w:rFonts w:ascii="Calibri" w:hAnsi="Calibri"/>
                 <w:b/>
-                <w:color w:val="F59E0B"/>
+                <w:color w:val="2B477A"/>
                 <w:sz w:val="18"/>
               </w:rPr>
               <w:t>AI Enablement Team</w:t>
@@ -1456,12 +1681,12 @@
         <w:tblLook w:firstColumn="1" w:firstRow="1" w:lastColumn="0" w:lastRow="0" w:noHBand="0" w:noVBand="1" w:val="04A0"/>
       </w:tblPr>
       <w:tblGrid>
-        <w:gridCol w:w="9746"/>
+        <w:gridCol w:w="9406"/>
       </w:tblGrid>
       <w:tr>
         <w:tc>
           <w:tcPr>
-            <w:tcW w:type="dxa" w:w="9746"/>
+            <w:tcW w:type="dxa" w:w="9406"/>
             <w:shd w:fill="FEF3C7"/>
           </w:tcPr>
           <w:p>
@@ -1472,10 +1697,10 @@
               <w:rPr>
                 <w:rFonts w:ascii="Calibri" w:hAnsi="Calibri"/>
                 <w:b/>
-                <w:color w:val="F59E0B"/>
-                <w:sz w:val="24"/>
+                <w:color w:val="92400E"/>
+                <w:sz w:val="22"/>
               </w:rPr>
-              <w:t>⚠  RELEASE GATE</w:t>
+              <w:t>RELEASE GATE</w:t>
             </w:r>
           </w:p>
           <w:p>
@@ -1486,7 +1711,7 @@
               <w:rPr>
                 <w:rFonts w:ascii="Calibri" w:hAnsi="Calibri"/>
                 <w:color w:val="6B7280"/>
-                <w:sz w:val="19"/>
+                <w:sz w:val="18"/>
               </w:rPr>
               <w:t>Approved to proceed?  Yes → continue to build   |   No → return to ideation</w:t>
             </w:r>
@@ -1505,9 +1730,6 @@
         <w:pStyle w:val="Heading1"/>
       </w:pPr>
       <w:r>
-        <w:rPr>
-          <w:color w:val="F43F5E"/>
-        </w:rPr>
         <w:t>Step 4: Project Setup &amp; Resource Allocation</w:t>
       </w:r>
     </w:p>
@@ -1516,10 +1738,10 @@
         <w:rPr>
           <w:rFonts w:ascii="Calibri" w:hAnsi="Calibri"/>
           <w:b/>
-          <w:color w:val="F43F5E"/>
+          <w:color w:val="6B7280"/>
           <w:sz w:val="18"/>
         </w:rPr>
-        <w:t>●  SETUP</w:t>
+        <w:t>SETUP</w:t>
       </w:r>
     </w:p>
     <w:p>
@@ -1528,10 +1750,10 @@
       </w:pPr>
       <w:r>
         <w:rPr>
-          <w:color w:val="F43F5E"/>
-          <w:sz w:val="12"/>
+          <w:color w:val="D1D5DB"/>
+          <w:sz w:val="10"/>
         </w:rPr>
-        <w:t>─────────────────────────────────────────────────────────────────</w:t>
+        <w:t>────────────────────────────────────────────────────────────────────────</w:t>
       </w:r>
     </w:p>
     <w:tbl>
@@ -1542,14 +1764,35 @@
         <w:tblLook w:firstColumn="1" w:firstRow="1" w:lastColumn="0" w:lastRow="0" w:noHBand="0" w:noVBand="1" w:val="04A0"/>
       </w:tblPr>
       <w:tblGrid>
-        <w:gridCol w:w="4873"/>
-        <w:gridCol w:w="4873"/>
+        <w:gridCol w:w="3135"/>
+        <w:gridCol w:w="3135"/>
+        <w:gridCol w:w="3135"/>
       </w:tblGrid>
       <w:tr>
         <w:tc>
           <w:tcPr>
-            <w:tcW w:type="dxa" w:w="6803"/>
-            <w:shd w:fill="F43F5E"/>
+            <w:tcW w:type="dxa" w:w="567"/>
+            <w:shd w:fill="2B477A"/>
+          </w:tcPr>
+          <w:p>
+            <w:pPr>
+              <w:jc w:val="center"/>
+            </w:pPr>
+            <w:r>
+              <w:rPr>
+                <w:rFonts w:ascii="Calibri" w:hAnsi="Calibri"/>
+                <w:b/>
+                <w:color w:val="FFFFFF"/>
+                <w:sz w:val="18"/>
+              </w:rPr>
+              <w:t>#</w:t>
+            </w:r>
+          </w:p>
+        </w:tc>
+        <w:tc>
+          <w:tcPr>
+            <w:tcW w:type="dxa" w:w="5669"/>
+            <w:shd w:fill="2B477A"/>
           </w:tcPr>
           <w:p>
             <w:pPr>
@@ -1568,12 +1811,12 @@
         </w:tc>
         <w:tc>
           <w:tcPr>
-            <w:tcW w:type="dxa" w:w="2551"/>
-            <w:shd w:fill="F43F5E"/>
+            <w:tcW w:type="dxa" w:w="2835"/>
+            <w:shd w:fill="2B477A"/>
           </w:tcPr>
           <w:p>
             <w:pPr>
-              <w:jc w:val="right"/>
+              <w:jc w:val="left"/>
             </w:pPr>
             <w:r>
               <w:rPr>
@@ -1590,8 +1833,27 @@
       <w:tr>
         <w:tc>
           <w:tcPr>
-            <w:tcW w:type="dxa" w:w="6803"/>
-            <w:shd w:fill="FFE4E6"/>
+            <w:tcW w:type="dxa" w:w="567"/>
+            <w:shd w:fill="F3F4F6"/>
+          </w:tcPr>
+          <w:p>
+            <w:pPr>
+              <w:jc w:val="center"/>
+            </w:pPr>
+            <w:r>
+              <w:rPr>
+                <w:rFonts w:ascii="Calibri" w:hAnsi="Calibri"/>
+                <w:color w:val="6B7280"/>
+                <w:sz w:val="18"/>
+              </w:rPr>
+              <w:t>4.1</w:t>
+            </w:r>
+          </w:p>
+        </w:tc>
+        <w:tc>
+          <w:tcPr>
+            <w:tcW w:type="dxa" w:w="5669"/>
+            <w:shd w:fill="F3F4F6"/>
           </w:tcPr>
           <w:p>
             <w:r>
@@ -1619,18 +1881,15 @@
         </w:tc>
         <w:tc>
           <w:tcPr>
-            <w:tcW w:type="dxa" w:w="2551"/>
-            <w:shd w:fill="FFE4E6"/>
+            <w:tcW w:type="dxa" w:w="2835"/>
+            <w:shd w:fill="F3F4F6"/>
           </w:tcPr>
           <w:p>
-            <w:pPr>
-              <w:jc w:val="right"/>
-            </w:pPr>
             <w:r>
               <w:rPr>
                 <w:rFonts w:ascii="Calibri" w:hAnsi="Calibri"/>
                 <w:b/>
-                <w:color w:val="F43F5E"/>
+                <w:color w:val="2B477A"/>
                 <w:sz w:val="18"/>
               </w:rPr>
               <w:t>Business Sponsor</w:t>
@@ -1641,7 +1900,25 @@
       <w:tr>
         <w:tc>
           <w:tcPr>
-            <w:tcW w:type="dxa" w:w="6803"/>
+            <w:tcW w:type="dxa" w:w="567"/>
+          </w:tcPr>
+          <w:p>
+            <w:pPr>
+              <w:jc w:val="center"/>
+            </w:pPr>
+            <w:r>
+              <w:rPr>
+                <w:rFonts w:ascii="Calibri" w:hAnsi="Calibri"/>
+                <w:color w:val="6B7280"/>
+                <w:sz w:val="18"/>
+              </w:rPr>
+              <w:t>4.2</w:t>
+            </w:r>
+          </w:p>
+        </w:tc>
+        <w:tc>
+          <w:tcPr>
+            <w:tcW w:type="dxa" w:w="5669"/>
           </w:tcPr>
           <w:p>
             <w:r>
@@ -1669,17 +1946,14 @@
         </w:tc>
         <w:tc>
           <w:tcPr>
-            <w:tcW w:type="dxa" w:w="2551"/>
+            <w:tcW w:type="dxa" w:w="2835"/>
           </w:tcPr>
           <w:p>
-            <w:pPr>
-              <w:jc w:val="right"/>
-            </w:pPr>
             <w:r>
               <w:rPr>
                 <w:rFonts w:ascii="Calibri" w:hAnsi="Calibri"/>
                 <w:b/>
-                <w:color w:val="F43F5E"/>
+                <w:color w:val="2B477A"/>
                 <w:sz w:val="18"/>
               </w:rPr>
               <w:t>AI Enablement Team</w:t>
@@ -1690,8 +1964,27 @@
       <w:tr>
         <w:tc>
           <w:tcPr>
-            <w:tcW w:type="dxa" w:w="6803"/>
-            <w:shd w:fill="FFE4E6"/>
+            <w:tcW w:type="dxa" w:w="567"/>
+            <w:shd w:fill="F3F4F6"/>
+          </w:tcPr>
+          <w:p>
+            <w:pPr>
+              <w:jc w:val="center"/>
+            </w:pPr>
+            <w:r>
+              <w:rPr>
+                <w:rFonts w:ascii="Calibri" w:hAnsi="Calibri"/>
+                <w:color w:val="6B7280"/>
+                <w:sz w:val="18"/>
+              </w:rPr>
+              <w:t>4.3</w:t>
+            </w:r>
+          </w:p>
+        </w:tc>
+        <w:tc>
+          <w:tcPr>
+            <w:tcW w:type="dxa" w:w="5669"/>
+            <w:shd w:fill="F3F4F6"/>
           </w:tcPr>
           <w:p>
             <w:r>
@@ -1719,18 +2012,15 @@
         </w:tc>
         <w:tc>
           <w:tcPr>
-            <w:tcW w:type="dxa" w:w="2551"/>
-            <w:shd w:fill="FFE4E6"/>
+            <w:tcW w:type="dxa" w:w="2835"/>
+            <w:shd w:fill="F3F4F6"/>
           </w:tcPr>
           <w:p>
-            <w:pPr>
-              <w:jc w:val="right"/>
-            </w:pPr>
             <w:r>
               <w:rPr>
                 <w:rFonts w:ascii="Calibri" w:hAnsi="Calibri"/>
                 <w:b/>
-                <w:color w:val="F43F5E"/>
+                <w:color w:val="2B477A"/>
                 <w:sz w:val="18"/>
               </w:rPr>
               <w:t>AI Enablement Team</w:t>
@@ -1741,7 +2031,25 @@
       <w:tr>
         <w:tc>
           <w:tcPr>
-            <w:tcW w:type="dxa" w:w="6803"/>
+            <w:tcW w:type="dxa" w:w="567"/>
+          </w:tcPr>
+          <w:p>
+            <w:pPr>
+              <w:jc w:val="center"/>
+            </w:pPr>
+            <w:r>
+              <w:rPr>
+                <w:rFonts w:ascii="Calibri" w:hAnsi="Calibri"/>
+                <w:color w:val="6B7280"/>
+                <w:sz w:val="18"/>
+              </w:rPr>
+              <w:t>4.4</w:t>
+            </w:r>
+          </w:p>
+        </w:tc>
+        <w:tc>
+          <w:tcPr>
+            <w:tcW w:type="dxa" w:w="5669"/>
           </w:tcPr>
           <w:p>
             <w:r>
@@ -1769,17 +2077,14 @@
         </w:tc>
         <w:tc>
           <w:tcPr>
-            <w:tcW w:type="dxa" w:w="2551"/>
+            <w:tcW w:type="dxa" w:w="2835"/>
           </w:tcPr>
           <w:p>
-            <w:pPr>
-              <w:jc w:val="right"/>
-            </w:pPr>
             <w:r>
               <w:rPr>
                 <w:rFonts w:ascii="Calibri" w:hAnsi="Calibri"/>
                 <w:b/>
-                <w:color w:val="F43F5E"/>
+                <w:color w:val="2B477A"/>
                 <w:sz w:val="18"/>
               </w:rPr>
               <w:t>AI Champion + AI Fwd Engineer</w:t>
@@ -1799,9 +2104,6 @@
         <w:pStyle w:val="Heading1"/>
       </w:pPr>
       <w:r>
-        <w:rPr>
-          <w:color w:val="8B5CF6"/>
-        </w:rPr>
         <w:t>Step 5: Define the MVP &amp; Build</w:t>
       </w:r>
     </w:p>
@@ -1810,10 +2112,10 @@
         <w:rPr>
           <w:rFonts w:ascii="Calibri" w:hAnsi="Calibri"/>
           <w:b/>
-          <w:color w:val="8B5CF6"/>
+          <w:color w:val="6B7280"/>
           <w:sz w:val="18"/>
         </w:rPr>
-        <w:t>●  BUILD</w:t>
+        <w:t>BUILD</w:t>
       </w:r>
     </w:p>
     <w:p>
@@ -1822,10 +2124,10 @@
       </w:pPr>
       <w:r>
         <w:rPr>
-          <w:color w:val="8B5CF6"/>
-          <w:sz w:val="12"/>
+          <w:color w:val="D1D5DB"/>
+          <w:sz w:val="10"/>
         </w:rPr>
-        <w:t>─────────────────────────────────────────────────────────────────</w:t>
+        <w:t>────────────────────────────────────────────────────────────────────────</w:t>
       </w:r>
     </w:p>
     <w:tbl>
@@ -1836,14 +2138,35 @@
         <w:tblLook w:firstColumn="1" w:firstRow="1" w:lastColumn="0" w:lastRow="0" w:noHBand="0" w:noVBand="1" w:val="04A0"/>
       </w:tblPr>
       <w:tblGrid>
-        <w:gridCol w:w="4873"/>
-        <w:gridCol w:w="4873"/>
+        <w:gridCol w:w="3135"/>
+        <w:gridCol w:w="3135"/>
+        <w:gridCol w:w="3135"/>
       </w:tblGrid>
       <w:tr>
         <w:tc>
           <w:tcPr>
-            <w:tcW w:type="dxa" w:w="6803"/>
-            <w:shd w:fill="8B5CF6"/>
+            <w:tcW w:type="dxa" w:w="567"/>
+            <w:shd w:fill="2B477A"/>
+          </w:tcPr>
+          <w:p>
+            <w:pPr>
+              <w:jc w:val="center"/>
+            </w:pPr>
+            <w:r>
+              <w:rPr>
+                <w:rFonts w:ascii="Calibri" w:hAnsi="Calibri"/>
+                <w:b/>
+                <w:color w:val="FFFFFF"/>
+                <w:sz w:val="18"/>
+              </w:rPr>
+              <w:t>#</w:t>
+            </w:r>
+          </w:p>
+        </w:tc>
+        <w:tc>
+          <w:tcPr>
+            <w:tcW w:type="dxa" w:w="5669"/>
+            <w:shd w:fill="2B477A"/>
           </w:tcPr>
           <w:p>
             <w:pPr>
@@ -1862,12 +2185,12 @@
         </w:tc>
         <w:tc>
           <w:tcPr>
-            <w:tcW w:type="dxa" w:w="2551"/>
-            <w:shd w:fill="8B5CF6"/>
+            <w:tcW w:type="dxa" w:w="2835"/>
+            <w:shd w:fill="2B477A"/>
           </w:tcPr>
           <w:p>
             <w:pPr>
-              <w:jc w:val="right"/>
+              <w:jc w:val="left"/>
             </w:pPr>
             <w:r>
               <w:rPr>
@@ -1884,8 +2207,27 @@
       <w:tr>
         <w:tc>
           <w:tcPr>
-            <w:tcW w:type="dxa" w:w="6803"/>
-            <w:shd w:fill="EDE9FE"/>
+            <w:tcW w:type="dxa" w:w="567"/>
+            <w:shd w:fill="F3F4F6"/>
+          </w:tcPr>
+          <w:p>
+            <w:pPr>
+              <w:jc w:val="center"/>
+            </w:pPr>
+            <w:r>
+              <w:rPr>
+                <w:rFonts w:ascii="Calibri" w:hAnsi="Calibri"/>
+                <w:color w:val="6B7280"/>
+                <w:sz w:val="18"/>
+              </w:rPr>
+              <w:t>5.1</w:t>
+            </w:r>
+          </w:p>
+        </w:tc>
+        <w:tc>
+          <w:tcPr>
+            <w:tcW w:type="dxa" w:w="5669"/>
+            <w:shd w:fill="F3F4F6"/>
           </w:tcPr>
           <w:p>
             <w:r>
@@ -1913,18 +2255,15 @@
         </w:tc>
         <w:tc>
           <w:tcPr>
-            <w:tcW w:type="dxa" w:w="2551"/>
-            <w:shd w:fill="EDE9FE"/>
+            <w:tcW w:type="dxa" w:w="2835"/>
+            <w:shd w:fill="F3F4F6"/>
           </w:tcPr>
           <w:p>
-            <w:pPr>
-              <w:jc w:val="right"/>
-            </w:pPr>
             <w:r>
               <w:rPr>
                 <w:rFonts w:ascii="Calibri" w:hAnsi="Calibri"/>
                 <w:b/>
-                <w:color w:val="8B5CF6"/>
+                <w:color w:val="2B477A"/>
                 <w:sz w:val="18"/>
               </w:rPr>
               <w:t>AI Fwd Engineer + AI Champion</w:t>
@@ -1935,7 +2274,25 @@
       <w:tr>
         <w:tc>
           <w:tcPr>
-            <w:tcW w:type="dxa" w:w="6803"/>
+            <w:tcW w:type="dxa" w:w="567"/>
+          </w:tcPr>
+          <w:p>
+            <w:pPr>
+              <w:jc w:val="center"/>
+            </w:pPr>
+            <w:r>
+              <w:rPr>
+                <w:rFonts w:ascii="Calibri" w:hAnsi="Calibri"/>
+                <w:color w:val="6B7280"/>
+                <w:sz w:val="18"/>
+              </w:rPr>
+              <w:t>5.2</w:t>
+            </w:r>
+          </w:p>
+        </w:tc>
+        <w:tc>
+          <w:tcPr>
+            <w:tcW w:type="dxa" w:w="5669"/>
           </w:tcPr>
           <w:p>
             <w:r>
@@ -1964,20 +2321,17 @@
         </w:tc>
         <w:tc>
           <w:tcPr>
-            <w:tcW w:type="dxa" w:w="2551"/>
+            <w:tcW w:type="dxa" w:w="2835"/>
           </w:tcPr>
           <w:p>
-            <w:pPr>
-              <w:jc w:val="right"/>
-            </w:pPr>
             <w:r>
               <w:rPr>
                 <w:rFonts w:ascii="Calibri" w:hAnsi="Calibri"/>
                 <w:b/>
-                <w:color w:val="8B5CF6"/>
+                <w:color w:val="2B477A"/>
                 <w:sz w:val="18"/>
               </w:rPr>
-              <w:t>AI Forward Engineer</w:t>
+              <w:t>AI Fwd Engineer + AI Enablement Team</w:t>
             </w:r>
           </w:p>
         </w:tc>
@@ -1985,8 +2339,27 @@
       <w:tr>
         <w:tc>
           <w:tcPr>
-            <w:tcW w:type="dxa" w:w="6803"/>
-            <w:shd w:fill="EDE9FE"/>
+            <w:tcW w:type="dxa" w:w="567"/>
+            <w:shd w:fill="F3F4F6"/>
+          </w:tcPr>
+          <w:p>
+            <w:pPr>
+              <w:jc w:val="center"/>
+            </w:pPr>
+            <w:r>
+              <w:rPr>
+                <w:rFonts w:ascii="Calibri" w:hAnsi="Calibri"/>
+                <w:color w:val="6B7280"/>
+                <w:sz w:val="18"/>
+              </w:rPr>
+              <w:t>5.3</w:t>
+            </w:r>
+          </w:p>
+        </w:tc>
+        <w:tc>
+          <w:tcPr>
+            <w:tcW w:type="dxa" w:w="5669"/>
+            <w:shd w:fill="F3F4F6"/>
           </w:tcPr>
           <w:p>
             <w:r>
@@ -2015,18 +2388,15 @@
         </w:tc>
         <w:tc>
           <w:tcPr>
-            <w:tcW w:type="dxa" w:w="2551"/>
-            <w:shd w:fill="EDE9FE"/>
+            <w:tcW w:type="dxa" w:w="2835"/>
+            <w:shd w:fill="F3F4F6"/>
           </w:tcPr>
           <w:p>
-            <w:pPr>
-              <w:jc w:val="right"/>
-            </w:pPr>
             <w:r>
               <w:rPr>
                 <w:rFonts w:ascii="Calibri" w:hAnsi="Calibri"/>
                 <w:b/>
-                <w:color w:val="8B5CF6"/>
+                <w:color w:val="2B477A"/>
                 <w:sz w:val="18"/>
               </w:rPr>
               <w:t>AI Champion</w:t>
@@ -2037,7 +2407,25 @@
       <w:tr>
         <w:tc>
           <w:tcPr>
-            <w:tcW w:type="dxa" w:w="6803"/>
+            <w:tcW w:type="dxa" w:w="567"/>
+          </w:tcPr>
+          <w:p>
+            <w:pPr>
+              <w:jc w:val="center"/>
+            </w:pPr>
+            <w:r>
+              <w:rPr>
+                <w:rFonts w:ascii="Calibri" w:hAnsi="Calibri"/>
+                <w:color w:val="6B7280"/>
+                <w:sz w:val="18"/>
+              </w:rPr>
+              <w:t>5.4</w:t>
+            </w:r>
+          </w:p>
+        </w:tc>
+        <w:tc>
+          <w:tcPr>
+            <w:tcW w:type="dxa" w:w="5669"/>
           </w:tcPr>
           <w:p>
             <w:r>
@@ -2066,17 +2454,14 @@
         </w:tc>
         <w:tc>
           <w:tcPr>
-            <w:tcW w:type="dxa" w:w="2551"/>
+            <w:tcW w:type="dxa" w:w="2835"/>
           </w:tcPr>
           <w:p>
-            <w:pPr>
-              <w:jc w:val="right"/>
-            </w:pPr>
             <w:r>
               <w:rPr>
                 <w:rFonts w:ascii="Calibri" w:hAnsi="Calibri"/>
                 <w:b/>
-                <w:color w:val="8B5CF6"/>
+                <w:color w:val="2B477A"/>
                 <w:sz w:val="18"/>
               </w:rPr>
               <w:t>AI Forward Engineer</w:t>
@@ -2087,8 +2472,27 @@
       <w:tr>
         <w:tc>
           <w:tcPr>
-            <w:tcW w:type="dxa" w:w="6803"/>
-            <w:shd w:fill="EDE9FE"/>
+            <w:tcW w:type="dxa" w:w="567"/>
+            <w:shd w:fill="F3F4F6"/>
+          </w:tcPr>
+          <w:p>
+            <w:pPr>
+              <w:jc w:val="center"/>
+            </w:pPr>
+            <w:r>
+              <w:rPr>
+                <w:rFonts w:ascii="Calibri" w:hAnsi="Calibri"/>
+                <w:color w:val="6B7280"/>
+                <w:sz w:val="18"/>
+              </w:rPr>
+              <w:t>5.5</w:t>
+            </w:r>
+          </w:p>
+        </w:tc>
+        <w:tc>
+          <w:tcPr>
+            <w:tcW w:type="dxa" w:w="5669"/>
+            <w:shd w:fill="F3F4F6"/>
           </w:tcPr>
           <w:p>
             <w:r>
@@ -2116,18 +2520,15 @@
         </w:tc>
         <w:tc>
           <w:tcPr>
-            <w:tcW w:type="dxa" w:w="2551"/>
-            <w:shd w:fill="EDE9FE"/>
+            <w:tcW w:type="dxa" w:w="2835"/>
+            <w:shd w:fill="F3F4F6"/>
           </w:tcPr>
           <w:p>
-            <w:pPr>
-              <w:jc w:val="right"/>
-            </w:pPr>
             <w:r>
               <w:rPr>
                 <w:rFonts w:ascii="Calibri" w:hAnsi="Calibri"/>
                 <w:b/>
-                <w:color w:val="8B5CF6"/>
+                <w:color w:val="2B477A"/>
                 <w:sz w:val="18"/>
               </w:rPr>
               <w:t>AI Enablement Team</w:t>
@@ -2144,13 +2545,13 @@
         <w:tblLook w:firstColumn="1" w:firstRow="1" w:lastColumn="0" w:lastRow="0" w:noHBand="0" w:noVBand="1" w:val="04A0"/>
       </w:tblPr>
       <w:tblGrid>
-        <w:gridCol w:w="9746"/>
+        <w:gridCol w:w="9406"/>
       </w:tblGrid>
       <w:tr>
         <w:tc>
           <w:tcPr>
-            <w:tcW w:type="dxa" w:w="9746"/>
-            <w:shd w:fill="FEE2E2"/>
+            <w:tcW w:type="dxa" w:w="9406"/>
+            <w:shd w:fill="FEF3C7"/>
           </w:tcPr>
           <w:p>
             <w:pPr>
@@ -2160,10 +2561,10 @@
               <w:rPr>
                 <w:rFonts w:ascii="Calibri" w:hAnsi="Calibri"/>
                 <w:b/>
-                <w:color w:val="DC2626"/>
-                <w:sz w:val="24"/>
+                <w:color w:val="92400E"/>
+                <w:sz w:val="22"/>
               </w:rPr>
-              <w:t>⚠  GOVERNANCE GATE</w:t>
+              <w:t>GOVERNANCE GATE</w:t>
             </w:r>
           </w:p>
           <w:p>
@@ -2174,9 +2575,9 @@
               <w:rPr>
                 <w:rFonts w:ascii="Calibri" w:hAnsi="Calibri"/>
                 <w:color w:val="6B7280"/>
-                <w:sz w:val="19"/>
+                <w:sz w:val="18"/>
               </w:rPr>
-              <w:t>AI Governance Evaluation  •  Compliance Checks  •  Data Security Review  •  Model Risk Validation</w:t>
+              <w:t>AI Governance  •  Compliance Checks  •  Data Security Review  •  Model Risk Validation</w:t>
             </w:r>
           </w:p>
         </w:tc>
@@ -2193,9 +2594,6 @@
         <w:pStyle w:val="Heading1"/>
       </w:pPr>
       <w:r>
-        <w:rPr>
-          <w:color w:val="06B6D4"/>
-        </w:rPr>
         <w:t>Step 6: GTM Ready — Package the Solution</w:t>
       </w:r>
     </w:p>
@@ -2204,10 +2602,10 @@
         <w:rPr>
           <w:rFonts w:ascii="Calibri" w:hAnsi="Calibri"/>
           <w:b/>
-          <w:color w:val="06B6D4"/>
+          <w:color w:val="6B7280"/>
           <w:sz w:val="18"/>
         </w:rPr>
-        <w:t>●  GTM READY</w:t>
+        <w:t>GTM READY</w:t>
       </w:r>
     </w:p>
     <w:p>
@@ -2216,10 +2614,10 @@
       </w:pPr>
       <w:r>
         <w:rPr>
-          <w:color w:val="06B6D4"/>
-          <w:sz w:val="12"/>
+          <w:color w:val="D1D5DB"/>
+          <w:sz w:val="10"/>
         </w:rPr>
-        <w:t>─────────────────────────────────────────────────────────────────</w:t>
+        <w:t>────────────────────────────────────────────────────────────────────────</w:t>
       </w:r>
     </w:p>
     <w:tbl>
@@ -2230,14 +2628,35 @@
         <w:tblLook w:firstColumn="1" w:firstRow="1" w:lastColumn="0" w:lastRow="0" w:noHBand="0" w:noVBand="1" w:val="04A0"/>
       </w:tblPr>
       <w:tblGrid>
-        <w:gridCol w:w="4873"/>
-        <w:gridCol w:w="4873"/>
+        <w:gridCol w:w="3135"/>
+        <w:gridCol w:w="3135"/>
+        <w:gridCol w:w="3135"/>
       </w:tblGrid>
       <w:tr>
         <w:tc>
           <w:tcPr>
-            <w:tcW w:type="dxa" w:w="6803"/>
-            <w:shd w:fill="06B6D4"/>
+            <w:tcW w:type="dxa" w:w="567"/>
+            <w:shd w:fill="2B477A"/>
+          </w:tcPr>
+          <w:p>
+            <w:pPr>
+              <w:jc w:val="center"/>
+            </w:pPr>
+            <w:r>
+              <w:rPr>
+                <w:rFonts w:ascii="Calibri" w:hAnsi="Calibri"/>
+                <w:b/>
+                <w:color w:val="FFFFFF"/>
+                <w:sz w:val="18"/>
+              </w:rPr>
+              <w:t>#</w:t>
+            </w:r>
+          </w:p>
+        </w:tc>
+        <w:tc>
+          <w:tcPr>
+            <w:tcW w:type="dxa" w:w="5669"/>
+            <w:shd w:fill="2B477A"/>
           </w:tcPr>
           <w:p>
             <w:pPr>
@@ -2256,12 +2675,12 @@
         </w:tc>
         <w:tc>
           <w:tcPr>
-            <w:tcW w:type="dxa" w:w="2551"/>
-            <w:shd w:fill="06B6D4"/>
+            <w:tcW w:type="dxa" w:w="2835"/>
+            <w:shd w:fill="2B477A"/>
           </w:tcPr>
           <w:p>
             <w:pPr>
-              <w:jc w:val="right"/>
+              <w:jc w:val="left"/>
             </w:pPr>
             <w:r>
               <w:rPr>
@@ -2278,8 +2697,27 @@
       <w:tr>
         <w:tc>
           <w:tcPr>
-            <w:tcW w:type="dxa" w:w="6803"/>
-            <w:shd w:fill="CFFAFE"/>
+            <w:tcW w:type="dxa" w:w="567"/>
+            <w:shd w:fill="F3F4F6"/>
+          </w:tcPr>
+          <w:p>
+            <w:pPr>
+              <w:jc w:val="center"/>
+            </w:pPr>
+            <w:r>
+              <w:rPr>
+                <w:rFonts w:ascii="Calibri" w:hAnsi="Calibri"/>
+                <w:color w:val="6B7280"/>
+                <w:sz w:val="18"/>
+              </w:rPr>
+              <w:t>6.1</w:t>
+            </w:r>
+          </w:p>
+        </w:tc>
+        <w:tc>
+          <w:tcPr>
+            <w:tcW w:type="dxa" w:w="5669"/>
+            <w:shd w:fill="F3F4F6"/>
           </w:tcPr>
           <w:p>
             <w:r>
@@ -2308,18 +2746,15 @@
         </w:tc>
         <w:tc>
           <w:tcPr>
-            <w:tcW w:type="dxa" w:w="2551"/>
-            <w:shd w:fill="CFFAFE"/>
+            <w:tcW w:type="dxa" w:w="2835"/>
+            <w:shd w:fill="F3F4F6"/>
           </w:tcPr>
           <w:p>
-            <w:pPr>
-              <w:jc w:val="right"/>
-            </w:pPr>
             <w:r>
               <w:rPr>
                 <w:rFonts w:ascii="Calibri" w:hAnsi="Calibri"/>
                 <w:b/>
-                <w:color w:val="06B6D4"/>
+                <w:color w:val="2B477A"/>
                 <w:sz w:val="18"/>
               </w:rPr>
               <w:t>AI Fwd Engineer + AI Champion</w:t>
@@ -2330,7 +2765,25 @@
       <w:tr>
         <w:tc>
           <w:tcPr>
-            <w:tcW w:type="dxa" w:w="6803"/>
+            <w:tcW w:type="dxa" w:w="567"/>
+          </w:tcPr>
+          <w:p>
+            <w:pPr>
+              <w:jc w:val="center"/>
+            </w:pPr>
+            <w:r>
+              <w:rPr>
+                <w:rFonts w:ascii="Calibri" w:hAnsi="Calibri"/>
+                <w:color w:val="6B7280"/>
+                <w:sz w:val="18"/>
+              </w:rPr>
+              <w:t>6.2</w:t>
+            </w:r>
+          </w:p>
+        </w:tc>
+        <w:tc>
+          <w:tcPr>
+            <w:tcW w:type="dxa" w:w="5669"/>
           </w:tcPr>
           <w:p>
             <w:r>
@@ -2359,17 +2812,14 @@
         </w:tc>
         <w:tc>
           <w:tcPr>
-            <w:tcW w:type="dxa" w:w="2551"/>
+            <w:tcW w:type="dxa" w:w="2835"/>
           </w:tcPr>
           <w:p>
-            <w:pPr>
-              <w:jc w:val="right"/>
-            </w:pPr>
             <w:r>
               <w:rPr>
                 <w:rFonts w:ascii="Calibri" w:hAnsi="Calibri"/>
                 <w:b/>
-                <w:color w:val="06B6D4"/>
+                <w:color w:val="2B477A"/>
                 <w:sz w:val="18"/>
               </w:rPr>
               <w:t>AI Fwd Engineer + AI Champion</w:t>
@@ -2380,8 +2830,27 @@
       <w:tr>
         <w:tc>
           <w:tcPr>
-            <w:tcW w:type="dxa" w:w="6803"/>
-            <w:shd w:fill="CFFAFE"/>
+            <w:tcW w:type="dxa" w:w="567"/>
+            <w:shd w:fill="F3F4F6"/>
+          </w:tcPr>
+          <w:p>
+            <w:pPr>
+              <w:jc w:val="center"/>
+            </w:pPr>
+            <w:r>
+              <w:rPr>
+                <w:rFonts w:ascii="Calibri" w:hAnsi="Calibri"/>
+                <w:color w:val="6B7280"/>
+                <w:sz w:val="18"/>
+              </w:rPr>
+              <w:t>6.3</w:t>
+            </w:r>
+          </w:p>
+        </w:tc>
+        <w:tc>
+          <w:tcPr>
+            <w:tcW w:type="dxa" w:w="5669"/>
+            <w:shd w:fill="F3F4F6"/>
           </w:tcPr>
           <w:p>
             <w:r>
@@ -2410,18 +2879,15 @@
         </w:tc>
         <w:tc>
           <w:tcPr>
-            <w:tcW w:type="dxa" w:w="2551"/>
-            <w:shd w:fill="CFFAFE"/>
+            <w:tcW w:type="dxa" w:w="2835"/>
+            <w:shd w:fill="F3F4F6"/>
           </w:tcPr>
           <w:p>
-            <w:pPr>
-              <w:jc w:val="right"/>
-            </w:pPr>
             <w:r>
               <w:rPr>
                 <w:rFonts w:ascii="Calibri" w:hAnsi="Calibri"/>
                 <w:b/>
-                <w:color w:val="06B6D4"/>
+                <w:color w:val="2B477A"/>
                 <w:sz w:val="18"/>
               </w:rPr>
               <w:t>AI Champion + Sales</w:t>
@@ -2432,7 +2898,25 @@
       <w:tr>
         <w:tc>
           <w:tcPr>
-            <w:tcW w:type="dxa" w:w="6803"/>
+            <w:tcW w:type="dxa" w:w="567"/>
+          </w:tcPr>
+          <w:p>
+            <w:pPr>
+              <w:jc w:val="center"/>
+            </w:pPr>
+            <w:r>
+              <w:rPr>
+                <w:rFonts w:ascii="Calibri" w:hAnsi="Calibri"/>
+                <w:color w:val="6B7280"/>
+                <w:sz w:val="18"/>
+              </w:rPr>
+              <w:t>6.4</w:t>
+            </w:r>
+          </w:p>
+        </w:tc>
+        <w:tc>
+          <w:tcPr>
+            <w:tcW w:type="dxa" w:w="5669"/>
           </w:tcPr>
           <w:p>
             <w:r>
@@ -2461,17 +2945,14 @@
         </w:tc>
         <w:tc>
           <w:tcPr>
-            <w:tcW w:type="dxa" w:w="2551"/>
+            <w:tcW w:type="dxa" w:w="2835"/>
           </w:tcPr>
           <w:p>
-            <w:pPr>
-              <w:jc w:val="right"/>
-            </w:pPr>
             <w:r>
               <w:rPr>
                 <w:rFonts w:ascii="Calibri" w:hAnsi="Calibri"/>
                 <w:b/>
-                <w:color w:val="06B6D4"/>
+                <w:color w:val="2B477A"/>
                 <w:sz w:val="18"/>
               </w:rPr>
               <w:t>Domain Leader + Sales</w:t>
@@ -2482,8 +2963,27 @@
       <w:tr>
         <w:tc>
           <w:tcPr>
-            <w:tcW w:type="dxa" w:w="6803"/>
-            <w:shd w:fill="CFFAFE"/>
+            <w:tcW w:type="dxa" w:w="567"/>
+            <w:shd w:fill="F3F4F6"/>
+          </w:tcPr>
+          <w:p>
+            <w:pPr>
+              <w:jc w:val="center"/>
+            </w:pPr>
+            <w:r>
+              <w:rPr>
+                <w:rFonts w:ascii="Calibri" w:hAnsi="Calibri"/>
+                <w:color w:val="6B7280"/>
+                <w:sz w:val="18"/>
+              </w:rPr>
+              <w:t>6.5</w:t>
+            </w:r>
+          </w:p>
+        </w:tc>
+        <w:tc>
+          <w:tcPr>
+            <w:tcW w:type="dxa" w:w="5669"/>
+            <w:shd w:fill="F3F4F6"/>
           </w:tcPr>
           <w:p>
             <w:r>
@@ -2512,18 +3012,15 @@
         </w:tc>
         <w:tc>
           <w:tcPr>
-            <w:tcW w:type="dxa" w:w="2551"/>
-            <w:shd w:fill="CFFAFE"/>
+            <w:tcW w:type="dxa" w:w="2835"/>
+            <w:shd w:fill="F3F4F6"/>
           </w:tcPr>
           <w:p>
-            <w:pPr>
-              <w:jc w:val="right"/>
-            </w:pPr>
             <w:r>
               <w:rPr>
                 <w:rFonts w:ascii="Calibri" w:hAnsi="Calibri"/>
                 <w:b/>
-                <w:color w:val="06B6D4"/>
+                <w:color w:val="2B477A"/>
                 <w:sz w:val="18"/>
               </w:rPr>
               <w:t>Sales + AI Enablement Team</w:t>
@@ -2537,17 +3034,17 @@
       <w:r>
         <w:rPr>
           <w:b/>
-          <w:color w:val="06B6D4"/>
+          <w:color w:val="2B477A"/>
           <w:sz w:val="20"/>
         </w:rPr>
-        <w:t xml:space="preserve">Deliverables checklist: </w:t>
+        <w:t xml:space="preserve">Deliverables: </w:t>
       </w:r>
       <w:r>
         <w:rPr>
           <w:color w:val="6B7280"/>
-          <w:sz w:val="20"/>
+          <w:sz w:val="19"/>
         </w:rPr>
-        <w:t>Polished demo  |  Demo script  |  Mock data  |  Demo video  |  One-pager  |  Talk track  |  Pricing template  |  Target account list</w:t>
+        <w:t>Demo script  |  Mock data  |  Demo video  |  One-pager  |  Talk track  |  Pricing template  |  Target account list</w:t>
       </w:r>
     </w:p>
     <w:p>
@@ -2560,9 +3057,6 @@
         <w:pStyle w:val="Heading1"/>
       </w:pPr>
       <w:r>
-        <w:rPr>
-          <w:color w:val="F97316"/>
-        </w:rPr>
         <w:t>Step 7: GTM Push — Showcase &amp; Sales Activation</w:t>
       </w:r>
     </w:p>
@@ -2571,10 +3065,10 @@
         <w:rPr>
           <w:rFonts w:ascii="Calibri" w:hAnsi="Calibri"/>
           <w:b/>
-          <w:color w:val="F97316"/>
+          <w:color w:val="6B7280"/>
           <w:sz w:val="18"/>
         </w:rPr>
-        <w:t>●  GO-TO-MARKET</w:t>
+        <w:t>GO-TO-MARKET</w:t>
       </w:r>
     </w:p>
     <w:p>
@@ -2583,10 +3077,10 @@
       </w:pPr>
       <w:r>
         <w:rPr>
-          <w:color w:val="F97316"/>
-          <w:sz w:val="12"/>
+          <w:color w:val="D1D5DB"/>
+          <w:sz w:val="10"/>
         </w:rPr>
-        <w:t>─────────────────────────────────────────────────────────────────</w:t>
+        <w:t>────────────────────────────────────────────────────────────────────────</w:t>
       </w:r>
     </w:p>
     <w:tbl>
@@ -2597,14 +3091,35 @@
         <w:tblLook w:firstColumn="1" w:firstRow="1" w:lastColumn="0" w:lastRow="0" w:noHBand="0" w:noVBand="1" w:val="04A0"/>
       </w:tblPr>
       <w:tblGrid>
-        <w:gridCol w:w="4873"/>
-        <w:gridCol w:w="4873"/>
+        <w:gridCol w:w="3135"/>
+        <w:gridCol w:w="3135"/>
+        <w:gridCol w:w="3135"/>
       </w:tblGrid>
       <w:tr>
         <w:tc>
           <w:tcPr>
-            <w:tcW w:type="dxa" w:w="6803"/>
-            <w:shd w:fill="F97316"/>
+            <w:tcW w:type="dxa" w:w="567"/>
+            <w:shd w:fill="2B477A"/>
+          </w:tcPr>
+          <w:p>
+            <w:pPr>
+              <w:jc w:val="center"/>
+            </w:pPr>
+            <w:r>
+              <w:rPr>
+                <w:rFonts w:ascii="Calibri" w:hAnsi="Calibri"/>
+                <w:b/>
+                <w:color w:val="FFFFFF"/>
+                <w:sz w:val="18"/>
+              </w:rPr>
+              <w:t>#</w:t>
+            </w:r>
+          </w:p>
+        </w:tc>
+        <w:tc>
+          <w:tcPr>
+            <w:tcW w:type="dxa" w:w="5669"/>
+            <w:shd w:fill="2B477A"/>
           </w:tcPr>
           <w:p>
             <w:pPr>
@@ -2623,12 +3138,12 @@
         </w:tc>
         <w:tc>
           <w:tcPr>
-            <w:tcW w:type="dxa" w:w="2551"/>
-            <w:shd w:fill="F97316"/>
+            <w:tcW w:type="dxa" w:w="2835"/>
+            <w:shd w:fill="2B477A"/>
           </w:tcPr>
           <w:p>
             <w:pPr>
-              <w:jc w:val="right"/>
+              <w:jc w:val="left"/>
             </w:pPr>
             <w:r>
               <w:rPr>
@@ -2645,8 +3160,27 @@
       <w:tr>
         <w:tc>
           <w:tcPr>
-            <w:tcW w:type="dxa" w:w="6803"/>
-            <w:shd w:fill="FFEDD5"/>
+            <w:tcW w:type="dxa" w:w="567"/>
+            <w:shd w:fill="F3F4F6"/>
+          </w:tcPr>
+          <w:p>
+            <w:pPr>
+              <w:jc w:val="center"/>
+            </w:pPr>
+            <w:r>
+              <w:rPr>
+                <w:rFonts w:ascii="Calibri" w:hAnsi="Calibri"/>
+                <w:color w:val="6B7280"/>
+                <w:sz w:val="18"/>
+              </w:rPr>
+              <w:t>7.1</w:t>
+            </w:r>
+          </w:p>
+        </w:tc>
+        <w:tc>
+          <w:tcPr>
+            <w:tcW w:type="dxa" w:w="5669"/>
+            <w:shd w:fill="F3F4F6"/>
           </w:tcPr>
           <w:p>
             <w:r>
@@ -2674,18 +3208,15 @@
         </w:tc>
         <w:tc>
           <w:tcPr>
-            <w:tcW w:type="dxa" w:w="2551"/>
-            <w:shd w:fill="FFEDD5"/>
+            <w:tcW w:type="dxa" w:w="2835"/>
+            <w:shd w:fill="F3F4F6"/>
           </w:tcPr>
           <w:p>
-            <w:pPr>
-              <w:jc w:val="right"/>
-            </w:pPr>
             <w:r>
               <w:rPr>
                 <w:rFonts w:ascii="Calibri" w:hAnsi="Calibri"/>
                 <w:b/>
-                <w:color w:val="F97316"/>
+                <w:color w:val="2B477A"/>
                 <w:sz w:val="18"/>
               </w:rPr>
               <w:t>All AI Power Team</w:t>
@@ -2696,7 +3227,25 @@
       <w:tr>
         <w:tc>
           <w:tcPr>
-            <w:tcW w:type="dxa" w:w="6803"/>
+            <w:tcW w:type="dxa" w:w="567"/>
+          </w:tcPr>
+          <w:p>
+            <w:pPr>
+              <w:jc w:val="center"/>
+            </w:pPr>
+            <w:r>
+              <w:rPr>
+                <w:rFonts w:ascii="Calibri" w:hAnsi="Calibri"/>
+                <w:color w:val="6B7280"/>
+                <w:sz w:val="18"/>
+              </w:rPr>
+              <w:t>7.2</w:t>
+            </w:r>
+          </w:p>
+        </w:tc>
+        <w:tc>
+          <w:tcPr>
+            <w:tcW w:type="dxa" w:w="5669"/>
           </w:tcPr>
           <w:p>
             <w:r>
@@ -2725,17 +3274,14 @@
         </w:tc>
         <w:tc>
           <w:tcPr>
-            <w:tcW w:type="dxa" w:w="2551"/>
+            <w:tcW w:type="dxa" w:w="2835"/>
           </w:tcPr>
           <w:p>
-            <w:pPr>
-              <w:jc w:val="right"/>
-            </w:pPr>
             <w:r>
               <w:rPr>
                 <w:rFonts w:ascii="Calibri" w:hAnsi="Calibri"/>
                 <w:b/>
-                <w:color w:val="F97316"/>
+                <w:color w:val="2B477A"/>
                 <w:sz w:val="18"/>
               </w:rPr>
               <w:t>Sales + Account Partner</w:t>
@@ -2746,8 +3292,27 @@
       <w:tr>
         <w:tc>
           <w:tcPr>
-            <w:tcW w:type="dxa" w:w="6803"/>
-            <w:shd w:fill="FFEDD5"/>
+            <w:tcW w:type="dxa" w:w="567"/>
+            <w:shd w:fill="F3F4F6"/>
+          </w:tcPr>
+          <w:p>
+            <w:pPr>
+              <w:jc w:val="center"/>
+            </w:pPr>
+            <w:r>
+              <w:rPr>
+                <w:rFonts w:ascii="Calibri" w:hAnsi="Calibri"/>
+                <w:color w:val="6B7280"/>
+                <w:sz w:val="18"/>
+              </w:rPr>
+              <w:t>7.3</w:t>
+            </w:r>
+          </w:p>
+        </w:tc>
+        <w:tc>
+          <w:tcPr>
+            <w:tcW w:type="dxa" w:w="5669"/>
+            <w:shd w:fill="F3F4F6"/>
           </w:tcPr>
           <w:p>
             <w:r>
@@ -2776,18 +3341,15 @@
         </w:tc>
         <w:tc>
           <w:tcPr>
-            <w:tcW w:type="dxa" w:w="2551"/>
-            <w:shd w:fill="FFEDD5"/>
+            <w:tcW w:type="dxa" w:w="2835"/>
+            <w:shd w:fill="F3F4F6"/>
           </w:tcPr>
           <w:p>
-            <w:pPr>
-              <w:jc w:val="right"/>
-            </w:pPr>
             <w:r>
               <w:rPr>
                 <w:rFonts w:ascii="Calibri" w:hAnsi="Calibri"/>
                 <w:b/>
-                <w:color w:val="F97316"/>
+                <w:color w:val="2B477A"/>
                 <w:sz w:val="18"/>
               </w:rPr>
               <w:t>AI Champion</w:t>
@@ -2798,7 +3360,25 @@
       <w:tr>
         <w:tc>
           <w:tcPr>
-            <w:tcW w:type="dxa" w:w="6803"/>
+            <w:tcW w:type="dxa" w:w="567"/>
+          </w:tcPr>
+          <w:p>
+            <w:pPr>
+              <w:jc w:val="center"/>
+            </w:pPr>
+            <w:r>
+              <w:rPr>
+                <w:rFonts w:ascii="Calibri" w:hAnsi="Calibri"/>
+                <w:color w:val="6B7280"/>
+                <w:sz w:val="18"/>
+              </w:rPr>
+              <w:t>7.4</w:t>
+            </w:r>
+          </w:p>
+        </w:tc>
+        <w:tc>
+          <w:tcPr>
+            <w:tcW w:type="dxa" w:w="5669"/>
           </w:tcPr>
           <w:p>
             <w:r>
@@ -2826,17 +3406,14 @@
         </w:tc>
         <w:tc>
           <w:tcPr>
-            <w:tcW w:type="dxa" w:w="2551"/>
+            <w:tcW w:type="dxa" w:w="2835"/>
           </w:tcPr>
           <w:p>
-            <w:pPr>
-              <w:jc w:val="right"/>
-            </w:pPr>
             <w:r>
               <w:rPr>
                 <w:rFonts w:ascii="Calibri" w:hAnsi="Calibri"/>
                 <w:b/>
-                <w:color w:val="F97316"/>
+                <w:color w:val="2B477A"/>
                 <w:sz w:val="18"/>
               </w:rPr>
               <w:t>AI Enablement Team</w:t>
@@ -2847,8 +3424,27 @@
       <w:tr>
         <w:tc>
           <w:tcPr>
-            <w:tcW w:type="dxa" w:w="6803"/>
-            <w:shd w:fill="FFEDD5"/>
+            <w:tcW w:type="dxa" w:w="567"/>
+            <w:shd w:fill="F3F4F6"/>
+          </w:tcPr>
+          <w:p>
+            <w:pPr>
+              <w:jc w:val="center"/>
+            </w:pPr>
+            <w:r>
+              <w:rPr>
+                <w:rFonts w:ascii="Calibri" w:hAnsi="Calibri"/>
+                <w:color w:val="6B7280"/>
+                <w:sz w:val="18"/>
+              </w:rPr>
+              <w:t>7.5</w:t>
+            </w:r>
+          </w:p>
+        </w:tc>
+        <w:tc>
+          <w:tcPr>
+            <w:tcW w:type="dxa" w:w="5669"/>
+            <w:shd w:fill="F3F4F6"/>
           </w:tcPr>
           <w:p>
             <w:r>
@@ -2876,18 +3472,15 @@
         </w:tc>
         <w:tc>
           <w:tcPr>
-            <w:tcW w:type="dxa" w:w="2551"/>
-            <w:shd w:fill="FFEDD5"/>
+            <w:tcW w:type="dxa" w:w="2835"/>
+            <w:shd w:fill="F3F4F6"/>
           </w:tcPr>
           <w:p>
-            <w:pPr>
-              <w:jc w:val="right"/>
-            </w:pPr>
             <w:r>
               <w:rPr>
                 <w:rFonts w:ascii="Calibri" w:hAnsi="Calibri"/>
                 <w:b/>
-                <w:color w:val="F97316"/>
+                <w:color w:val="2B477A"/>
                 <w:sz w:val="18"/>
               </w:rPr>
               <w:t>AI Enablement Team</w:t>
@@ -2907,9 +3500,6 @@
         <w:pStyle w:val="Heading1"/>
       </w:pPr>
       <w:r>
-        <w:rPr>
-          <w:color w:val="14B8A6"/>
-        </w:rPr>
         <w:t>Step 8: Track Results &amp; Continuous Improvement</w:t>
       </w:r>
     </w:p>
@@ -2918,10 +3508,10 @@
         <w:rPr>
           <w:rFonts w:ascii="Calibri" w:hAnsi="Calibri"/>
           <w:b/>
-          <w:color w:val="14B8A6"/>
+          <w:color w:val="6B7280"/>
           <w:sz w:val="18"/>
         </w:rPr>
-        <w:t>●  MEASURE</w:t>
+        <w:t>MEASURE</w:t>
       </w:r>
     </w:p>
     <w:p>
@@ -2930,10 +3520,10 @@
       </w:pPr>
       <w:r>
         <w:rPr>
-          <w:color w:val="14B8A6"/>
-          <w:sz w:val="12"/>
+          <w:color w:val="D1D5DB"/>
+          <w:sz w:val="10"/>
         </w:rPr>
-        <w:t>─────────────────────────────────────────────────────────────────</w:t>
+        <w:t>────────────────────────────────────────────────────────────────────────</w:t>
       </w:r>
     </w:p>
     <w:tbl>
@@ -2944,14 +3534,35 @@
         <w:tblLook w:firstColumn="1" w:firstRow="1" w:lastColumn="0" w:lastRow="0" w:noHBand="0" w:noVBand="1" w:val="04A0"/>
       </w:tblPr>
       <w:tblGrid>
-        <w:gridCol w:w="4873"/>
-        <w:gridCol w:w="4873"/>
+        <w:gridCol w:w="3135"/>
+        <w:gridCol w:w="3135"/>
+        <w:gridCol w:w="3135"/>
       </w:tblGrid>
       <w:tr>
         <w:tc>
           <w:tcPr>
-            <w:tcW w:type="dxa" w:w="6803"/>
-            <w:shd w:fill="14B8A6"/>
+            <w:tcW w:type="dxa" w:w="567"/>
+            <w:shd w:fill="2B477A"/>
+          </w:tcPr>
+          <w:p>
+            <w:pPr>
+              <w:jc w:val="center"/>
+            </w:pPr>
+            <w:r>
+              <w:rPr>
+                <w:rFonts w:ascii="Calibri" w:hAnsi="Calibri"/>
+                <w:b/>
+                <w:color w:val="FFFFFF"/>
+                <w:sz w:val="18"/>
+              </w:rPr>
+              <w:t>#</w:t>
+            </w:r>
+          </w:p>
+        </w:tc>
+        <w:tc>
+          <w:tcPr>
+            <w:tcW w:type="dxa" w:w="5669"/>
+            <w:shd w:fill="2B477A"/>
           </w:tcPr>
           <w:p>
             <w:pPr>
@@ -2970,12 +3581,12 @@
         </w:tc>
         <w:tc>
           <w:tcPr>
-            <w:tcW w:type="dxa" w:w="2551"/>
-            <w:shd w:fill="14B8A6"/>
+            <w:tcW w:type="dxa" w:w="2835"/>
+            <w:shd w:fill="2B477A"/>
           </w:tcPr>
           <w:p>
             <w:pPr>
-              <w:jc w:val="right"/>
+              <w:jc w:val="left"/>
             </w:pPr>
             <w:r>
               <w:rPr>
@@ -2992,8 +3603,27 @@
       <w:tr>
         <w:tc>
           <w:tcPr>
-            <w:tcW w:type="dxa" w:w="6803"/>
-            <w:shd w:fill="CCFBF1"/>
+            <w:tcW w:type="dxa" w:w="567"/>
+            <w:shd w:fill="F3F4F6"/>
+          </w:tcPr>
+          <w:p>
+            <w:pPr>
+              <w:jc w:val="center"/>
+            </w:pPr>
+            <w:r>
+              <w:rPr>
+                <w:rFonts w:ascii="Calibri" w:hAnsi="Calibri"/>
+                <w:color w:val="6B7280"/>
+                <w:sz w:val="18"/>
+              </w:rPr>
+              <w:t>8.1</w:t>
+            </w:r>
+          </w:p>
+        </w:tc>
+        <w:tc>
+          <w:tcPr>
+            <w:tcW w:type="dxa" w:w="5669"/>
+            <w:shd w:fill="F3F4F6"/>
           </w:tcPr>
           <w:p>
             <w:r>
@@ -3022,18 +3652,15 @@
         </w:tc>
         <w:tc>
           <w:tcPr>
-            <w:tcW w:type="dxa" w:w="2551"/>
-            <w:shd w:fill="CCFBF1"/>
+            <w:tcW w:type="dxa" w:w="2835"/>
+            <w:shd w:fill="F3F4F6"/>
           </w:tcPr>
           <w:p>
-            <w:pPr>
-              <w:jc w:val="right"/>
-            </w:pPr>
             <w:r>
               <w:rPr>
                 <w:rFonts w:ascii="Calibri" w:hAnsi="Calibri"/>
                 <w:b/>
-                <w:color w:val="14B8A6"/>
+                <w:color w:val="2B477A"/>
                 <w:sz w:val="18"/>
               </w:rPr>
               <w:t>AI Enablement + AI Champion + Sponsor</w:t>
@@ -3044,7 +3671,25 @@
       <w:tr>
         <w:tc>
           <w:tcPr>
-            <w:tcW w:type="dxa" w:w="6803"/>
+            <w:tcW w:type="dxa" w:w="567"/>
+          </w:tcPr>
+          <w:p>
+            <w:pPr>
+              <w:jc w:val="center"/>
+            </w:pPr>
+            <w:r>
+              <w:rPr>
+                <w:rFonts w:ascii="Calibri" w:hAnsi="Calibri"/>
+                <w:color w:val="6B7280"/>
+                <w:sz w:val="18"/>
+              </w:rPr>
+              <w:t>8.2</w:t>
+            </w:r>
+          </w:p>
+        </w:tc>
+        <w:tc>
+          <w:tcPr>
+            <w:tcW w:type="dxa" w:w="5669"/>
           </w:tcPr>
           <w:p>
             <w:r>
@@ -3073,17 +3718,14 @@
         </w:tc>
         <w:tc>
           <w:tcPr>
-            <w:tcW w:type="dxa" w:w="2551"/>
+            <w:tcW w:type="dxa" w:w="2835"/>
           </w:tcPr>
           <w:p>
-            <w:pPr>
-              <w:jc w:val="right"/>
-            </w:pPr>
             <w:r>
               <w:rPr>
                 <w:rFonts w:ascii="Calibri" w:hAnsi="Calibri"/>
                 <w:b/>
-                <w:color w:val="14B8A6"/>
+                <w:color w:val="2B477A"/>
                 <w:sz w:val="18"/>
               </w:rPr>
               <w:t>AI Enablement + Business Sponsor</w:t>
@@ -3094,8 +3736,27 @@
       <w:tr>
         <w:tc>
           <w:tcPr>
-            <w:tcW w:type="dxa" w:w="6803"/>
-            <w:shd w:fill="CCFBF1"/>
+            <w:tcW w:type="dxa" w:w="567"/>
+            <w:shd w:fill="F3F4F6"/>
+          </w:tcPr>
+          <w:p>
+            <w:pPr>
+              <w:jc w:val="center"/>
+            </w:pPr>
+            <w:r>
+              <w:rPr>
+                <w:rFonts w:ascii="Calibri" w:hAnsi="Calibri"/>
+                <w:color w:val="6B7280"/>
+                <w:sz w:val="18"/>
+              </w:rPr>
+              <w:t>8.3</w:t>
+            </w:r>
+          </w:p>
+        </w:tc>
+        <w:tc>
+          <w:tcPr>
+            <w:tcW w:type="dxa" w:w="5669"/>
+            <w:shd w:fill="F3F4F6"/>
           </w:tcPr>
           <w:p>
             <w:r>
@@ -3123,18 +3784,15 @@
         </w:tc>
         <w:tc>
           <w:tcPr>
-            <w:tcW w:type="dxa" w:w="2551"/>
-            <w:shd w:fill="CCFBF1"/>
+            <w:tcW w:type="dxa" w:w="2835"/>
+            <w:shd w:fill="F3F4F6"/>
           </w:tcPr>
           <w:p>
-            <w:pPr>
-              <w:jc w:val="right"/>
-            </w:pPr>
             <w:r>
               <w:rPr>
                 <w:rFonts w:ascii="Calibri" w:hAnsi="Calibri"/>
                 <w:b/>
-                <w:color w:val="14B8A6"/>
+                <w:color w:val="2B477A"/>
                 <w:sz w:val="18"/>
               </w:rPr>
               <w:t>AI Enablement Team</w:t>
@@ -3145,7 +3803,25 @@
       <w:tr>
         <w:tc>
           <w:tcPr>
-            <w:tcW w:type="dxa" w:w="6803"/>
+            <w:tcW w:type="dxa" w:w="567"/>
+          </w:tcPr>
+          <w:p>
+            <w:pPr>
+              <w:jc w:val="center"/>
+            </w:pPr>
+            <w:r>
+              <w:rPr>
+                <w:rFonts w:ascii="Calibri" w:hAnsi="Calibri"/>
+                <w:color w:val="6B7280"/>
+                <w:sz w:val="18"/>
+              </w:rPr>
+              <w:t>8.4</w:t>
+            </w:r>
+          </w:p>
+        </w:tc>
+        <w:tc>
+          <w:tcPr>
+            <w:tcW w:type="dxa" w:w="5669"/>
           </w:tcPr>
           <w:p>
             <w:r>
@@ -3174,17 +3850,14 @@
         </w:tc>
         <w:tc>
           <w:tcPr>
-            <w:tcW w:type="dxa" w:w="2551"/>
+            <w:tcW w:type="dxa" w:w="2835"/>
           </w:tcPr>
           <w:p>
-            <w:pPr>
-              <w:jc w:val="right"/>
-            </w:pPr>
             <w:r>
               <w:rPr>
                 <w:rFonts w:ascii="Calibri" w:hAnsi="Calibri"/>
                 <w:b/>
-                <w:color w:val="14B8A6"/>
+                <w:color w:val="2B477A"/>
                 <w:sz w:val="18"/>
               </w:rPr>
               <w:t>AI Champion + Domain Leader</w:t>
@@ -3201,13 +3874,13 @@
         <w:tblLook w:firstColumn="1" w:firstRow="1" w:lastColumn="0" w:lastRow="0" w:noHBand="0" w:noVBand="1" w:val="04A0"/>
       </w:tblPr>
       <w:tblGrid>
-        <w:gridCol w:w="9746"/>
+        <w:gridCol w:w="9406"/>
       </w:tblGrid>
       <w:tr>
         <w:tc>
           <w:tcPr>
-            <w:tcW w:type="dxa" w:w="9746"/>
-            <w:shd w:fill="CCFBF1"/>
+            <w:tcW w:type="dxa" w:w="9406"/>
+            <w:shd w:fill="F3F4F6"/>
           </w:tcPr>
           <w:p>
             <w:pPr>
@@ -3216,15 +3889,15 @@
             <w:r>
               <w:rPr>
                 <w:b/>
-                <w:color w:val="14B8A6"/>
-                <w:sz w:val="21"/>
+                <w:color w:val="2B477A"/>
+                <w:sz w:val="20"/>
               </w:rPr>
-              <w:t xml:space="preserve">↻  Continuous Loop: </w:t>
+              <w:t xml:space="preserve">Continuous Loop: </w:t>
             </w:r>
             <w:r>
               <w:rPr>
-                <w:color w:val="333333"/>
-                <w:sz w:val="20"/>
+                <w:color w:val="374151"/>
+                <w:sz w:val="19"/>
               </w:rPr>
               <w:t>Results feed back into Step 1. Client feedback generates new ideas, successful demos inspire adjacent solutions, market learnings sharpen future intake.</w:t>
             </w:r>
@@ -3234,7 +3907,7 @@
     </w:tbl>
     <w:sectPr>
       <w:pgSz w:w="12240" w:h="15840"/>
-      <w:pgMar w:top="1134" w:right="1247" w:bottom="1134" w:left="1247" w:header="720" w:footer="720" w:gutter="0"/>
+      <w:pgMar w:top="1247" w:right="1417" w:bottom="1247" w:left="1417" w:header="720" w:footer="720" w:gutter="0"/>
       <w:cols w:space="720"/>
       <w:docGrid w:linePitch="360"/>
     </w:sectPr>
@@ -3610,7 +4283,7 @@
     </w:pPr>
     <w:rPr>
       <w:rFonts w:ascii="Calibri" w:hAnsi="Calibri"/>
-      <w:color w:val="333333"/>
+      <w:color w:val="1A1A2E"/>
       <w:sz w:val="21"/>
     </w:rPr>
   </w:style>
@@ -3669,15 +4342,15 @@
     <w:pPr>
       <w:keepNext/>
       <w:keepLines/>
-      <w:spacing w:before="0" w:after="120"/>
+      <w:spacing w:before="0" w:after="80"/>
       <w:outlineLvl w:val="0"/>
     </w:pPr>
     <w:rPr>
       <w:rFonts w:asciiTheme="majorHAnsi" w:eastAsiaTheme="majorEastAsia" w:hAnsiTheme="majorHAnsi" w:cstheme="majorBidi" w:ascii="Calibri" w:hAnsi="Calibri"/>
       <w:b/>
       <w:bCs/>
-      <w:color w:val="365F91" w:themeColor="accent1" w:themeShade="BF"/>
-      <w:sz w:val="44"/>
+      <w:color w:val="1A1A2E"/>
+      <w:sz w:val="40"/>
       <w:szCs w:val="28"/>
     </w:rPr>
   </w:style>
@@ -3693,15 +4366,15 @@
     <w:pPr>
       <w:keepNext/>
       <w:keepLines/>
-      <w:spacing w:before="240" w:after="80"/>
+      <w:spacing w:before="200" w:after="80"/>
       <w:outlineLvl w:val="1"/>
     </w:pPr>
     <w:rPr>
       <w:rFonts w:asciiTheme="majorHAnsi" w:eastAsiaTheme="majorEastAsia" w:hAnsiTheme="majorHAnsi" w:cstheme="majorBidi" w:ascii="Calibri" w:hAnsi="Calibri"/>
       <w:b/>
       <w:bCs/>
-      <w:color w:val="4F81BD" w:themeColor="accent1"/>
-      <w:sz w:val="28"/>
+      <w:color w:val="2B477A"/>
+      <w:sz w:val="26"/>
       <w:szCs w:val="26"/>
     </w:rPr>
   </w:style>
@@ -3717,15 +4390,14 @@
     <w:pPr>
       <w:keepNext/>
       <w:keepLines/>
-      <w:spacing w:before="160" w:after="60"/>
+      <w:spacing w:before="200" w:after="0"/>
       <w:outlineLvl w:val="2"/>
     </w:pPr>
     <w:rPr>
-      <w:rFonts w:asciiTheme="majorHAnsi" w:eastAsiaTheme="majorEastAsia" w:hAnsiTheme="majorHAnsi" w:cstheme="majorBidi" w:ascii="Calibri" w:hAnsi="Calibri"/>
+      <w:rFonts w:asciiTheme="majorHAnsi" w:eastAsiaTheme="majorEastAsia" w:hAnsiTheme="majorHAnsi" w:cstheme="majorBidi"/>
       <w:b/>
       <w:bCs/>
       <w:color w:val="4F81BD" w:themeColor="accent1"/>
-      <w:sz w:val="22"/>
     </w:rPr>
   </w:style>
   <w:style w:type="paragraph" w:styleId="Heading4">

--- a/AI-Use-Case-to-GTM-Step-Guide.docx
+++ b/AI-Use-Case-to-GTM-Step-Guide.docx
@@ -1933,14 +1933,14 @@
                 <w:b/>
                 <w:sz w:val="20"/>
               </w:rPr>
-              <w:t>Set Up Jira</w:t>
+              <w:t>Set Up Jira &amp; Project Folder</w:t>
             </w:r>
             <w:r>
               <w:rPr>
                 <w:rFonts w:ascii="Calibri" w:hAnsi="Calibri"/>
                 <w:sz w:val="20"/>
               </w:rPr>
-              <w:t xml:space="preserve"> — Create project, epics, stories &amp; sprint backlog</w:t>
+              <w:t xml:space="preserve"> — Create Jira project and project folder structure (epics, stories &amp; backlog defined during build)</w:t>
             </w:r>
           </w:p>
         </w:tc>
@@ -2532,6 +2532,71 @@
                 <w:sz w:val="18"/>
               </w:rPr>
               <w:t>AI Enablement Team</w:t>
+            </w:r>
+          </w:p>
+        </w:tc>
+      </w:tr>
+      <w:tr>
+        <w:tc>
+          <w:tcPr>
+            <w:tcW w:type="dxa" w:w="567"/>
+          </w:tcPr>
+          <w:p>
+            <w:pPr>
+              <w:jc w:val="center"/>
+            </w:pPr>
+            <w:r>
+              <w:rPr>
+                <w:rFonts w:ascii="Calibri" w:hAnsi="Calibri"/>
+                <w:color w:val="6B7280"/>
+                <w:sz w:val="18"/>
+              </w:rPr>
+              <w:t>5.6</w:t>
+            </w:r>
+          </w:p>
+        </w:tc>
+        <w:tc>
+          <w:tcPr>
+            <w:tcW w:type="dxa" w:w="5669"/>
+          </w:tcPr>
+          <w:p>
+            <w:r>
+              <w:rPr>
+                <w:rFonts w:ascii="Calibri" w:hAnsi="Calibri"/>
+                <w:sz w:val="20"/>
+              </w:rPr>
+              <w:t xml:space="preserve">Present solution on </w:t>
+            </w:r>
+            <w:r>
+              <w:rPr>
+                <w:rFonts w:ascii="Calibri" w:hAnsi="Calibri"/>
+                <w:b/>
+                <w:sz w:val="20"/>
+              </w:rPr>
+              <w:t>Governance Call</w:t>
+            </w:r>
+            <w:r>
+              <w:rPr>
+                <w:rFonts w:ascii="Calibri" w:hAnsi="Calibri"/>
+                <w:sz w:val="20"/>
+              </w:rPr>
+              <w:t xml:space="preserve"> — explain the solution, walk through architecture &amp; complete risk assessment before launch</w:t>
+            </w:r>
+          </w:p>
+        </w:tc>
+        <w:tc>
+          <w:tcPr>
+            <w:tcW w:type="dxa" w:w="2835"/>
+          </w:tcPr>
+          <w:p>
+            <w:r>
+              <w:rPr>
+                <w:rFonts w:ascii="Calibri" w:hAnsi="Calibri"/>
+                <w:b/>
+                <w:color w:val="2B477A"/>
+                <w:sz w:val="18"/>
+              </w:rPr>
+              <w:t>AI Forward Engineer</w:t>
             </w:r>
           </w:p>
         </w:tc>

--- a/AI-Use-Case-to-GTM-Step-Guide.docx
+++ b/AI-Use-Case-to-GTM-Step-Guide.docx
@@ -1438,7 +1438,6 @@
                 <w:rFonts w:ascii="Calibri" w:hAnsi="Calibri"/>
                 <w:sz w:val="20"/>
               </w:rPr>
-              <w:t xml:space="preserve">Determine scope: </w:t>
             </w:r>
             <w:r>
               <w:rPr>
@@ -1446,7 +1445,7 @@
                 <w:b/>
                 <w:sz w:val="20"/>
               </w:rPr>
-              <w:t>POC / MVP / Full Build</w:t>
+              <w:t>Evaluate use case</w:t>
             </w:r>
             <w:r>
               <w:rPr>
@@ -2006,7 +2005,7 @@
                 <w:rFonts w:ascii="Calibri" w:hAnsi="Calibri"/>
                 <w:sz w:val="20"/>
               </w:rPr>
-              <w:t xml:space="preserve"> — Assign AI Forward Engineers via Retain</w:t>
+              <w:t xml:space="preserve"> — Assign AI Forward Engineers</w:t>
             </w:r>
           </w:p>
         </w:tc>
@@ -2331,7 +2330,7 @@
                 <w:color w:val="2B477A"/>
                 <w:sz w:val="18"/>
               </w:rPr>
-              <w:t>AI Fwd Engineer + AI Enablement Team</w:t>
+              <w:t>AI Fwd Engineer + AI Enablement Team + AI Champion</w:t>
             </w:r>
           </w:p>
         </w:tc>
@@ -3925,7 +3924,7 @@
                 <w:color w:val="2B477A"/>
                 <w:sz w:val="18"/>
               </w:rPr>
-              <w:t>AI Champion + Domain Leader</w:t>
+              <w:t>AI Champion + Domain Leader + AI Enablement Team</w:t>
             </w:r>
           </w:p>
         </w:tc>
